--- a/rapport/AgriVision-AI_Rapport.docx
+++ b/rapport/AgriVision-AI_Rapport.docx
@@ -407,7 +407,6 @@
           <w:lang w:val="fr-FR"/>
         </w:rPr>
       </w:pPr>
-      <w:proofErr w:type="spellStart"/>
       <w:r>
         <w:rPr>
           <w:b/>
@@ -415,17 +414,7 @@
           <w:sz w:val="52"/>
           <w:lang w:val="fr-FR"/>
         </w:rPr>
-        <w:t>AgriVision</w:t>
-      </w:r>
-      <w:proofErr w:type="spellEnd"/>
-      <w:r>
-        <w:rPr>
-          <w:b/>
-          <w:color w:val="000000"/>
-          <w:sz w:val="52"/>
-          <w:lang w:val="fr-FR"/>
-        </w:rPr>
-        <w:t>-AI</w:t>
+        <w:t>AgriVision-AI</w:t>
       </w:r>
     </w:p>
     <w:p>
@@ -519,25 +508,7 @@
           <w:sz w:val="26"/>
           <w:lang w:val="fr-FR"/>
         </w:rPr>
-        <w:t xml:space="preserve">Prof. </w:t>
-      </w:r>
-      <w:proofErr w:type="spellStart"/>
-      <w:r>
-        <w:rPr>
-          <w:b/>
-          <w:sz w:val="26"/>
-          <w:lang w:val="fr-FR"/>
-        </w:rPr>
-        <w:t>Boudal</w:t>
-      </w:r>
-      <w:proofErr w:type="spellEnd"/>
-      <w:r>
-        <w:rPr>
-          <w:b/>
-          <w:sz w:val="26"/>
-          <w:lang w:val="fr-FR"/>
-        </w:rPr>
-        <w:t xml:space="preserve"> NIANG</w:t>
+        <w:t>Prof. Boudal NIANG</w:t>
       </w:r>
       <w:r>
         <w:rPr>
@@ -608,44 +579,6 @@
     </w:p>
     <w:p>
       <w:pPr>
-        <w:spacing w:before="40" w:after="280" w:line="252" w:lineRule="auto"/>
-        <w:jc w:val="both"/>
-        <w:rPr>
-          <w:lang w:val="fr-FR"/>
-        </w:rPr>
-      </w:pPr>
-      <w:r>
-        <w:rPr>
-          <w:i/>
-          <w:color w:val="595959"/>
-          <w:sz w:val="18"/>
-          <w:lang w:val="fr-FR"/>
-        </w:rPr>
-        <w:t xml:space="preserve">Le sommaire se met à jour dans Word : sélectionner tout le document avec </w:t>
-      </w:r>
-      <w:proofErr w:type="spellStart"/>
-      <w:r>
-        <w:rPr>
-          <w:i/>
-          <w:color w:val="595959"/>
-          <w:sz w:val="18"/>
-          <w:lang w:val="fr-FR"/>
-        </w:rPr>
-        <w:t>Ctrl+A</w:t>
-      </w:r>
-      <w:proofErr w:type="spellEnd"/>
-      <w:r>
-        <w:rPr>
-          <w:i/>
-          <w:color w:val="595959"/>
-          <w:sz w:val="18"/>
-          <w:lang w:val="fr-FR"/>
-        </w:rPr>
-        <w:t>, puis appuyer sur F9 et choisir la mise à jour de toute la table.</w:t>
-      </w:r>
-    </w:p>
-    <w:p>
-      <w:pPr>
         <w:pStyle w:val="TM1"/>
         <w:tabs>
           <w:tab w:val="right" w:leader="dot" w:pos="10076"/>
@@ -5090,7 +5023,6 @@
         <w:rPr>
           <w:sz w:val="22"/>
         </w:rPr>
-        <w:lastRenderedPageBreak/>
         <w:fldChar w:fldCharType="end"/>
       </w:r>
     </w:p>
@@ -5306,19 +5238,11 @@
           <w:lang w:val="fr-FR"/>
         </w:rPr>
       </w:pPr>
-      <w:proofErr w:type="spellStart"/>
-      <w:r>
-        <w:rPr>
-          <w:lang w:val="fr-FR"/>
-        </w:rPr>
-        <w:t>AgriVision</w:t>
-      </w:r>
-      <w:proofErr w:type="spellEnd"/>
-      <w:r>
-        <w:rPr>
-          <w:lang w:val="fr-FR"/>
-        </w:rPr>
-        <w:t>-AI est une plateforme qui reçoit la photographie d'une feuille, attribue un diagnostic parmi dix classes de maladies, indique un niveau de confiance, montre par une carte visuelle les zones de l'image qui ont motivé la décision, et propose une conduite à tenir.</w:t>
+      <w:r>
+        <w:rPr>
+          <w:lang w:val="fr-FR"/>
+        </w:rPr>
+        <w:t>AgriVision-AI est une plateforme qui reçoit la photographie d'une feuille, attribue un diagnostic parmi dix classes de maladies, indique un niveau de confiance, montre par une carte visuelle les zones de l'image qui ont motivé la décision, et propose une conduite à tenir.</w:t>
       </w:r>
     </w:p>
     <w:p>
@@ -5494,107 +5418,60 @@
         </w:rPr>
       </w:pPr>
       <w:bookmarkStart w:id="8" w:name="_Toc238936145"/>
-      <w:proofErr w:type="spellStart"/>
       <w:r>
         <w:rPr>
           <w:rFonts w:ascii="Calibri" w:hAnsi="Calibri"/>
           <w:sz w:val="25"/>
           <w:lang w:val="fr-FR"/>
         </w:rPr>
-        <w:t>PlantVillage</w:t>
-      </w:r>
-      <w:proofErr w:type="spellEnd"/>
+        <w:t>PlantVillage : origine et nature</w:t>
+      </w:r>
+      <w:bookmarkEnd w:id="8"/>
+    </w:p>
+    <w:p>
+      <w:pPr>
+        <w:spacing w:before="40" w:after="100" w:line="252" w:lineRule="auto"/>
+        <w:jc w:val="both"/>
+        <w:rPr>
+          <w:lang w:val="fr-FR"/>
+        </w:rPr>
+      </w:pPr>
+      <w:r>
+        <w:rPr>
+          <w:lang w:val="fr-FR"/>
+        </w:rPr>
+        <w:t>Le corpus s'appuie sur PlantVillage, un corpus de référence de photographies de feuilles, largement utilisé dans les travaux de classification de maladies des plantes. Les images y sont produites en conditions de studio : une feuille détachée, photographiée seule sur un fond uni.</w:t>
+      </w:r>
+    </w:p>
+    <w:p>
+      <w:pPr>
+        <w:spacing w:before="40" w:after="100" w:line="252" w:lineRule="auto"/>
+        <w:jc w:val="both"/>
+        <w:rPr>
+          <w:lang w:val="fr-FR"/>
+        </w:rPr>
+      </w:pPr>
+      <w:r>
+        <w:rPr>
+          <w:lang w:val="fr-FR"/>
+        </w:rPr>
+        <w:t>Ce caractère de laboratoire n'est pas idéal, mais PlantVillage reste le corpus retenu parce qu'il est le seul disponible en quantité suffisante et correctement étiqueté pour les dix classes visées par le projet. Il faut le dire dès ce chapitre : cette nature de studio est directement la cause de ce que mesure le chapitre 6, qui compare les performances du modèle en studio et sur des photographies de terrain. Le lecteur doit garder ce point en tête avant de lire les 96,64 pour cent obtenus en studio au chapitre 5 : ce chiffre mesure une performance sur des images qui ressemblent toutes à celles d'entraînement, pas une performance au champ.</w:t>
+      </w:r>
+    </w:p>
+    <w:p>
+      <w:pPr>
+        <w:pStyle w:val="Titre2"/>
+        <w:spacing w:after="60" w:line="252" w:lineRule="auto"/>
+      </w:pPr>
+      <w:bookmarkStart w:id="9" w:name="_Toc238936146"/>
       <w:r>
         <w:rPr>
           <w:rFonts w:ascii="Calibri" w:hAnsi="Calibri"/>
           <w:sz w:val="25"/>
-          <w:lang w:val="fr-FR"/>
-        </w:rPr>
-        <w:t xml:space="preserve"> : origine et nature</w:t>
-      </w:r>
-      <w:bookmarkEnd w:id="8"/>
-    </w:p>
-    <w:p>
-      <w:pPr>
-        <w:spacing w:before="40" w:after="100" w:line="252" w:lineRule="auto"/>
-        <w:jc w:val="both"/>
-        <w:rPr>
-          <w:lang w:val="fr-FR"/>
-        </w:rPr>
-      </w:pPr>
-      <w:r>
-        <w:rPr>
-          <w:lang w:val="fr-FR"/>
-        </w:rPr>
-        <w:t xml:space="preserve">Le corpus s'appuie sur </w:t>
-      </w:r>
-      <w:proofErr w:type="spellStart"/>
-      <w:r>
-        <w:rPr>
-          <w:lang w:val="fr-FR"/>
-        </w:rPr>
-        <w:t>PlantVillage</w:t>
-      </w:r>
-      <w:proofErr w:type="spellEnd"/>
-      <w:r>
-        <w:rPr>
-          <w:lang w:val="fr-FR"/>
-        </w:rPr>
-        <w:t>, un corpus de référence de photographies de feuilles, largement utilisé dans les travaux de classification de maladies des plantes. Les images y sont produites en conditions de studio : une feuille détachée, photographiée seule sur un fond uni.</w:t>
-      </w:r>
-    </w:p>
-    <w:p>
-      <w:pPr>
-        <w:spacing w:before="40" w:after="100" w:line="252" w:lineRule="auto"/>
-        <w:jc w:val="both"/>
-        <w:rPr>
-          <w:lang w:val="fr-FR"/>
-        </w:rPr>
-      </w:pPr>
-      <w:r>
-        <w:rPr>
-          <w:lang w:val="fr-FR"/>
-        </w:rPr>
-        <w:t xml:space="preserve">Ce caractère de laboratoire n'est pas idéal, mais </w:t>
-      </w:r>
-      <w:proofErr w:type="spellStart"/>
-      <w:r>
-        <w:rPr>
-          <w:lang w:val="fr-FR"/>
-        </w:rPr>
-        <w:t>PlantVillage</w:t>
-      </w:r>
-      <w:proofErr w:type="spellEnd"/>
-      <w:r>
-        <w:rPr>
-          <w:lang w:val="fr-FR"/>
-        </w:rPr>
-        <w:t xml:space="preserve"> reste le corpus retenu parce qu'il est le seul disponible en quantité suffisante et correctement étiqueté pour les dix classes visées par le projet. Il faut le dire dès ce chapitre : cette nature de studio est directement la cause de ce que mesure le chapitre 6, qui compare les performances du modèle en studio et sur des photographies de terrain. Le lecteur doit garder ce point en tête avant de lire les 96,64 pour cent obtenus en studio au chapitre 5 : ce chiffre mesure une performance sur des images qui ressemblent toutes à celles d'entraînement, pas une performance au champ.</w:t>
-      </w:r>
-    </w:p>
-    <w:p>
-      <w:pPr>
-        <w:pStyle w:val="Titre2"/>
-        <w:spacing w:after="60" w:line="252" w:lineRule="auto"/>
-      </w:pPr>
-      <w:bookmarkStart w:id="9" w:name="_Toc238936146"/>
-      <w:r>
-        <w:rPr>
-          <w:rFonts w:ascii="Calibri" w:hAnsi="Calibri"/>
-          <w:sz w:val="25"/>
-        </w:rPr>
-        <w:t xml:space="preserve">Les dix classes </w:t>
-      </w:r>
-      <w:proofErr w:type="spellStart"/>
-      <w:r>
-        <w:rPr>
-          <w:rFonts w:ascii="Calibri" w:hAnsi="Calibri"/>
-          <w:sz w:val="25"/>
-        </w:rPr>
-        <w:t>retenues</w:t>
+        </w:rPr>
+        <w:t>Les dix classes retenues</w:t>
       </w:r>
       <w:bookmarkEnd w:id="9"/>
-      <w:proofErr w:type="spellEnd"/>
     </w:p>
     <w:tbl>
       <w:tblPr>
@@ -5649,18 +5526,8 @@
                 <w:color w:val="000000"/>
                 <w:sz w:val="18"/>
               </w:rPr>
-              <w:t xml:space="preserve">États </w:t>
+              <w:t>États reconnus</w:t>
             </w:r>
-            <w:proofErr w:type="spellStart"/>
-            <w:r>
-              <w:rPr>
-                <w:b/>
-                <w:color w:val="000000"/>
-                <w:sz w:val="18"/>
-              </w:rPr>
-              <w:t>reconnus</w:t>
-            </w:r>
-            <w:proofErr w:type="spellEnd"/>
           </w:p>
         </w:tc>
       </w:tr>
@@ -5724,14 +5591,12 @@
               <w:keepLines/>
               <w:spacing w:before="60" w:after="60" w:line="259" w:lineRule="auto"/>
             </w:pPr>
-            <w:proofErr w:type="spellStart"/>
             <w:r>
               <w:rPr>
                 <w:sz w:val="18"/>
               </w:rPr>
               <w:t>Maïs</w:t>
             </w:r>
-            <w:proofErr w:type="spellEnd"/>
           </w:p>
         </w:tc>
         <w:tc>
@@ -5770,14 +5635,12 @@
             <w:pPr>
               <w:spacing w:before="60" w:after="60" w:line="259" w:lineRule="auto"/>
             </w:pPr>
-            <w:proofErr w:type="spellStart"/>
             <w:r>
               <w:rPr>
                 <w:sz w:val="18"/>
               </w:rPr>
               <w:t>Poivron</w:t>
             </w:r>
-            <w:proofErr w:type="spellEnd"/>
           </w:p>
         </w:tc>
         <w:tc>
@@ -5792,16 +5655,8 @@
               <w:rPr>
                 <w:sz w:val="18"/>
               </w:rPr>
-              <w:t xml:space="preserve">Sain, Tache </w:t>
+              <w:t>Sain, Tache bactérienne</w:t>
             </w:r>
-            <w:proofErr w:type="spellStart"/>
-            <w:r>
-              <w:rPr>
-                <w:sz w:val="18"/>
-              </w:rPr>
-              <w:t>bactérienne</w:t>
-            </w:r>
-            <w:proofErr w:type="spellEnd"/>
           </w:p>
         </w:tc>
       </w:tr>
@@ -5844,24 +5699,8 @@
         <w:rPr>
           <w:lang w:val="fr-FR"/>
         </w:rPr>
-        <w:t xml:space="preserve">Ces dix classes ont été choisies parmi les 38 que compte </w:t>
-      </w:r>
-      <w:proofErr w:type="spellStart"/>
-      <w:r>
-        <w:rPr>
-          <w:lang w:val="fr-FR"/>
-        </w:rPr>
-        <w:t>PlantVillage</w:t>
-      </w:r>
-      <w:proofErr w:type="spellEnd"/>
-      <w:r>
-        <w:rPr>
-          <w:lang w:val="fr-FR"/>
-        </w:rPr>
-        <w:t xml:space="preserve">, sur le critère d'un périmètre maîtrisable pour un projet de 30 jours : trois cultures courantes, et pour chacune un état sain plus les maladies les plus représentées. Le fichier </w:t>
-      </w:r>
-      <w:proofErr w:type="spellStart"/>
-      <w:proofErr w:type="gramStart"/>
+        <w:t xml:space="preserve">Ces dix classes ont été choisies parmi les 38 que compte PlantVillage, sur le critère d'un périmètre maîtrisable pour un projet de 30 jours : trois cultures courantes, et pour chacune un état sain plus les maladies les plus représentées. Le fichier </w:t>
+      </w:r>
       <w:r>
         <w:rPr>
           <w:rFonts w:ascii="Consolas" w:hAnsi="Consolas"/>
@@ -5870,8 +5709,6 @@
         </w:rPr>
         <w:t>classes.json</w:t>
       </w:r>
-      <w:proofErr w:type="spellEnd"/>
-      <w:proofErr w:type="gramEnd"/>
       <w:r>
         <w:rPr>
           <w:lang w:val="fr-FR"/>
@@ -5885,32 +5722,14 @@
         <w:spacing w:after="60" w:line="252" w:lineRule="auto"/>
       </w:pPr>
       <w:bookmarkStart w:id="10" w:name="_Toc238936147"/>
-      <w:proofErr w:type="spellStart"/>
       <w:r>
         <w:rPr>
           <w:rFonts w:ascii="Calibri" w:hAnsi="Calibri"/>
           <w:sz w:val="25"/>
         </w:rPr>
-        <w:t>Répartition</w:t>
-      </w:r>
-      <w:proofErr w:type="spellEnd"/>
-      <w:r>
-        <w:rPr>
-          <w:rFonts w:ascii="Calibri" w:hAnsi="Calibri"/>
-          <w:sz w:val="25"/>
-        </w:rPr>
-        <w:t xml:space="preserve"> et </w:t>
-      </w:r>
-      <w:proofErr w:type="spellStart"/>
-      <w:r>
-        <w:rPr>
-          <w:rFonts w:ascii="Calibri" w:hAnsi="Calibri"/>
-          <w:sz w:val="25"/>
-        </w:rPr>
-        <w:t>déséquilibre</w:t>
+        <w:t>Répartition et déséquilibre</w:t>
       </w:r>
       <w:bookmarkEnd w:id="10"/>
-      <w:proofErr w:type="spellEnd"/>
     </w:p>
     <w:tbl>
       <w:tblPr>
@@ -5982,16 +5801,8 @@
               <w:rPr>
                 <w:sz w:val="18"/>
               </w:rPr>
-              <w:t xml:space="preserve">Tomate - Tache </w:t>
+              <w:t>Tomate - Tache bactérienne</w:t>
             </w:r>
-            <w:proofErr w:type="spellStart"/>
-            <w:r>
-              <w:rPr>
-                <w:sz w:val="18"/>
-              </w:rPr>
-              <w:t>bactérienne</w:t>
-            </w:r>
-            <w:proofErr w:type="spellEnd"/>
           </w:p>
         </w:tc>
         <w:tc>
@@ -6028,30 +5839,8 @@
               <w:rPr>
                 <w:sz w:val="18"/>
               </w:rPr>
-              <w:t xml:space="preserve">Tomate - </w:t>
+              <w:t>Tomate - Mildiou tardif</w:t>
             </w:r>
-            <w:proofErr w:type="spellStart"/>
-            <w:r>
-              <w:rPr>
-                <w:sz w:val="18"/>
-              </w:rPr>
-              <w:t>Mildiou</w:t>
-            </w:r>
-            <w:proofErr w:type="spellEnd"/>
-            <w:r>
-              <w:rPr>
-                <w:sz w:val="18"/>
-              </w:rPr>
-              <w:t xml:space="preserve"> </w:t>
-            </w:r>
-            <w:proofErr w:type="spellStart"/>
-            <w:r>
-              <w:rPr>
-                <w:sz w:val="18"/>
-              </w:rPr>
-              <w:t>tardif</w:t>
-            </w:r>
-            <w:proofErr w:type="spellEnd"/>
           </w:p>
         </w:tc>
         <w:tc>
@@ -6088,16 +5877,8 @@
               <w:rPr>
                 <w:sz w:val="18"/>
               </w:rPr>
-              <w:t xml:space="preserve">Tomate - </w:t>
+              <w:t>Tomate - Septoriose</w:t>
             </w:r>
-            <w:proofErr w:type="spellStart"/>
-            <w:r>
-              <w:rPr>
-                <w:sz w:val="18"/>
-              </w:rPr>
-              <w:t>Septoriose</w:t>
-            </w:r>
-            <w:proofErr w:type="spellEnd"/>
           </w:p>
         </w:tc>
         <w:tc>
@@ -6168,19 +5949,11 @@
             <w:pPr>
               <w:spacing w:before="60" w:after="60" w:line="259" w:lineRule="auto"/>
             </w:pPr>
-            <w:proofErr w:type="spellStart"/>
             <w:r>
               <w:rPr>
                 <w:sz w:val="18"/>
               </w:rPr>
-              <w:t>Poivron</w:t>
-            </w:r>
-            <w:proofErr w:type="spellEnd"/>
-            <w:r>
-              <w:rPr>
-                <w:sz w:val="18"/>
-              </w:rPr>
-              <w:t xml:space="preserve"> - Sain</w:t>
+              <w:t>Poivron - Sain</w:t>
             </w:r>
           </w:p>
         </w:tc>
@@ -6214,19 +5987,11 @@
             <w:pPr>
               <w:spacing w:before="60" w:after="60" w:line="259" w:lineRule="auto"/>
             </w:pPr>
-            <w:proofErr w:type="spellStart"/>
             <w:r>
               <w:rPr>
                 <w:sz w:val="18"/>
               </w:rPr>
-              <w:t>Maïs</w:t>
-            </w:r>
-            <w:proofErr w:type="spellEnd"/>
-            <w:r>
-              <w:rPr>
-                <w:sz w:val="18"/>
-              </w:rPr>
-              <w:t xml:space="preserve"> - Rouille commune</w:t>
+              <w:t>Maïs - Rouille commune</w:t>
             </w:r>
           </w:p>
         </w:tc>
@@ -6260,19 +6025,11 @@
             <w:pPr>
               <w:spacing w:before="60" w:after="60" w:line="259" w:lineRule="auto"/>
             </w:pPr>
-            <w:proofErr w:type="spellStart"/>
             <w:r>
               <w:rPr>
                 <w:sz w:val="18"/>
               </w:rPr>
-              <w:t>Maïs</w:t>
-            </w:r>
-            <w:proofErr w:type="spellEnd"/>
-            <w:r>
-              <w:rPr>
-                <w:sz w:val="18"/>
-              </w:rPr>
-              <w:t xml:space="preserve"> - Sain</w:t>
+              <w:t>Maïs - Sain</w:t>
             </w:r>
           </w:p>
         </w:tc>
@@ -6306,28 +6063,12 @@
             <w:pPr>
               <w:spacing w:before="60" w:after="60" w:line="259" w:lineRule="auto"/>
             </w:pPr>
-            <w:proofErr w:type="spellStart"/>
             <w:r>
               <w:rPr>
                 <w:sz w:val="18"/>
               </w:rPr>
-              <w:t>Poivron</w:t>
+              <w:t>Poivron - Tache bactérienne</w:t>
             </w:r>
-            <w:proofErr w:type="spellEnd"/>
-            <w:r>
-              <w:rPr>
-                <w:sz w:val="18"/>
-              </w:rPr>
-              <w:t xml:space="preserve"> - Tache </w:t>
-            </w:r>
-            <w:proofErr w:type="spellStart"/>
-            <w:r>
-              <w:rPr>
-                <w:sz w:val="18"/>
-              </w:rPr>
-              <w:t>bactérienne</w:t>
-            </w:r>
-            <w:proofErr w:type="spellEnd"/>
           </w:p>
         </w:tc>
         <w:tc>
@@ -6360,28 +6101,12 @@
             <w:pPr>
               <w:spacing w:before="60" w:after="60" w:line="259" w:lineRule="auto"/>
             </w:pPr>
-            <w:proofErr w:type="spellStart"/>
             <w:r>
               <w:rPr>
                 <w:sz w:val="18"/>
               </w:rPr>
-              <w:t>Maïs</w:t>
+              <w:t>Maïs - Helminthosporiose</w:t>
             </w:r>
-            <w:proofErr w:type="spellEnd"/>
-            <w:r>
-              <w:rPr>
-                <w:sz w:val="18"/>
-              </w:rPr>
-              <w:t xml:space="preserve"> - </w:t>
-            </w:r>
-            <w:proofErr w:type="spellStart"/>
-            <w:r>
-              <w:rPr>
-                <w:sz w:val="18"/>
-              </w:rPr>
-              <w:t>Helminthosporiose</w:t>
-            </w:r>
-            <w:proofErr w:type="spellEnd"/>
           </w:p>
         </w:tc>
         <w:tc>
@@ -6414,28 +6139,12 @@
             <w:pPr>
               <w:spacing w:before="60" w:after="60" w:line="259" w:lineRule="auto"/>
             </w:pPr>
-            <w:proofErr w:type="spellStart"/>
             <w:r>
               <w:rPr>
                 <w:sz w:val="18"/>
               </w:rPr>
-              <w:t>Maïs</w:t>
+              <w:t>Maïs - Cercosporiose</w:t>
             </w:r>
-            <w:proofErr w:type="spellEnd"/>
-            <w:r>
-              <w:rPr>
-                <w:sz w:val="18"/>
-              </w:rPr>
-              <w:t xml:space="preserve"> - </w:t>
-            </w:r>
-            <w:proofErr w:type="spellStart"/>
-            <w:r>
-              <w:rPr>
-                <w:sz w:val="18"/>
-              </w:rPr>
-              <w:t>Cercosporiose</w:t>
-            </w:r>
-            <w:proofErr w:type="spellEnd"/>
           </w:p>
         </w:tc>
         <w:tc>
@@ -6600,21 +6309,7 @@
         <w:rPr>
           <w:lang w:val="fr-FR"/>
         </w:rPr>
-        <w:t xml:space="preserve">Les quasi-doublons sont plus difficiles à détecter, et plus gênants s'ils passent inaperçus. Ce sont des images visuellement presque identiques mais dont les fichiers diffèrent, par exemple la même feuille photographiée deux fois de suite avec un léger changement de cadrage ou de luminosité. Ils sont repérés par hash perceptif : contrairement au hash exact, </w:t>
-      </w:r>
-      <w:proofErr w:type="gramStart"/>
-      <w:r>
-        <w:rPr>
-          <w:lang w:val="fr-FR"/>
-        </w:rPr>
-        <w:t>ce</w:t>
-      </w:r>
-      <w:proofErr w:type="gramEnd"/>
-      <w:r>
-        <w:rPr>
-          <w:lang w:val="fr-FR"/>
-        </w:rPr>
-        <w:t xml:space="preserve"> hash produit des valeurs proches pour des images qui se ressemblent visuellement, même si leurs octets diffèrent.</w:t>
+        <w:t>Les quasi-doublons sont plus difficiles à détecter, et plus gênants s'ils passent inaperçus. Ce sont des images visuellement presque identiques mais dont les fichiers diffèrent, par exemple la même feuille photographiée deux fois de suite avec un léger changement de cadrage ou de luminosité. Ils sont repérés par hash perceptif : contrairement au hash exact, ce hash produit des valeurs proches pour des images qui se ressemblent visuellement, même si leurs octets diffèrent.</w:t>
       </w:r>
     </w:p>
     <w:tbl>
@@ -6661,23 +6356,13 @@
             <w:pPr>
               <w:spacing w:before="60" w:after="60"/>
             </w:pPr>
-            <w:proofErr w:type="spellStart"/>
             <w:r>
               <w:rPr>
                 <w:b/>
                 <w:color w:val="000000"/>
                 <w:sz w:val="18"/>
               </w:rPr>
-              <w:t>Doublons</w:t>
-            </w:r>
-            <w:proofErr w:type="spellEnd"/>
-            <w:r>
-              <w:rPr>
-                <w:b/>
-                <w:color w:val="000000"/>
-                <w:sz w:val="18"/>
-              </w:rPr>
-              <w:t xml:space="preserve"> exacts</w:t>
+              <w:t>Doublons exacts</w:t>
             </w:r>
           </w:p>
         </w:tc>
@@ -6690,34 +6375,14 @@
             <w:pPr>
               <w:spacing w:before="60" w:after="60"/>
             </w:pPr>
-            <w:proofErr w:type="spellStart"/>
             <w:r>
               <w:rPr>
                 <w:b/>
                 <w:color w:val="000000"/>
                 <w:sz w:val="18"/>
               </w:rPr>
-              <w:t>Groupes</w:t>
+              <w:t>Groupes de quasi-doublons</w:t>
             </w:r>
-            <w:proofErr w:type="spellEnd"/>
-            <w:r>
-              <w:rPr>
-                <w:b/>
-                <w:color w:val="000000"/>
-                <w:sz w:val="18"/>
-              </w:rPr>
-              <w:t xml:space="preserve"> de quasi-</w:t>
-            </w:r>
-            <w:proofErr w:type="spellStart"/>
-            <w:r>
-              <w:rPr>
-                <w:b/>
-                <w:color w:val="000000"/>
-                <w:sz w:val="18"/>
-              </w:rPr>
-              <w:t>doublons</w:t>
-            </w:r>
-            <w:proofErr w:type="spellEnd"/>
           </w:p>
         </w:tc>
       </w:tr>
@@ -6791,30 +6456,8 @@
               <w:rPr>
                 <w:sz w:val="18"/>
               </w:rPr>
-              <w:t xml:space="preserve">Tomate - </w:t>
+              <w:t>Tomate - Mildiou tardif</w:t>
             </w:r>
-            <w:proofErr w:type="spellStart"/>
-            <w:r>
-              <w:rPr>
-                <w:sz w:val="18"/>
-              </w:rPr>
-              <w:t>Mildiou</w:t>
-            </w:r>
-            <w:proofErr w:type="spellEnd"/>
-            <w:r>
-              <w:rPr>
-                <w:sz w:val="18"/>
-              </w:rPr>
-              <w:t xml:space="preserve"> </w:t>
-            </w:r>
-            <w:proofErr w:type="spellStart"/>
-            <w:r>
-              <w:rPr>
-                <w:sz w:val="18"/>
-              </w:rPr>
-              <w:t>tardif</w:t>
-            </w:r>
-            <w:proofErr w:type="spellEnd"/>
           </w:p>
         </w:tc>
         <w:tc>
@@ -6868,16 +6511,8 @@
               <w:rPr>
                 <w:sz w:val="18"/>
               </w:rPr>
-              <w:t xml:space="preserve">Tomate - Tache </w:t>
+              <w:t>Tomate - Tache bactérienne</w:t>
             </w:r>
-            <w:proofErr w:type="spellStart"/>
-            <w:r>
-              <w:rPr>
-                <w:sz w:val="18"/>
-              </w:rPr>
-              <w:t>bactérienne</w:t>
-            </w:r>
-            <w:proofErr w:type="spellEnd"/>
           </w:p>
         </w:tc>
         <w:tc>
@@ -6926,19 +6561,11 @@
             <w:pPr>
               <w:spacing w:before="60" w:after="60" w:line="259" w:lineRule="auto"/>
             </w:pPr>
-            <w:proofErr w:type="spellStart"/>
             <w:r>
               <w:rPr>
                 <w:sz w:val="18"/>
               </w:rPr>
-              <w:t>Poivron</w:t>
-            </w:r>
-            <w:proofErr w:type="spellEnd"/>
-            <w:r>
-              <w:rPr>
-                <w:sz w:val="18"/>
-              </w:rPr>
-              <w:t xml:space="preserve"> - Sain</w:t>
+              <w:t>Poivron - Sain</w:t>
             </w:r>
           </w:p>
         </w:tc>
@@ -6989,19 +6616,11 @@
             <w:pPr>
               <w:spacing w:before="60" w:after="60" w:line="259" w:lineRule="auto"/>
             </w:pPr>
-            <w:proofErr w:type="spellStart"/>
             <w:r>
               <w:rPr>
                 <w:sz w:val="18"/>
               </w:rPr>
-              <w:t>Maïs</w:t>
-            </w:r>
-            <w:proofErr w:type="spellEnd"/>
-            <w:r>
-              <w:rPr>
-                <w:sz w:val="18"/>
-              </w:rPr>
-              <w:t xml:space="preserve"> - Sain</w:t>
+              <w:t>Maïs - Sain</w:t>
             </w:r>
           </w:p>
         </w:tc>
@@ -7055,21 +6674,7 @@
               <w:rPr>
                 <w:sz w:val="18"/>
               </w:rPr>
-              <w:t xml:space="preserve">Les cinq </w:t>
-            </w:r>
-            <w:proofErr w:type="spellStart"/>
-            <w:r>
-              <w:rPr>
-                <w:sz w:val="18"/>
-              </w:rPr>
-              <w:t>autres</w:t>
-            </w:r>
-            <w:proofErr w:type="spellEnd"/>
-            <w:r>
-              <w:rPr>
-                <w:sz w:val="18"/>
-              </w:rPr>
-              <w:t xml:space="preserve"> classes</w:t>
+              <w:t>Les cinq autres classes</w:t>
             </w:r>
           </w:p>
         </w:tc>
@@ -7161,18 +6766,9 @@
           <w:rFonts w:ascii="Calibri" w:hAnsi="Calibri"/>
           <w:sz w:val="25"/>
         </w:rPr>
-        <w:t xml:space="preserve">Le </w:t>
-      </w:r>
-      <w:proofErr w:type="spellStart"/>
-      <w:r>
-        <w:rPr>
-          <w:rFonts w:ascii="Calibri" w:hAnsi="Calibri"/>
-          <w:sz w:val="25"/>
-        </w:rPr>
-        <w:t>découpage</w:t>
+        <w:t>Le découpage</w:t>
       </w:r>
       <w:bookmarkEnd w:id="13"/>
-      <w:proofErr w:type="spellEnd"/>
     </w:p>
     <w:tbl>
       <w:tblPr>
@@ -7201,7 +6797,6 @@
               <w:keepLines/>
               <w:spacing w:before="60" w:after="60"/>
             </w:pPr>
-            <w:proofErr w:type="spellStart"/>
             <w:r>
               <w:rPr>
                 <w:b/>
@@ -7210,7 +6805,6 @@
               </w:rPr>
               <w:t>Partie</w:t>
             </w:r>
-            <w:proofErr w:type="spellEnd"/>
           </w:p>
         </w:tc>
         <w:tc>
@@ -7270,14 +6864,12 @@
               <w:keepLines/>
               <w:spacing w:before="60" w:after="60" w:line="259" w:lineRule="auto"/>
             </w:pPr>
-            <w:proofErr w:type="spellStart"/>
             <w:r>
               <w:rPr>
                 <w:sz w:val="18"/>
               </w:rPr>
               <w:t>Entraînement</w:t>
             </w:r>
-            <w:proofErr w:type="spellEnd"/>
           </w:p>
         </w:tc>
         <w:tc>
@@ -7498,25 +7090,64 @@
         </w:rPr>
       </w:pPr>
       <w:bookmarkStart w:id="14" w:name="_Toc238936151"/>
-      <w:proofErr w:type="spellStart"/>
       <w:r>
         <w:rPr>
           <w:rFonts w:ascii="Calibri" w:hAnsi="Calibri"/>
           <w:sz w:val="25"/>
           <w:lang w:val="fr-FR"/>
         </w:rPr>
-        <w:t>PlantWild</w:t>
-      </w:r>
-      <w:proofErr w:type="spellEnd"/>
+        <w:t>PlantWild, ajouté pour la version 2</w:t>
+      </w:r>
+      <w:bookmarkEnd w:id="14"/>
+    </w:p>
+    <w:p>
+      <w:pPr>
+        <w:spacing w:before="40" w:after="100" w:line="252" w:lineRule="auto"/>
+        <w:jc w:val="both"/>
+        <w:rPr>
+          <w:lang w:val="fr-FR"/>
+        </w:rPr>
+      </w:pPr>
+      <w:r>
+        <w:rPr>
+          <w:lang w:val="fr-FR"/>
+        </w:rPr>
+        <w:t>PlantWild est un corpus d'images de terrain, ajouté lors de la construction de la version 2 du modèle, pour un volume de 1 765 images. Ce que cet ajout apporte concrètement est mesuré au chapitre 7.</w:t>
+      </w:r>
+    </w:p>
+    <w:p>
+      <w:pPr>
+        <w:spacing w:before="40" w:after="100" w:line="252" w:lineRule="auto"/>
+        <w:jc w:val="both"/>
+        <w:rPr>
+          <w:lang w:val="fr-FR"/>
+        </w:rPr>
+      </w:pPr>
+      <w:r>
+        <w:rPr>
+          <w:lang w:val="fr-FR"/>
+        </w:rPr>
+        <w:t>PlantWild est distribué sous licence CC BY-NC-ND 4.0 : usage non commercial, sans œuvre dérivée, attribution obligatoire. Le projet, un travail académique sans exploitation commerciale, respecte la première condition. La question de savoir si un modèle entraîné à partir de ces images constitue une œuvre dérivée au sens de la clause ND n'est pas tranchée ; le chapitre 9 développe cette réserve.</w:t>
+      </w:r>
+    </w:p>
+    <w:p>
+      <w:pPr>
+        <w:pStyle w:val="Titre2"/>
+        <w:spacing w:after="60" w:line="252" w:lineRule="auto"/>
+        <w:rPr>
+          <w:lang w:val="fr-FR"/>
+        </w:rPr>
+      </w:pPr>
+      <w:bookmarkStart w:id="15" w:name="_Toc238936152"/>
       <w:r>
         <w:rPr>
           <w:rFonts w:ascii="Calibri" w:hAnsi="Calibri"/>
           <w:sz w:val="25"/>
           <w:lang w:val="fr-FR"/>
         </w:rPr>
-        <w:t>, ajouté pour la version 2</w:t>
-      </w:r>
-      <w:bookmarkEnd w:id="14"/>
+        <w:t>PlantDoc, réservé à l'évaluation</w:t>
+      </w:r>
+      <w:bookmarkEnd w:id="15"/>
     </w:p>
     <w:p>
       <w:pPr>
@@ -7526,19 +7157,11 @@
           <w:lang w:val="fr-FR"/>
         </w:rPr>
       </w:pPr>
-      <w:proofErr w:type="spellStart"/>
-      <w:r>
-        <w:rPr>
-          <w:lang w:val="fr-FR"/>
-        </w:rPr>
-        <w:t>PlantWild</w:t>
-      </w:r>
-      <w:proofErr w:type="spellEnd"/>
-      <w:r>
-        <w:rPr>
-          <w:lang w:val="fr-FR"/>
-        </w:rPr>
-        <w:t xml:space="preserve"> est un corpus d'images de terrain, ajouté lors de la construction de la version 2 du modèle, pour un volume de 1 765 images. Ce que cet ajout apporte concrètement est mesuré au chapitre 7.</w:t>
+      <w:r>
+        <w:rPr>
+          <w:lang w:val="fr-FR"/>
+        </w:rPr>
+        <w:t>PlantDoc apporte 942 images exploitables, après mise en correspondance de ses catégories avec les dix classes du projet. Ce corpus n'a jamais servi à l'entraînement d'aucune version du modèle, ni la v1 ni la v2. C'est précisément ce qui donne leur valeur aux mesures du chapitre 6 : PlantDoc est le seul jeu sur lequel le modèle est évalué sans jamais l'avoir vu, même indirectement.</w:t>
       </w:r>
     </w:p>
     <w:p>
@@ -7549,142 +7172,11 @@
           <w:lang w:val="fr-FR"/>
         </w:rPr>
       </w:pPr>
-      <w:proofErr w:type="spellStart"/>
-      <w:r>
-        <w:rPr>
-          <w:lang w:val="fr-FR"/>
-        </w:rPr>
-        <w:t>PlantWild</w:t>
-      </w:r>
-      <w:proofErr w:type="spellEnd"/>
-      <w:r>
-        <w:rPr>
-          <w:lang w:val="fr-FR"/>
-        </w:rPr>
-        <w:t xml:space="preserve"> est distribué sous licence CC BY-NC-ND 4.0 : usage non commercial, sans œuvre dérivée, attribution obligatoire. Le projet, un travail académique sans exploitation commerciale, respecte la première condition. La question de savoir si un modèle entraîné à partir de ces images constitue une œuvre dérivée au sens de la clause ND n'est pas tranchée ; le chapitre 9 développe cette réserve.</w:t>
-      </w:r>
-    </w:p>
-    <w:p>
-      <w:pPr>
-        <w:pStyle w:val="Titre2"/>
-        <w:spacing w:after="60" w:line="252" w:lineRule="auto"/>
-        <w:rPr>
-          <w:lang w:val="fr-FR"/>
-        </w:rPr>
-      </w:pPr>
-      <w:bookmarkStart w:id="15" w:name="_Toc238936152"/>
-      <w:proofErr w:type="spellStart"/>
-      <w:r>
-        <w:rPr>
-          <w:rFonts w:ascii="Calibri" w:hAnsi="Calibri"/>
-          <w:sz w:val="25"/>
-          <w:lang w:val="fr-FR"/>
-        </w:rPr>
-        <w:t>PlantDoc</w:t>
-      </w:r>
-      <w:proofErr w:type="spellEnd"/>
-      <w:r>
-        <w:rPr>
-          <w:rFonts w:ascii="Calibri" w:hAnsi="Calibri"/>
-          <w:sz w:val="25"/>
-          <w:lang w:val="fr-FR"/>
-        </w:rPr>
-        <w:t>, réservé à l'évaluation</w:t>
-      </w:r>
-      <w:bookmarkEnd w:id="15"/>
-    </w:p>
-    <w:p>
-      <w:pPr>
-        <w:spacing w:before="40" w:after="100" w:line="252" w:lineRule="auto"/>
-        <w:jc w:val="both"/>
-        <w:rPr>
-          <w:lang w:val="fr-FR"/>
-        </w:rPr>
-      </w:pPr>
-      <w:proofErr w:type="spellStart"/>
-      <w:r>
-        <w:rPr>
-          <w:lang w:val="fr-FR"/>
-        </w:rPr>
-        <w:t>PlantDoc</w:t>
-      </w:r>
-      <w:proofErr w:type="spellEnd"/>
-      <w:r>
-        <w:rPr>
-          <w:lang w:val="fr-FR"/>
-        </w:rPr>
-        <w:t xml:space="preserve"> apporte 942 images exploitables, après mise en correspondance de ses catégories avec les dix classes du projet. Ce corpus n'a jamais servi à l'entraînement d'aucune version du modèle, ni </w:t>
-      </w:r>
-      <w:proofErr w:type="gramStart"/>
-      <w:r>
-        <w:rPr>
-          <w:lang w:val="fr-FR"/>
-        </w:rPr>
-        <w:t>la v1</w:t>
-      </w:r>
-      <w:proofErr w:type="gramEnd"/>
-      <w:r>
-        <w:rPr>
-          <w:lang w:val="fr-FR"/>
-        </w:rPr>
-        <w:t xml:space="preserve"> ni </w:t>
-      </w:r>
-      <w:proofErr w:type="gramStart"/>
-      <w:r>
-        <w:rPr>
-          <w:lang w:val="fr-FR"/>
-        </w:rPr>
-        <w:t>la v2</w:t>
-      </w:r>
-      <w:proofErr w:type="gramEnd"/>
-      <w:r>
-        <w:rPr>
-          <w:lang w:val="fr-FR"/>
-        </w:rPr>
-        <w:t xml:space="preserve">. C'est précisément ce qui donne leur valeur aux mesures du chapitre 6 : </w:t>
-      </w:r>
-      <w:proofErr w:type="spellStart"/>
-      <w:r>
-        <w:rPr>
-          <w:lang w:val="fr-FR"/>
-        </w:rPr>
-        <w:t>PlantDoc</w:t>
-      </w:r>
-      <w:proofErr w:type="spellEnd"/>
-      <w:r>
-        <w:rPr>
-          <w:lang w:val="fr-FR"/>
-        </w:rPr>
-        <w:t xml:space="preserve"> est le seul jeu sur lequel le modèle est évalué sans jamais l'avoir vu, même indirectement.</w:t>
-      </w:r>
-    </w:p>
-    <w:p>
-      <w:pPr>
-        <w:spacing w:before="40" w:after="100" w:line="252" w:lineRule="auto"/>
-        <w:jc w:val="both"/>
-        <w:rPr>
-          <w:lang w:val="fr-FR"/>
-        </w:rPr>
-      </w:pPr>
-      <w:r>
-        <w:rPr>
-          <w:lang w:val="fr-FR"/>
-        </w:rPr>
-        <w:t xml:space="preserve">La classe Maïs - Sain est absente de </w:t>
-      </w:r>
-      <w:proofErr w:type="spellStart"/>
-      <w:r>
-        <w:rPr>
-          <w:lang w:val="fr-FR"/>
-        </w:rPr>
-        <w:t>PlantDoc</w:t>
-      </w:r>
-      <w:proofErr w:type="spellEnd"/>
-      <w:r>
-        <w:rPr>
-          <w:lang w:val="fr-FR"/>
-        </w:rPr>
-        <w:t>, elle n'a donc pas pu être évaluée. Le corpus n'est pas non plus parfaitement homogène : certaines de ses images sont prises sur fond uni, feuille détachée, dans des conditions proches de celles du studio ; le chapitre 8 en donne un exemple concret.</w:t>
+      <w:r>
+        <w:rPr>
+          <w:lang w:val="fr-FR"/>
+        </w:rPr>
+        <w:t>La classe Maïs - Sain est absente de PlantDoc, elle n'a donc pas pu être évaluée. Le corpus n'est pas non plus parfaitement homogène : certaines de ses images sont prises sur fond uni, feuille détachée, dans des conditions proches de celles du studio ; le chapitre 8 en donne un exemple concret.</w:t>
       </w:r>
     </w:p>
     <w:p>
@@ -7999,7 +7491,6 @@
             <w:pPr>
               <w:spacing w:before="60" w:after="60"/>
             </w:pPr>
-            <w:proofErr w:type="spellStart"/>
             <w:r>
               <w:rPr>
                 <w:b/>
@@ -8008,7 +7499,6 @@
               </w:rPr>
               <w:t>Élément</w:t>
             </w:r>
-            <w:proofErr w:type="spellEnd"/>
           </w:p>
         </w:tc>
         <w:tc>
@@ -8026,18 +7516,8 @@
                 <w:color w:val="000000"/>
                 <w:sz w:val="18"/>
               </w:rPr>
-              <w:t xml:space="preserve">Valeur </w:t>
+              <w:t>Valeur retenue</w:t>
             </w:r>
-            <w:proofErr w:type="spellStart"/>
-            <w:r>
-              <w:rPr>
-                <w:b/>
-                <w:color w:val="000000"/>
-                <w:sz w:val="18"/>
-              </w:rPr>
-              <w:t>retenue</w:t>
-            </w:r>
-            <w:proofErr w:type="spellEnd"/>
           </w:p>
         </w:tc>
       </w:tr>
@@ -8057,30 +7537,8 @@
               <w:rPr>
                 <w:sz w:val="18"/>
               </w:rPr>
-              <w:t xml:space="preserve">Formats </w:t>
+              <w:t>Formats d'image acceptés</w:t>
             </w:r>
-            <w:proofErr w:type="spellStart"/>
-            <w:r>
-              <w:rPr>
-                <w:sz w:val="18"/>
-              </w:rPr>
-              <w:t>d'image</w:t>
-            </w:r>
-            <w:proofErr w:type="spellEnd"/>
-            <w:r>
-              <w:rPr>
-                <w:sz w:val="18"/>
-              </w:rPr>
-              <w:t xml:space="preserve"> </w:t>
-            </w:r>
-            <w:proofErr w:type="spellStart"/>
-            <w:r>
-              <w:rPr>
-                <w:sz w:val="18"/>
-              </w:rPr>
-              <w:t>acceptés</w:t>
-            </w:r>
-            <w:proofErr w:type="spellEnd"/>
           </w:p>
         </w:tc>
         <w:tc>
@@ -8121,30 +7579,8 @@
               <w:rPr>
                 <w:sz w:val="18"/>
               </w:rPr>
-              <w:t xml:space="preserve">Taille </w:t>
+              <w:t>Taille maximale du fichier</w:t>
             </w:r>
-            <w:proofErr w:type="spellStart"/>
-            <w:r>
-              <w:rPr>
-                <w:sz w:val="18"/>
-              </w:rPr>
-              <w:t>maximale</w:t>
-            </w:r>
-            <w:proofErr w:type="spellEnd"/>
-            <w:r>
-              <w:rPr>
-                <w:sz w:val="18"/>
-              </w:rPr>
-              <w:t xml:space="preserve"> du </w:t>
-            </w:r>
-            <w:proofErr w:type="spellStart"/>
-            <w:r>
-              <w:rPr>
-                <w:sz w:val="18"/>
-              </w:rPr>
-              <w:t>fichier</w:t>
-            </w:r>
-            <w:proofErr w:type="spellEnd"/>
           </w:p>
         </w:tc>
         <w:tc>
@@ -8223,16 +7659,8 @@
               <w:rPr>
                 <w:sz w:val="18"/>
               </w:rPr>
-              <w:t xml:space="preserve">Qui </w:t>
+              <w:t>Qui redimensionne</w:t>
             </w:r>
-            <w:proofErr w:type="spellStart"/>
-            <w:r>
-              <w:rPr>
-                <w:sz w:val="18"/>
-              </w:rPr>
-              <w:t>redimensionne</w:t>
-            </w:r>
-            <w:proofErr w:type="spellEnd"/>
           </w:p>
         </w:tc>
         <w:tc>
@@ -8248,16 +7676,8 @@
               <w:rPr>
                 <w:sz w:val="18"/>
               </w:rPr>
-              <w:t xml:space="preserve">Le service, jamais </w:t>
+              <w:t>Le service, jamais l'application</w:t>
             </w:r>
-            <w:proofErr w:type="spellStart"/>
-            <w:r>
-              <w:rPr>
-                <w:sz w:val="18"/>
-              </w:rPr>
-              <w:t>l'application</w:t>
-            </w:r>
-            <w:proofErr w:type="spellEnd"/>
           </w:p>
         </w:tc>
       </w:tr>
@@ -8296,8 +7716,6 @@
                 <w:lang w:val="fr-FR"/>
               </w:rPr>
             </w:pPr>
-            <w:proofErr w:type="spellStart"/>
-            <w:proofErr w:type="gramStart"/>
             <w:r>
               <w:rPr>
                 <w:rFonts w:ascii="Consolas" w:hAnsi="Consolas"/>
@@ -8306,8 +7724,6 @@
               </w:rPr>
               <w:t>classes.json</w:t>
             </w:r>
-            <w:proofErr w:type="spellEnd"/>
-            <w:proofErr w:type="gramEnd"/>
             <w:r>
               <w:rPr>
                 <w:sz w:val="18"/>
@@ -8372,7 +7788,6 @@
               <w:keepLines/>
               <w:spacing w:before="60" w:after="60"/>
             </w:pPr>
-            <w:proofErr w:type="spellStart"/>
             <w:r>
               <w:rPr>
                 <w:b/>
@@ -8381,7 +7796,6 @@
               </w:rPr>
               <w:t>Méthode</w:t>
             </w:r>
-            <w:proofErr w:type="spellEnd"/>
           </w:p>
         </w:tc>
         <w:tc>
@@ -8416,7 +7830,6 @@
               <w:keepLines/>
               <w:spacing w:before="60" w:after="60"/>
             </w:pPr>
-            <w:proofErr w:type="spellStart"/>
             <w:r>
               <w:rPr>
                 <w:b/>
@@ -8425,7 +7838,6 @@
               </w:rPr>
               <w:t>Rôle</w:t>
             </w:r>
-            <w:proofErr w:type="spellEnd"/>
           </w:p>
         </w:tc>
       </w:tr>
@@ -8466,17 +7878,8 @@
                 <w:rFonts w:ascii="Consolas" w:hAnsi="Consolas"/>
                 <w:sz w:val="17"/>
               </w:rPr>
-              <w:t>/</w:t>
+              <w:t>/predict</w:t>
             </w:r>
-            <w:proofErr w:type="gramStart"/>
-            <w:r>
-              <w:rPr>
-                <w:rFonts w:ascii="Consolas" w:hAnsi="Consolas"/>
-                <w:sz w:val="17"/>
-              </w:rPr>
-              <w:t>predict</w:t>
-            </w:r>
-            <w:proofErr w:type="gramEnd"/>
           </w:p>
         </w:tc>
         <w:tc>
@@ -8541,17 +7944,8 @@
                 <w:rFonts w:ascii="Consolas" w:hAnsi="Consolas"/>
                 <w:sz w:val="17"/>
               </w:rPr>
-              <w:t>/</w:t>
+              <w:t>/health</w:t>
             </w:r>
-            <w:proofErr w:type="gramStart"/>
-            <w:r>
-              <w:rPr>
-                <w:rFonts w:ascii="Consolas" w:hAnsi="Consolas"/>
-                <w:sz w:val="17"/>
-              </w:rPr>
-              <w:t>health</w:t>
-            </w:r>
-            <w:proofErr w:type="gramEnd"/>
           </w:p>
         </w:tc>
         <w:tc>
@@ -8611,17 +8005,8 @@
                 <w:rFonts w:ascii="Consolas" w:hAnsi="Consolas"/>
                 <w:sz w:val="17"/>
               </w:rPr>
-              <w:t>/</w:t>
+              <w:t>/classes</w:t>
             </w:r>
-            <w:proofErr w:type="gramStart"/>
-            <w:r>
-              <w:rPr>
-                <w:rFonts w:ascii="Consolas" w:hAnsi="Consolas"/>
-                <w:sz w:val="17"/>
-              </w:rPr>
-              <w:t>classes</w:t>
-            </w:r>
-            <w:proofErr w:type="gramEnd"/>
           </w:p>
         </w:tc>
         <w:tc>
@@ -8692,23 +8077,42 @@
           <w:sz w:val="20"/>
           <w:lang w:val="fr-FR"/>
         </w:rPr>
-        <w:t>/</w:t>
-      </w:r>
-      <w:proofErr w:type="spellStart"/>
+        <w:t>/predict</w:t>
+      </w:r>
+      <w:r>
+        <w:rPr>
+          <w:lang w:val="fr-FR"/>
+        </w:rPr>
+        <w:t xml:space="preserve"> contient la classe retenue et son indice, le niveau de confiance associé, les trois premières hypothèses avec leur propre score, la carte Grad-CAM encodée, et la version du modèle ayant produit la réponse.</w:t>
+      </w:r>
+    </w:p>
+    <w:p>
+      <w:pPr>
+        <w:spacing w:before="40" w:after="100" w:line="252" w:lineRule="auto"/>
+        <w:jc w:val="both"/>
+        <w:rPr>
+          <w:lang w:val="fr-FR"/>
+        </w:rPr>
+      </w:pPr>
+      <w:r>
+        <w:rPr>
+          <w:lang w:val="fr-FR"/>
+        </w:rPr>
+        <w:t xml:space="preserve">La clause qui confie tout le redimensionnement au service, et jamais à l'application, garantit qu'une seule chaîne de prétraitement existe pour une photographie donnée. Le chapitre 6 montre précisément ce qui arrive quand deux chaînes de redimensionnement coexistent malgré tout, entre un notebook et le service : les deux méthodes utilisées, </w:t>
+      </w:r>
       <w:r>
         <w:rPr>
           <w:rFonts w:ascii="Consolas" w:hAnsi="Consolas"/>
           <w:sz w:val="20"/>
           <w:lang w:val="fr-FR"/>
         </w:rPr>
-        <w:t>predict</w:t>
-      </w:r>
-      <w:proofErr w:type="spellEnd"/>
-      <w:r>
-        <w:rPr>
-          <w:lang w:val="fr-FR"/>
-        </w:rPr>
-        <w:t xml:space="preserve"> contient la classe retenue et son indice, le niveau de confiance associé, les trois premières hypothèses avec leur propre score, la carte Grad-CAM encodée, et la version du modèle ayant produit la réponse.</w:t>
+        <w:t>tf.image.resize</w:t>
+      </w:r>
+      <w:r>
+        <w:rPr>
+          <w:lang w:val="fr-FR"/>
+        </w:rPr>
+        <w:t xml:space="preserve"> d'un côté et Pillow de l'autre, ne produisent pas exactement la même image de 224 pixels, et cet écart suffit à faire basculer certains diagnostics.</w:t>
       </w:r>
     </w:p>
     <w:p>
@@ -8723,153 +8127,102 @@
         <w:rPr>
           <w:lang w:val="fr-FR"/>
         </w:rPr>
-        <w:t xml:space="preserve">La clause qui confie tout le redimensionnement au service, et jamais à l'application, garantit qu'une seule chaîne de prétraitement existe pour une photographie donnée. Le chapitre 6 montre précisément ce qui arrive quand deux chaînes de redimensionnement coexistent malgré tout, entre un notebook et le service : les deux méthodes utilisées, </w:t>
-      </w:r>
-      <w:proofErr w:type="spellStart"/>
-      <w:proofErr w:type="gramStart"/>
+        <w:t>L'ordre des dix classes est, de la même manière, un point de contrat et non un détail d'implémentation. Si le service et le modèle ne s'accordaient pas sur cet ordre, un indice décalé transformerait silencieusement chaque diagnostic en un autre, sans qu'aucune erreur ne se déclenche : le système continuerait à répondre, mais avec des libellés faux.</w:t>
+      </w:r>
+    </w:p>
+    <w:p>
+      <w:pPr>
+        <w:spacing w:before="40" w:after="100" w:line="252" w:lineRule="auto"/>
+        <w:jc w:val="both"/>
+        <w:rPr>
+          <w:lang w:val="fr-FR"/>
+        </w:rPr>
+      </w:pPr>
+      <w:r>
+        <w:rPr>
+          <w:lang w:val="fr-FR"/>
+        </w:rPr>
+        <w:t>Le gel du contrat a permis concrètement au binôme B de développer l'application contre un service simulé respectant le même format de réponse, pendant que le binôme A finalisait le service réel. Les deux composantes ont ainsi progressé en parallèle plutôt que l'une après l'autre.</w:t>
+      </w:r>
+    </w:p>
+    <w:p>
+      <w:pPr>
+        <w:spacing w:before="40" w:after="100" w:line="252" w:lineRule="auto"/>
+        <w:jc w:val="both"/>
+        <w:rPr>
+          <w:lang w:val="fr-FR"/>
+        </w:rPr>
+      </w:pPr>
+      <w:r>
+        <w:rPr>
+          <w:lang w:val="fr-FR"/>
+        </w:rPr>
+        <w:t>Ce que ce gel a évité mérite d'être dit, car un contrat d'interface ne se justifie pas par principe mais par les incidents qu'il empêche. Sans lui, la liste des classes aurait vécu en trois endroits à la fois : dans le notebook d'entraînement, dans le service, et dans l'affichage de l'application. Toute correction apportée à l'un des trois aurait eu une chance de ne pas atteindre les deux autres, et l'erreur ne se serait pas manifestée par une panne mais par un diagnostic juste affiché sous un mauvais nom. Le même raisonnement vaut pour la taille d'image attendue : deux composantes qui redimensionnent chacune de leur côté produisent deux images différentes à partir de la même photographie, et le chapitre 6 chiffre exactement ce que cet écart coûte.</w:t>
+      </w:r>
+    </w:p>
+    <w:p>
+      <w:pPr>
+        <w:spacing w:before="40" w:after="100" w:line="252" w:lineRule="auto"/>
+        <w:jc w:val="both"/>
+        <w:rPr>
+          <w:lang w:val="fr-FR"/>
+        </w:rPr>
+      </w:pPr>
+      <w:r>
+        <w:rPr>
+          <w:lang w:val="fr-FR"/>
+        </w:rPr>
+        <w:t xml:space="preserve">Le contrat a aussi une vertu que l'on mesure mal sur le moment. Il rend chaque désaccord explicite au lieu de le laisser se découvrir tard. Une question comme celle de savoir qui redimensionne l'image paraît secondaire tant </w:t>
+      </w:r>
+      <w:r>
+        <w:rPr>
+          <w:lang w:val="fr-FR"/>
+        </w:rPr>
+        <w:lastRenderedPageBreak/>
+        <w:t>qu'elle n'est pas posée ; elle devient coûteuse le jour où deux réponses coexistent dans le même système. L'avoir tranchée par écrit, avant d'écrire la moindre ligne des deux composantes, a fait de cette question un point réglé plutôt qu'un incident à instruire.</w:t>
+      </w:r>
+    </w:p>
+    <w:p>
+      <w:pPr>
+        <w:pStyle w:val="Titre2"/>
+        <w:spacing w:after="60" w:line="252" w:lineRule="auto"/>
+        <w:rPr>
+          <w:lang w:val="fr-FR"/>
+        </w:rPr>
+      </w:pPr>
+      <w:bookmarkStart w:id="20" w:name="_Toc238936157"/>
+      <w:r>
+        <w:rPr>
+          <w:rFonts w:ascii="Calibri" w:hAnsi="Calibri"/>
+          <w:sz w:val="25"/>
+          <w:lang w:val="fr-FR"/>
+        </w:rPr>
+        <w:t>Ce que le service annonce sur lui-même</w:t>
+      </w:r>
+      <w:bookmarkEnd w:id="20"/>
+    </w:p>
+    <w:p>
+      <w:pPr>
+        <w:spacing w:before="40" w:after="100" w:line="252" w:lineRule="auto"/>
+        <w:jc w:val="both"/>
+        <w:rPr>
+          <w:lang w:val="fr-FR"/>
+        </w:rPr>
+      </w:pPr>
+      <w:r>
+        <w:rPr>
+          <w:lang w:val="fr-FR"/>
+        </w:rPr>
+        <w:t xml:space="preserve">La route </w:t>
+      </w:r>
       <w:r>
         <w:rPr>
           <w:rFonts w:ascii="Consolas" w:hAnsi="Consolas"/>
           <w:sz w:val="20"/>
           <w:lang w:val="fr-FR"/>
         </w:rPr>
-        <w:t>tf.image</w:t>
-      </w:r>
-      <w:proofErr w:type="gramEnd"/>
-      <w:r>
-        <w:rPr>
-          <w:rFonts w:ascii="Consolas" w:hAnsi="Consolas"/>
-          <w:sz w:val="20"/>
-          <w:lang w:val="fr-FR"/>
-        </w:rPr>
-        <w:t>.resize</w:t>
-      </w:r>
-      <w:proofErr w:type="spellEnd"/>
-      <w:r>
-        <w:rPr>
-          <w:lang w:val="fr-FR"/>
-        </w:rPr>
-        <w:t xml:space="preserve"> d'un côté et Pillow de l'autre, ne produisent pas exactement la même image de 224 pixels, et cet écart suffit à faire basculer certains diagnostics.</w:t>
-      </w:r>
-    </w:p>
-    <w:p>
-      <w:pPr>
-        <w:spacing w:before="40" w:after="100" w:line="252" w:lineRule="auto"/>
-        <w:jc w:val="both"/>
-        <w:rPr>
-          <w:lang w:val="fr-FR"/>
-        </w:rPr>
-      </w:pPr>
-      <w:r>
-        <w:rPr>
-          <w:lang w:val="fr-FR"/>
-        </w:rPr>
-        <w:t>L'ordre des dix classes est, de la même manière, un point de contrat et non un détail d'implémentation. Si le service et le modèle ne s'accordaient pas sur cet ordre, un indice décalé transformerait silencieusement chaque diagnostic en un autre, sans qu'aucune erreur ne se déclenche : le système continuerait à répondre, mais avec des libellés faux.</w:t>
-      </w:r>
-    </w:p>
-    <w:p>
-      <w:pPr>
-        <w:spacing w:before="40" w:after="100" w:line="252" w:lineRule="auto"/>
-        <w:jc w:val="both"/>
-        <w:rPr>
-          <w:lang w:val="fr-FR"/>
-        </w:rPr>
-      </w:pPr>
-      <w:r>
-        <w:rPr>
-          <w:lang w:val="fr-FR"/>
-        </w:rPr>
-        <w:t>Le gel du contrat a permis concrètement au binôme B de développer l'application contre un service simulé respectant le même format de réponse, pendant que le binôme A finalisait le service réel. Les deux composantes ont ainsi progressé en parallèle plutôt que l'une après l'autre.</w:t>
-      </w:r>
-    </w:p>
-    <w:p>
-      <w:pPr>
-        <w:spacing w:before="40" w:after="100" w:line="252" w:lineRule="auto"/>
-        <w:jc w:val="both"/>
-        <w:rPr>
-          <w:lang w:val="fr-FR"/>
-        </w:rPr>
-      </w:pPr>
-      <w:r>
-        <w:rPr>
-          <w:lang w:val="fr-FR"/>
-        </w:rPr>
-        <w:t>Ce que ce gel a évité mérite d'être dit, car un contrat d'interface ne se justifie pas par principe mais par les incidents qu'il empêche. Sans lui, la liste des classes aurait vécu en trois endroits à la fois : dans le notebook d'entraînement, dans le service, et dans l'affichage de l'application. Toute correction apportée à l'un des trois aurait eu une chance de ne pas atteindre les deux autres, et l'erreur ne se serait pas manifestée par une panne mais par un diagnostic juste affiché sous un mauvais nom. Le même raisonnement vaut pour la taille d'image attendue : deux composantes qui redimensionnent chacune de leur côté produisent deux images différentes à partir de la même photographie, et le chapitre 6 chiffre exactement ce que cet écart coûte.</w:t>
-      </w:r>
-    </w:p>
-    <w:p>
-      <w:pPr>
-        <w:spacing w:before="40" w:after="100" w:line="252" w:lineRule="auto"/>
-        <w:jc w:val="both"/>
-        <w:rPr>
-          <w:lang w:val="fr-FR"/>
-        </w:rPr>
-      </w:pPr>
-      <w:r>
-        <w:rPr>
-          <w:lang w:val="fr-FR"/>
-        </w:rPr>
-        <w:t xml:space="preserve">Le contrat a aussi une vertu que l'on mesure mal sur le moment. Il rend chaque désaccord explicite au lieu de le laisser se découvrir tard. Une question comme celle de savoir qui redimensionne l'image paraît secondaire tant </w:t>
-      </w:r>
-      <w:r>
-        <w:rPr>
-          <w:lang w:val="fr-FR"/>
-        </w:rPr>
-        <w:lastRenderedPageBreak/>
-        <w:t>qu'elle n'est pas posée ; elle devient coûteuse le jour où deux réponses coexistent dans le même système. L'avoir tranchée par écrit, avant d'écrire la moindre ligne des deux composantes, a fait de cette question un point réglé plutôt qu'un incident à instruire.</w:t>
-      </w:r>
-    </w:p>
-    <w:p>
-      <w:pPr>
-        <w:pStyle w:val="Titre2"/>
-        <w:spacing w:after="60" w:line="252" w:lineRule="auto"/>
-        <w:rPr>
-          <w:lang w:val="fr-FR"/>
-        </w:rPr>
-      </w:pPr>
-      <w:bookmarkStart w:id="20" w:name="_Toc238936157"/>
-      <w:r>
-        <w:rPr>
-          <w:rFonts w:ascii="Calibri" w:hAnsi="Calibri"/>
-          <w:sz w:val="25"/>
-          <w:lang w:val="fr-FR"/>
-        </w:rPr>
-        <w:t>Ce que le service annonce sur lui-même</w:t>
-      </w:r>
-      <w:bookmarkEnd w:id="20"/>
-    </w:p>
-    <w:p>
-      <w:pPr>
-        <w:spacing w:before="40" w:after="100" w:line="252" w:lineRule="auto"/>
-        <w:jc w:val="both"/>
-        <w:rPr>
-          <w:lang w:val="fr-FR"/>
-        </w:rPr>
-      </w:pPr>
-      <w:r>
-        <w:rPr>
-          <w:lang w:val="fr-FR"/>
-        </w:rPr>
-        <w:t xml:space="preserve">La route </w:t>
-      </w:r>
-      <w:r>
-        <w:rPr>
-          <w:rFonts w:ascii="Consolas" w:hAnsi="Consolas"/>
-          <w:sz w:val="20"/>
-          <w:lang w:val="fr-FR"/>
-        </w:rPr>
-        <w:t>/</w:t>
-      </w:r>
-      <w:proofErr w:type="spellStart"/>
-      <w:r>
-        <w:rPr>
-          <w:rFonts w:ascii="Consolas" w:hAnsi="Consolas"/>
-          <w:sz w:val="20"/>
-          <w:lang w:val="fr-FR"/>
-        </w:rPr>
-        <w:t>health</w:t>
-      </w:r>
-      <w:proofErr w:type="spellEnd"/>
+        <w:t>/health</w:t>
+      </w:r>
       <w:r>
         <w:rPr>
           <w:lang w:val="fr-FR"/>
@@ -9020,35 +8373,7 @@
         <w:rPr>
           <w:lang w:val="fr-FR"/>
         </w:rPr>
-        <w:t xml:space="preserve">Le transfert d'apprentissage résout ce problème en partant d'un réseau déjà entraîné sur </w:t>
-      </w:r>
-      <w:proofErr w:type="spellStart"/>
-      <w:r>
-        <w:rPr>
-          <w:lang w:val="fr-FR"/>
-        </w:rPr>
-        <w:t>ImageNet</w:t>
-      </w:r>
-      <w:proofErr w:type="spellEnd"/>
-      <w:r>
-        <w:rPr>
-          <w:lang w:val="fr-FR"/>
-        </w:rPr>
-        <w:t>, un corpus de plus d'un million d'images. Les couches basses de ce réseau savent déjà détecter des contours et des textures, ce qui est exactement ce dont la reconnaissance d'une lésion foliaire a besoin. Seules les couches hautes, spécialisées dans les mille catégories d'</w:t>
-      </w:r>
-      <w:proofErr w:type="spellStart"/>
-      <w:r>
-        <w:rPr>
-          <w:lang w:val="fr-FR"/>
-        </w:rPr>
-        <w:t>ImageNet</w:t>
-      </w:r>
-      <w:proofErr w:type="spellEnd"/>
-      <w:r>
-        <w:rPr>
-          <w:lang w:val="fr-FR"/>
-        </w:rPr>
-        <w:t>, doivent être réapprises.</w:t>
+        <w:t>Le transfert d'apprentissage résout ce problème en partant d'un réseau déjà entraîné sur ImageNet, un corpus de plus d'un million d'images. Les couches basses de ce réseau savent déjà détecter des contours et des textures, ce qui est exactement ce dont la reconnaissance d'une lésion foliaire a besoin. Seules les couches hautes, spécialisées dans les mille catégories d'ImageNet, doivent être réapprises.</w:t>
       </w:r>
     </w:p>
     <w:p>
@@ -9107,7 +8432,6 @@
             <w:pPr>
               <w:spacing w:before="60" w:after="60"/>
             </w:pPr>
-            <w:proofErr w:type="spellStart"/>
             <w:r>
               <w:rPr>
                 <w:b/>
@@ -9116,7 +8440,6 @@
               </w:rPr>
               <w:t>Critère</w:t>
             </w:r>
-            <w:proofErr w:type="spellEnd"/>
           </w:p>
         </w:tc>
         <w:tc>
@@ -9134,54 +8457,8 @@
                 <w:color w:val="000000"/>
                 <w:sz w:val="18"/>
               </w:rPr>
-              <w:t xml:space="preserve">Ce </w:t>
+              <w:t>Ce qu'il implique ici</w:t>
             </w:r>
-            <w:proofErr w:type="spellStart"/>
-            <w:r>
-              <w:rPr>
-                <w:b/>
-                <w:color w:val="000000"/>
-                <w:sz w:val="18"/>
-              </w:rPr>
-              <w:t>qu'il</w:t>
-            </w:r>
-            <w:proofErr w:type="spellEnd"/>
-            <w:r>
-              <w:rPr>
-                <w:b/>
-                <w:color w:val="000000"/>
-                <w:sz w:val="18"/>
-              </w:rPr>
-              <w:t xml:space="preserve"> </w:t>
-            </w:r>
-            <w:proofErr w:type="spellStart"/>
-            <w:r>
-              <w:rPr>
-                <w:b/>
-                <w:color w:val="000000"/>
-                <w:sz w:val="18"/>
-              </w:rPr>
-              <w:t>implique</w:t>
-            </w:r>
-            <w:proofErr w:type="spellEnd"/>
-            <w:r>
-              <w:rPr>
-                <w:b/>
-                <w:color w:val="000000"/>
-                <w:sz w:val="18"/>
-              </w:rPr>
-              <w:t xml:space="preserve"> </w:t>
-            </w:r>
-            <w:proofErr w:type="spellStart"/>
-            <w:r>
-              <w:rPr>
-                <w:b/>
-                <w:color w:val="000000"/>
-                <w:sz w:val="18"/>
-              </w:rPr>
-              <w:t>ici</w:t>
-            </w:r>
-            <w:proofErr w:type="spellEnd"/>
           </w:p>
         </w:tc>
       </w:tr>
@@ -9201,16 +8478,8 @@
               <w:rPr>
                 <w:sz w:val="18"/>
               </w:rPr>
-              <w:t xml:space="preserve">Taille du </w:t>
+              <w:t>Taille du modèle</w:t>
             </w:r>
-            <w:proofErr w:type="spellStart"/>
-            <w:r>
-              <w:rPr>
-                <w:sz w:val="18"/>
-              </w:rPr>
-              <w:t>modèle</w:t>
-            </w:r>
-            <w:proofErr w:type="spellEnd"/>
           </w:p>
         </w:tc>
         <w:tc>
@@ -9251,16 +8520,8 @@
               <w:rPr>
                 <w:sz w:val="18"/>
               </w:rPr>
-              <w:t xml:space="preserve">Temps </w:t>
+              <w:t>Temps d'inférence</w:t>
             </w:r>
-            <w:proofErr w:type="spellStart"/>
-            <w:r>
-              <w:rPr>
-                <w:sz w:val="18"/>
-              </w:rPr>
-              <w:t>d'inférence</w:t>
-            </w:r>
-            <w:proofErr w:type="spellEnd"/>
           </w:p>
         </w:tc>
         <w:tc>
@@ -9301,16 +8562,8 @@
               <w:rPr>
                 <w:sz w:val="18"/>
               </w:rPr>
-              <w:t xml:space="preserve">Conception </w:t>
+              <w:t>Conception d'origine</w:t>
             </w:r>
-            <w:proofErr w:type="spellStart"/>
-            <w:r>
-              <w:rPr>
-                <w:sz w:val="18"/>
-              </w:rPr>
-              <w:t>d'origine</w:t>
-            </w:r>
-            <w:proofErr w:type="spellEnd"/>
           </w:p>
         </w:tc>
         <w:tc>
@@ -9351,16 +8604,8 @@
               <w:rPr>
                 <w:sz w:val="18"/>
               </w:rPr>
-              <w:t xml:space="preserve">Voie </w:t>
+              <w:t>Voie d'évolution</w:t>
             </w:r>
-            <w:proofErr w:type="spellStart"/>
-            <w:r>
-              <w:rPr>
-                <w:sz w:val="18"/>
-              </w:rPr>
-              <w:t>d'évolution</w:t>
-            </w:r>
-            <w:proofErr w:type="spellEnd"/>
           </w:p>
         </w:tc>
         <w:tc>
@@ -9380,23 +8625,7 @@
                 <w:sz w:val="18"/>
                 <w:lang w:val="fr-FR"/>
               </w:rPr>
-              <w:t xml:space="preserve">Convertible en </w:t>
-            </w:r>
-            <w:proofErr w:type="spellStart"/>
-            <w:r>
-              <w:rPr>
-                <w:sz w:val="18"/>
-                <w:lang w:val="fr-FR"/>
-              </w:rPr>
-              <w:t>TensorFlow</w:t>
-            </w:r>
-            <w:proofErr w:type="spellEnd"/>
-            <w:r>
-              <w:rPr>
-                <w:sz w:val="18"/>
-                <w:lang w:val="fr-FR"/>
-              </w:rPr>
-              <w:t xml:space="preserve"> Lite pour une exécution sur téléphone</w:t>
+              <w:t>Convertible en TensorFlow Lite pour une exécution sur téléphone</w:t>
             </w:r>
           </w:p>
         </w:tc>
@@ -9440,21 +8669,7 @@
         <w:rPr>
           <w:lang w:val="fr-FR"/>
         </w:rPr>
-        <w:t xml:space="preserve">Le dernier critère mérite d'être précisé, car il n'a pas été suivi d'effet. La conversion en </w:t>
-      </w:r>
-      <w:proofErr w:type="spellStart"/>
-      <w:r>
-        <w:rPr>
-          <w:lang w:val="fr-FR"/>
-        </w:rPr>
-        <w:t>TensorFlow</w:t>
-      </w:r>
-      <w:proofErr w:type="spellEnd"/>
-      <w:r>
-        <w:rPr>
-          <w:lang w:val="fr-FR"/>
-        </w:rPr>
-        <w:t xml:space="preserve"> Lite figurait parmi les options du projet, et elle a été abandonnée faute de temps. Le choix de MobileNetV2 garde néanmoins cette voie ouverte, ce qui n'aurait pas été le cas avec une architecture plus lourde. Le chapitre 10 y revient.</w:t>
+        <w:t>Le dernier critère mérite d'être précisé, car il n'a pas été suivi d'effet. La conversion en TensorFlow Lite figurait parmi les options du projet, et elle a été abandonnée faute de temps. Le choix de MobileNetV2 garde néanmoins cette voie ouverte, ce qui n'aurait pas été le cas avec une architecture plus lourde. Le chapitre 10 y revient.</w:t>
       </w:r>
     </w:p>
     <w:p>
@@ -9567,7 +8782,6 @@
               <w:keepLines/>
               <w:spacing w:before="60" w:after="60"/>
             </w:pPr>
-            <w:proofErr w:type="spellStart"/>
             <w:r>
               <w:rPr>
                 <w:b/>
@@ -9576,7 +8790,6 @@
               </w:rPr>
               <w:t>Rôle</w:t>
             </w:r>
-            <w:proofErr w:type="spellEnd"/>
           </w:p>
         </w:tc>
       </w:tr>
@@ -9641,21 +8854,12 @@
               <w:keepLines/>
               <w:spacing w:before="60" w:after="60" w:line="259" w:lineRule="auto"/>
             </w:pPr>
-            <w:proofErr w:type="gramStart"/>
             <w:r>
               <w:rPr>
                 <w:rFonts w:ascii="Consolas" w:hAnsi="Consolas"/>
                 <w:sz w:val="17"/>
               </w:rPr>
-              <w:t>Dropout(</w:t>
-            </w:r>
-            <w:proofErr w:type="gramEnd"/>
-            <w:r>
-              <w:rPr>
-                <w:rFonts w:ascii="Consolas" w:hAnsi="Consolas"/>
-                <w:sz w:val="17"/>
-              </w:rPr>
-              <w:t>0.3)</w:t>
+              <w:t>Dropout(0.3)</w:t>
             </w:r>
           </w:p>
         </w:tc>
@@ -9695,37 +8899,12 @@
             <w:pPr>
               <w:spacing w:before="60" w:after="60" w:line="259" w:lineRule="auto"/>
             </w:pPr>
-            <w:proofErr w:type="gramStart"/>
             <w:r>
               <w:rPr>
                 <w:rFonts w:ascii="Consolas" w:hAnsi="Consolas"/>
                 <w:sz w:val="17"/>
               </w:rPr>
-              <w:t>Dense(</w:t>
-            </w:r>
-            <w:proofErr w:type="gramEnd"/>
-            <w:r>
-              <w:rPr>
-                <w:rFonts w:ascii="Consolas" w:hAnsi="Consolas"/>
-                <w:sz w:val="17"/>
-              </w:rPr>
-              <w:t xml:space="preserve">10, </w:t>
-            </w:r>
-            <w:proofErr w:type="spellStart"/>
-            <w:r>
-              <w:rPr>
-                <w:rFonts w:ascii="Consolas" w:hAnsi="Consolas"/>
-                <w:sz w:val="17"/>
-              </w:rPr>
-              <w:t>softmax</w:t>
-            </w:r>
-            <w:proofErr w:type="spellEnd"/>
-            <w:r>
-              <w:rPr>
-                <w:rFonts w:ascii="Consolas" w:hAnsi="Consolas"/>
-                <w:sz w:val="17"/>
-              </w:rPr>
-              <w:t>)</w:t>
+              <w:t>Dense(10, softmax)</w:t>
             </w:r>
           </w:p>
         </w:tc>
@@ -9791,7 +8970,6 @@
         </w:rPr>
         <w:t xml:space="preserve">La sortie en </w:t>
       </w:r>
-      <w:proofErr w:type="spellStart"/>
       <w:r>
         <w:rPr>
           <w:rFonts w:ascii="Consolas" w:hAnsi="Consolas"/>
@@ -9800,7 +8978,6 @@
         </w:rPr>
         <w:t>softmax</w:t>
       </w:r>
-      <w:proofErr w:type="spellEnd"/>
       <w:r>
         <w:rPr>
           <w:lang w:val="fr-FR"/>
@@ -9914,21 +9091,7 @@
         <w:rPr>
           <w:lang w:val="fr-FR"/>
         </w:rPr>
-        <w:t xml:space="preserve">Les couches de normalisation par lot restent gelées dans les deux phases, y compris parmi les couches dégelées. Elles portent des statistiques calculées sur </w:t>
-      </w:r>
-      <w:proofErr w:type="spellStart"/>
-      <w:r>
-        <w:rPr>
-          <w:lang w:val="fr-FR"/>
-        </w:rPr>
-        <w:t>ImageNet</w:t>
-      </w:r>
-      <w:proofErr w:type="spellEnd"/>
-      <w:r>
-        <w:rPr>
-          <w:lang w:val="fr-FR"/>
-        </w:rPr>
-        <w:t>, sur plus d'un million d'images ; les réestimer sur des lots de 32 images produirait des statistiques bien plus bruitées.</w:t>
+        <w:t>Les couches de normalisation par lot restent gelées dans les deux phases, y compris parmi les couches dégelées. Elles portent des statistiques calculées sur ImageNet, sur plus d'un million d'images ; les réestimer sur des lots de 32 images produirait des statistiques bien plus bruitées.</w:t>
       </w:r>
     </w:p>
     <w:p>
@@ -9958,21 +9121,7 @@
         <w:rPr>
           <w:lang w:val="fr-FR"/>
         </w:rPr>
-        <w:t>L'écart de facteur cent entre les deux taux d'apprentissage n'est pas un réglage arbitraire, et c'est le point le moins intuitif de ce dispositif. Pendant la première phase, la tête part de poids aléatoires : ses gradients sont grands et mal orientés, et il faut qu'elle apprenne vite. Pendant la seconde, les couches dégelées portent des représentations déjà correctes, acquises sur plus d'un million d'images ; le but n'est plus de les apprendre mais de les déplacer légèrement vers le domaine des feuilles. Un taux resté au niveau de la première phase effacerait en quelques lots ce qu'</w:t>
-      </w:r>
-      <w:proofErr w:type="spellStart"/>
-      <w:r>
-        <w:rPr>
-          <w:lang w:val="fr-FR"/>
-        </w:rPr>
-        <w:t>ImageNet</w:t>
-      </w:r>
-      <w:proofErr w:type="spellEnd"/>
-      <w:r>
-        <w:rPr>
-          <w:lang w:val="fr-FR"/>
-        </w:rPr>
-        <w:t xml:space="preserve"> a mis des semaines à construire. C'est la raison pour laquelle l'ordre des deux phases n'est pas interchangeable, et pourquoi dégeler le corps dès le départ, ce qui paraît plus direct, produit en pratique un modèle nettement moins bon.</w:t>
+        <w:t>L'écart de facteur cent entre les deux taux d'apprentissage n'est pas un réglage arbitraire, et c'est le point le moins intuitif de ce dispositif. Pendant la première phase, la tête part de poids aléatoires : ses gradients sont grands et mal orientés, et il faut qu'elle apprenne vite. Pendant la seconde, les couches dégelées portent des représentations déjà correctes, acquises sur plus d'un million d'images ; le but n'est plus de les apprendre mais de les déplacer légèrement vers le domaine des feuilles. Un taux resté au niveau de la première phase effacerait en quelques lots ce qu'ImageNet a mis des semaines à construire. C'est la raison pour laquelle l'ordre des deux phases n'est pas interchangeable, et pourquoi dégeler le corps dès le départ, ce qui paraît plus direct, produit en pratique un modèle nettement moins bon.</w:t>
       </w:r>
     </w:p>
     <w:p>
@@ -10148,18 +9297,98 @@
           <w:sz w:val="22"/>
           <w:lang w:val="fr-FR"/>
         </w:rPr>
-        <w:t xml:space="preserve">Pourquoi </w:t>
-      </w:r>
-      <w:proofErr w:type="spellStart"/>
+        <w:t>Pourquoi FastAPI</w:t>
+      </w:r>
+    </w:p>
+    <w:p>
+      <w:pPr>
+        <w:spacing w:before="40" w:after="100" w:line="252" w:lineRule="auto"/>
+        <w:jc w:val="both"/>
+        <w:rPr>
+          <w:lang w:val="fr-FR"/>
+        </w:rPr>
+      </w:pPr>
+      <w:r>
+        <w:rPr>
+          <w:lang w:val="fr-FR"/>
+        </w:rPr>
+        <w:t>FastAPI a été retenu plutôt que Flask ou Django pour trois raisons directement liées au rôle du service dans ce projet, celui d'exposer un modèle de classification derrière une API simple.</w:t>
+      </w:r>
+    </w:p>
+    <w:p>
+      <w:pPr>
+        <w:spacing w:before="40" w:after="100" w:line="252" w:lineRule="auto"/>
+        <w:jc w:val="both"/>
+        <w:rPr>
+          <w:lang w:val="fr-FR"/>
+        </w:rPr>
+      </w:pPr>
+      <w:r>
+        <w:rPr>
+          <w:lang w:val="fr-FR"/>
+        </w:rPr>
+        <w:t xml:space="preserve">FastAPI valide automatiquement les entrées d'une requête à partir de leur déclaration de type, et rejette une requête mal formée avant même qu'elle n'atteigne le code de prédiction. Flask ne fait rien de tel par défaut, cette validation devrait être écrite à la main. FastAPI génère aussi automatiquement une documentation interactive de l'API, accessible sur </w:t>
+      </w:r>
+      <w:r>
+        <w:rPr>
+          <w:rFonts w:ascii="Consolas" w:hAnsi="Consolas"/>
+          <w:sz w:val="20"/>
+          <w:lang w:val="fr-FR"/>
+        </w:rPr>
+        <w:t>/docs</w:t>
+      </w:r>
+      <w:r>
+        <w:rPr>
+          <w:lang w:val="fr-FR"/>
+        </w:rPr>
+        <w:t>, qui liste les points d'accès, leurs paramètres et le format attendu des réponses ; cette documentation reste synchronisée avec le code puisqu'elle est générée depuis lui, ce qui évite le risque, fréquent avec Django ou Flask, d'une documentation écrite à part et qui dérive au fil des modifications.</w:t>
+      </w:r>
+    </w:p>
+    <w:p>
+      <w:pPr>
+        <w:spacing w:before="40" w:after="100" w:line="252" w:lineRule="auto"/>
+        <w:jc w:val="both"/>
+        <w:rPr>
+          <w:lang w:val="fr-FR"/>
+        </w:rPr>
+      </w:pPr>
+      <w:r>
+        <w:rPr>
+          <w:lang w:val="fr-FR"/>
+        </w:rPr>
+        <w:t xml:space="preserve">Le modèle est chargé une seule fois, au démarrage du service, et non à chaque appel de </w:t>
+      </w:r>
+      <w:r>
+        <w:rPr>
+          <w:rFonts w:ascii="Consolas" w:hAnsi="Consolas"/>
+          <w:sz w:val="20"/>
+          <w:lang w:val="fr-FR"/>
+        </w:rPr>
+        <w:t>/predict</w:t>
+      </w:r>
+      <w:r>
+        <w:rPr>
+          <w:lang w:val="fr-FR"/>
+        </w:rPr>
+        <w:t>. Charger un modèle de plusieurs dizaines de mégaoctets à chaque requête ajouterait plusieurs secondes à chaque diagnostic, là où l'objectif est une réponse quasi immédiate.</w:t>
+      </w:r>
+    </w:p>
+    <w:p>
+      <w:pPr>
+        <w:pStyle w:val="Titre3"/>
+        <w:spacing w:before="160" w:after="40" w:line="252" w:lineRule="auto"/>
+        <w:rPr>
+          <w:lang w:val="fr-FR"/>
+        </w:rPr>
+      </w:pPr>
       <w:r>
         <w:rPr>
           <w:rFonts w:ascii="Calibri" w:hAnsi="Calibri"/>
           <w:sz w:val="22"/>
           <w:lang w:val="fr-FR"/>
         </w:rPr>
-        <w:t>FastAPI</w:t>
-      </w:r>
-      <w:proofErr w:type="spellEnd"/>
+        <w:t>Pourquoi Streamlit pour l'application</w:t>
+      </w:r>
     </w:p>
     <w:p>
       <w:pPr>
@@ -10169,19 +9398,11 @@
           <w:lang w:val="fr-FR"/>
         </w:rPr>
       </w:pPr>
-      <w:proofErr w:type="spellStart"/>
-      <w:r>
-        <w:rPr>
-          <w:lang w:val="fr-FR"/>
-        </w:rPr>
-        <w:t>FastAPI</w:t>
-      </w:r>
-      <w:proofErr w:type="spellEnd"/>
-      <w:r>
-        <w:rPr>
-          <w:lang w:val="fr-FR"/>
-        </w:rPr>
-        <w:t xml:space="preserve"> a été retenu plutôt que Flask ou Django pour trois raisons directement liées au rôle du service dans ce projet, celui d'exposer un modèle de classification derrière une API simple.</w:t>
+      <w:r>
+        <w:rPr>
+          <w:lang w:val="fr-FR"/>
+        </w:rPr>
+        <w:t>Streamlit permet de construire une interface web fonctionnelle en quelques dizaines de lignes de Python, sans écrire de HTML, de CSS ou de JavaScript. Pour une application dont le rôle se limite à soumettre une photographie et à afficher un diagnostic, cette rapidité de développement a compté davantage que la finesse de personnalisation qu'une interface écrite à la main aurait permise.</w:t>
       </w:r>
     </w:p>
     <w:p>
@@ -10192,33 +9413,58 @@
           <w:lang w:val="fr-FR"/>
         </w:rPr>
       </w:pPr>
-      <w:proofErr w:type="spellStart"/>
-      <w:r>
-        <w:rPr>
-          <w:lang w:val="fr-FR"/>
-        </w:rPr>
-        <w:t>FastAPI</w:t>
-      </w:r>
-      <w:proofErr w:type="spellEnd"/>
-      <w:r>
-        <w:rPr>
-          <w:lang w:val="fr-FR"/>
-        </w:rPr>
-        <w:t xml:space="preserve"> valide automatiquement les entrées d'une requête à partir de leur déclaration de type, et rejette une requête mal formée avant même qu'elle n'atteigne le code de prédiction. Flask ne fait rien de tel par défaut, cette validation devrait être écrite à la main. </w:t>
-      </w:r>
-      <w:proofErr w:type="spellStart"/>
-      <w:r>
-        <w:rPr>
-          <w:lang w:val="fr-FR"/>
-        </w:rPr>
-        <w:t>FastAPI</w:t>
-      </w:r>
-      <w:proofErr w:type="spellEnd"/>
-      <w:r>
-        <w:rPr>
-          <w:lang w:val="fr-FR"/>
-        </w:rPr>
-        <w:t xml:space="preserve"> génère aussi automatiquement une documentation interactive de l'API, accessible sur </w:t>
+      <w:r>
+        <w:rPr>
+          <w:lang w:val="fr-FR"/>
+        </w:rPr>
+        <w:t>Ce choix a une contrepartie : l'apparence de l'application reste largement celle imposée par Streamlit, avec des possibilités de personnalisation visuelle limitées comparé à une interface construite composant par composant en HTML et JavaScript.</w:t>
+      </w:r>
+    </w:p>
+    <w:p>
+      <w:pPr>
+        <w:spacing w:before="40" w:after="100" w:line="252" w:lineRule="auto"/>
+        <w:jc w:val="both"/>
+        <w:rPr>
+          <w:lang w:val="fr-FR"/>
+        </w:rPr>
+      </w:pPr>
+      <w:r>
+        <w:rPr>
+          <w:lang w:val="fr-FR"/>
+        </w:rPr>
+        <w:t>Quel que soit le choix retenu pour l'interface, la séparation entre l'application et le service, décrite au chapitre 3, n'est pas négociable : l'application, quelle que soit sa technologie, ne fait jamais que consommer l'API du service.</w:t>
+      </w:r>
+    </w:p>
+    <w:p>
+      <w:pPr>
+        <w:pStyle w:val="Titre3"/>
+        <w:spacing w:before="160" w:after="40" w:line="252" w:lineRule="auto"/>
+        <w:rPr>
+          <w:lang w:val="fr-FR"/>
+        </w:rPr>
+      </w:pPr>
+      <w:r>
+        <w:rPr>
+          <w:rFonts w:ascii="Calibri" w:hAnsi="Calibri"/>
+          <w:sz w:val="22"/>
+          <w:lang w:val="fr-FR"/>
+        </w:rPr>
+        <w:t>La conteneurisation</w:t>
+      </w:r>
+    </w:p>
+    <w:p>
+      <w:pPr>
+        <w:spacing w:before="40" w:after="100" w:line="252" w:lineRule="auto"/>
+        <w:jc w:val="both"/>
+        <w:rPr>
+          <w:lang w:val="fr-FR"/>
+        </w:rPr>
+      </w:pPr>
+      <w:r>
+        <w:rPr>
+          <w:lang w:val="fr-FR"/>
+        </w:rPr>
+        <w:t xml:space="preserve">L'application et le service tournent dans deux conteneurs Docker séparés, plutôt que dans un seul. Cette séparation n'est pas seulement une question d'organisation : Streamlit et TensorFlow exigent chacun une version différente et incompatible de la bibliothèque </w:t>
       </w:r>
       <w:r>
         <w:rPr>
@@ -10226,13 +9472,13 @@
           <w:sz w:val="20"/>
           <w:lang w:val="fr-FR"/>
         </w:rPr>
-        <w:t>/docs</w:t>
-      </w:r>
-      <w:r>
-        <w:rPr>
-          <w:lang w:val="fr-FR"/>
-        </w:rPr>
-        <w:t>, qui liste les points d'accès, leurs paramètres et le format attendu des réponses ; cette documentation reste synchronisée avec le code puisqu'elle est générée depuis lui, ce qui évite le risque, fréquent avec Django ou Flask, d'une documentation écrite à part et qui dérive au fil des modifications.</w:t>
+        <w:t>protobuf</w:t>
+      </w:r>
+      <w:r>
+        <w:rPr>
+          <w:lang w:val="fr-FR"/>
+        </w:rPr>
+        <w:t>. Les deux ne peuvent pas cohabiter dans un même environnement Python. Deux conteneurs distincts résolvent ce conflit sans qu'il faille chercher un compromis de version qui, de toute façon, n'existe pas.</w:t>
       </w:r>
     </w:p>
     <w:p>
@@ -10247,7 +9493,7 @@
         <w:rPr>
           <w:lang w:val="fr-FR"/>
         </w:rPr>
-        <w:t xml:space="preserve">Le modèle est chargé une seule fois, au démarrage du service, et non à chaque appel de </w:t>
+        <w:t xml:space="preserve">Une variable d'environnement, </w:t>
       </w:r>
       <w:r>
         <w:rPr>
@@ -10255,58 +9501,55 @@
           <w:sz w:val="20"/>
           <w:lang w:val="fr-FR"/>
         </w:rPr>
-        <w:t>/</w:t>
-      </w:r>
-      <w:proofErr w:type="spellStart"/>
+        <w:t>AGRIVISION_MODELE</w:t>
+      </w:r>
+      <w:r>
+        <w:rPr>
+          <w:lang w:val="fr-FR"/>
+        </w:rPr>
+        <w:t xml:space="preserve">, désigne dans </w:t>
+      </w:r>
       <w:r>
         <w:rPr>
           <w:rFonts w:ascii="Consolas" w:hAnsi="Consolas"/>
           <w:sz w:val="20"/>
           <w:lang w:val="fr-FR"/>
         </w:rPr>
-        <w:t>predict</w:t>
-      </w:r>
-      <w:proofErr w:type="spellEnd"/>
-      <w:r>
-        <w:rPr>
-          <w:lang w:val="fr-FR"/>
-        </w:rPr>
-        <w:t>. Charger un modèle de plusieurs dizaines de mégaoctets à chaque requête ajouterait plusieurs secondes à chaque diagnostic, là où l'objectif est une réponse quasi immédiate.</w:t>
-      </w:r>
-    </w:p>
-    <w:p>
-      <w:pPr>
-        <w:pStyle w:val="Titre3"/>
-        <w:spacing w:before="160" w:after="40" w:line="252" w:lineRule="auto"/>
-        <w:rPr>
-          <w:lang w:val="fr-FR"/>
-        </w:rPr>
-      </w:pPr>
-      <w:r>
-        <w:rPr>
-          <w:rFonts w:ascii="Calibri" w:hAnsi="Calibri"/>
-          <w:sz w:val="22"/>
-          <w:lang w:val="fr-FR"/>
-        </w:rPr>
-        <w:t xml:space="preserve">Pourquoi </w:t>
-      </w:r>
-      <w:proofErr w:type="spellStart"/>
-      <w:r>
-        <w:rPr>
-          <w:rFonts w:ascii="Calibri" w:hAnsi="Calibri"/>
-          <w:sz w:val="22"/>
-          <w:lang w:val="fr-FR"/>
-        </w:rPr>
-        <w:t>Streamlit</w:t>
-      </w:r>
-      <w:proofErr w:type="spellEnd"/>
-      <w:r>
-        <w:rPr>
-          <w:rFonts w:ascii="Calibri" w:hAnsi="Calibri"/>
-          <w:sz w:val="22"/>
-          <w:lang w:val="fr-FR"/>
-        </w:rPr>
-        <w:t xml:space="preserve"> pour l'application</w:t>
+        <w:t>docker-compose.yml</w:t>
+      </w:r>
+      <w:r>
+        <w:rPr>
+          <w:lang w:val="fr-FR"/>
+        </w:rPr>
+        <w:t xml:space="preserve"> le modèle effectivement chargé par le service, </w:t>
+      </w:r>
+      <w:r>
+        <w:rPr>
+          <w:rFonts w:ascii="Consolas" w:hAnsi="Consolas"/>
+          <w:sz w:val="20"/>
+          <w:lang w:val="fr-FR"/>
+        </w:rPr>
+        <w:t>v2</w:t>
+      </w:r>
+      <w:r>
+        <w:rPr>
+          <w:lang w:val="fr-FR"/>
+        </w:rPr>
+        <w:t xml:space="preserve"> par défaut. Rejouer la comparaison entre les deux versions du modèle, présentée au chapitre 7, revient à remplacer cette valeur par </w:t>
+      </w:r>
+      <w:r>
+        <w:rPr>
+          <w:rFonts w:ascii="Consolas" w:hAnsi="Consolas"/>
+          <w:sz w:val="20"/>
+          <w:lang w:val="fr-FR"/>
+        </w:rPr>
+        <w:t>v1</w:t>
+      </w:r>
+      <w:r>
+        <w:rPr>
+          <w:lang w:val="fr-FR"/>
+        </w:rPr>
+        <w:t xml:space="preserve"> et à relancer les conteneurs, sans modifier une ligne de code.</w:t>
       </w:r>
     </w:p>
     <w:p>
@@ -10317,249 +9560,11 @@
           <w:lang w:val="fr-FR"/>
         </w:rPr>
       </w:pPr>
-      <w:proofErr w:type="spellStart"/>
-      <w:r>
-        <w:rPr>
-          <w:lang w:val="fr-FR"/>
-        </w:rPr>
-        <w:t>Streamlit</w:t>
-      </w:r>
-      <w:proofErr w:type="spellEnd"/>
-      <w:r>
-        <w:rPr>
-          <w:lang w:val="fr-FR"/>
-        </w:rPr>
-        <w:t xml:space="preserve"> permet de construire une interface web fonctionnelle en quelques dizaines de lignes de Python, sans écrire de HTML, de CSS ou de JavaScript. Pour une application dont le rôle se limite à soumettre une photographie et à afficher un diagnostic, cette rapidité de développement a compté davantage que la finesse de personnalisation qu'une interface écrite à la main aurait permise.</w:t>
-      </w:r>
-    </w:p>
-    <w:p>
-      <w:pPr>
-        <w:spacing w:before="40" w:after="100" w:line="252" w:lineRule="auto"/>
-        <w:jc w:val="both"/>
-        <w:rPr>
-          <w:lang w:val="fr-FR"/>
-        </w:rPr>
-      </w:pPr>
-      <w:r>
-        <w:rPr>
-          <w:lang w:val="fr-FR"/>
-        </w:rPr>
-        <w:t xml:space="preserve">Ce choix a une contrepartie : l'apparence de l'application reste largement celle imposée par </w:t>
-      </w:r>
-      <w:proofErr w:type="spellStart"/>
-      <w:r>
-        <w:rPr>
-          <w:lang w:val="fr-FR"/>
-        </w:rPr>
-        <w:t>Streamlit</w:t>
-      </w:r>
-      <w:proofErr w:type="spellEnd"/>
-      <w:r>
-        <w:rPr>
-          <w:lang w:val="fr-FR"/>
-        </w:rPr>
-        <w:t>, avec des possibilités de personnalisation visuelle limitées comparé à une interface construite composant par composant en HTML et JavaScript.</w:t>
-      </w:r>
-    </w:p>
-    <w:p>
-      <w:pPr>
-        <w:spacing w:before="40" w:after="100" w:line="252" w:lineRule="auto"/>
-        <w:jc w:val="both"/>
-        <w:rPr>
-          <w:lang w:val="fr-FR"/>
-        </w:rPr>
-      </w:pPr>
-      <w:r>
-        <w:rPr>
-          <w:lang w:val="fr-FR"/>
-        </w:rPr>
-        <w:t>Quel que soit le choix retenu pour l'interface, la séparation entre l'application et le service, décrite au chapitre 3, n'est pas négociable : l'application, quelle que soit sa technologie, ne fait jamais que consommer l'API du service.</w:t>
-      </w:r>
-    </w:p>
-    <w:p>
-      <w:pPr>
-        <w:pStyle w:val="Titre3"/>
-        <w:spacing w:before="160" w:after="40" w:line="252" w:lineRule="auto"/>
-        <w:rPr>
-          <w:lang w:val="fr-FR"/>
-        </w:rPr>
-      </w:pPr>
-      <w:r>
-        <w:rPr>
-          <w:rFonts w:ascii="Calibri" w:hAnsi="Calibri"/>
-          <w:sz w:val="22"/>
-          <w:lang w:val="fr-FR"/>
-        </w:rPr>
-        <w:t>La conteneurisation</w:t>
-      </w:r>
-    </w:p>
-    <w:p>
-      <w:pPr>
-        <w:spacing w:before="40" w:after="100" w:line="252" w:lineRule="auto"/>
-        <w:jc w:val="both"/>
-        <w:rPr>
-          <w:lang w:val="fr-FR"/>
-        </w:rPr>
-      </w:pPr>
-      <w:r>
-        <w:rPr>
-          <w:lang w:val="fr-FR"/>
-        </w:rPr>
-        <w:t xml:space="preserve">L'application et le service tournent dans deux conteneurs Docker séparés, plutôt que dans un seul. Cette séparation n'est pas seulement une question d'organisation : </w:t>
-      </w:r>
-      <w:proofErr w:type="spellStart"/>
-      <w:r>
-        <w:rPr>
-          <w:lang w:val="fr-FR"/>
-        </w:rPr>
-        <w:t>Streamlit</w:t>
-      </w:r>
-      <w:proofErr w:type="spellEnd"/>
-      <w:r>
-        <w:rPr>
-          <w:lang w:val="fr-FR"/>
-        </w:rPr>
-        <w:t xml:space="preserve"> et </w:t>
-      </w:r>
-      <w:proofErr w:type="spellStart"/>
-      <w:r>
-        <w:rPr>
-          <w:lang w:val="fr-FR"/>
-        </w:rPr>
-        <w:t>TensorFlow</w:t>
-      </w:r>
-      <w:proofErr w:type="spellEnd"/>
-      <w:r>
-        <w:rPr>
-          <w:lang w:val="fr-FR"/>
-        </w:rPr>
-        <w:t xml:space="preserve"> exigent chacun une version différente et incompatible de la bibliothèque </w:t>
-      </w:r>
-      <w:proofErr w:type="spellStart"/>
-      <w:r>
-        <w:rPr>
-          <w:rFonts w:ascii="Consolas" w:hAnsi="Consolas"/>
-          <w:sz w:val="20"/>
-          <w:lang w:val="fr-FR"/>
-        </w:rPr>
-        <w:t>protobuf</w:t>
-      </w:r>
-      <w:proofErr w:type="spellEnd"/>
-      <w:r>
-        <w:rPr>
-          <w:lang w:val="fr-FR"/>
-        </w:rPr>
-        <w:t>. Les deux ne peuvent pas cohabiter dans un même environnement Python. Deux conteneurs distincts résolvent ce conflit sans qu'il faille chercher un compromis de version qui, de toute façon, n'existe pas.</w:t>
-      </w:r>
-    </w:p>
-    <w:p>
-      <w:pPr>
-        <w:spacing w:before="40" w:after="100" w:line="252" w:lineRule="auto"/>
-        <w:jc w:val="both"/>
-        <w:rPr>
-          <w:lang w:val="fr-FR"/>
-        </w:rPr>
-      </w:pPr>
-      <w:r>
-        <w:rPr>
-          <w:lang w:val="fr-FR"/>
-        </w:rPr>
-        <w:t xml:space="preserve">Une variable d'environnement, </w:t>
-      </w:r>
-      <w:r>
-        <w:rPr>
-          <w:rFonts w:ascii="Consolas" w:hAnsi="Consolas"/>
-          <w:sz w:val="20"/>
-          <w:lang w:val="fr-FR"/>
-        </w:rPr>
-        <w:t>AGRIVISION_MODELE</w:t>
-      </w:r>
-      <w:r>
-        <w:rPr>
-          <w:lang w:val="fr-FR"/>
-        </w:rPr>
-        <w:t xml:space="preserve">, désigne dans </w:t>
-      </w:r>
-      <w:r>
-        <w:rPr>
-          <w:rFonts w:ascii="Consolas" w:hAnsi="Consolas"/>
-          <w:sz w:val="20"/>
-          <w:lang w:val="fr-FR"/>
-        </w:rPr>
-        <w:t>docker-</w:t>
-      </w:r>
-      <w:proofErr w:type="spellStart"/>
-      <w:r>
-        <w:rPr>
-          <w:rFonts w:ascii="Consolas" w:hAnsi="Consolas"/>
-          <w:sz w:val="20"/>
-          <w:lang w:val="fr-FR"/>
-        </w:rPr>
-        <w:t>compose.yml</w:t>
-      </w:r>
-      <w:proofErr w:type="spellEnd"/>
-      <w:r>
-        <w:rPr>
-          <w:lang w:val="fr-FR"/>
-        </w:rPr>
-        <w:t xml:space="preserve"> le modèle effectivement chargé par le service, </w:t>
-      </w:r>
-      <w:r>
-        <w:rPr>
-          <w:rFonts w:ascii="Consolas" w:hAnsi="Consolas"/>
-          <w:sz w:val="20"/>
-          <w:lang w:val="fr-FR"/>
-        </w:rPr>
-        <w:t>v2</w:t>
-      </w:r>
-      <w:r>
-        <w:rPr>
-          <w:lang w:val="fr-FR"/>
-        </w:rPr>
-        <w:t xml:space="preserve"> par défaut. Rejouer la comparaison entre les deux versions du modèle, présentée au chapitre 7, revient à remplacer cette valeur par </w:t>
-      </w:r>
-      <w:r>
-        <w:rPr>
-          <w:rFonts w:ascii="Consolas" w:hAnsi="Consolas"/>
-          <w:sz w:val="20"/>
-          <w:lang w:val="fr-FR"/>
-        </w:rPr>
-        <w:t>v1</w:t>
-      </w:r>
-      <w:r>
-        <w:rPr>
-          <w:lang w:val="fr-FR"/>
-        </w:rPr>
-        <w:t xml:space="preserve"> et à relancer les conteneurs, sans modifier une ligne de code.</w:t>
-      </w:r>
-    </w:p>
-    <w:p>
-      <w:pPr>
-        <w:spacing w:before="40" w:after="100" w:line="252" w:lineRule="auto"/>
-        <w:jc w:val="both"/>
-        <w:rPr>
-          <w:lang w:val="fr-FR"/>
-        </w:rPr>
-      </w:pPr>
-      <w:r>
-        <w:rPr>
-          <w:lang w:val="fr-FR"/>
-        </w:rPr>
-        <w:t xml:space="preserve">Au premier démarrage, l'application attend automatiquement que le service ait terminé de charger le modèle avant de lui adresser des requêtes. Sans cette reprise de contact automatique, un utilisateur qui lancerait l'application juste après les conteneurs risquerait une première erreur, le temps que </w:t>
-      </w:r>
-      <w:proofErr w:type="spellStart"/>
-      <w:r>
-        <w:rPr>
-          <w:lang w:val="fr-FR"/>
-        </w:rPr>
-        <w:t>TensorFlow</w:t>
-      </w:r>
-      <w:proofErr w:type="spellEnd"/>
-      <w:r>
-        <w:rPr>
-          <w:lang w:val="fr-FR"/>
-        </w:rPr>
-        <w:t xml:space="preserve"> finisse de s'installer et que le modèle soit chargé en mémoire, ce qui prend plusieurs minutes au tout premier démarrage.</w:t>
+      <w:r>
+        <w:rPr>
+          <w:lang w:val="fr-FR"/>
+        </w:rPr>
+        <w:t>Au premier démarrage, l'application attend automatiquement que le service ait terminé de charger le modèle avant de lui adresser des requêtes. Sans cette reprise de contact automatique, un utilisateur qui lancerait l'application juste après les conteneurs risquerait une première erreur, le temps que TensorFlow finisse de s'installer et que le modèle soit chargé en mémoire, ce qui prend plusieurs minutes au tout premier démarrage.</w:t>
       </w:r>
     </w:p>
     <w:p>
@@ -10701,21 +9706,7 @@
         <w:rPr>
           <w:lang w:val="fr-FR"/>
         </w:rPr>
-        <w:t xml:space="preserve">, a été entraînée sur le seul corpus </w:t>
-      </w:r>
-      <w:proofErr w:type="spellStart"/>
-      <w:r>
-        <w:rPr>
-          <w:lang w:val="fr-FR"/>
-        </w:rPr>
-        <w:t>PlantVillage</w:t>
-      </w:r>
-      <w:proofErr w:type="spellEnd"/>
-      <w:r>
-        <w:rPr>
-          <w:lang w:val="fr-FR"/>
-        </w:rPr>
-        <w:t>. Ce chapitre rend compte de ce qu'elle vaut sur le jeu de test issu de ce même corpus, c'est-à-dire dans les conditions exactes où elle a appris. Le chapitre 6 mesure ensuite ce qu'elle vaut ailleurs, et l'écart entre les deux est le résultat central du projet.</w:t>
+        <w:t>, a été entraînée sur le seul corpus PlantVillage. Ce chapitre rend compte de ce qu'elle vaut sur le jeu de test issu de ce même corpus, c'est-à-dire dans les conditions exactes où elle a appris. Le chapitre 6 mesure ensuite ce qu'elle vaut ailleurs, et l'écart entre les deux est le résultat central du projet.</w:t>
       </w:r>
     </w:p>
     <w:p>
@@ -10859,7 +9850,6 @@
             <w:pPr>
               <w:spacing w:before="60" w:after="60"/>
             </w:pPr>
-            <w:proofErr w:type="spellStart"/>
             <w:r>
               <w:rPr>
                 <w:b/>
@@ -10868,7 +9858,6 @@
               </w:rPr>
               <w:t>Mesure</w:t>
             </w:r>
-            <w:proofErr w:type="spellEnd"/>
           </w:p>
         </w:tc>
         <w:tc>
@@ -10945,35 +9934,7 @@
               <w:rPr>
                 <w:sz w:val="18"/>
               </w:rPr>
-              <w:t>Perte (</w:t>
-            </w:r>
-            <w:proofErr w:type="spellStart"/>
-            <w:r>
-              <w:rPr>
-                <w:sz w:val="18"/>
-              </w:rPr>
-              <w:t>entropie</w:t>
-            </w:r>
-            <w:proofErr w:type="spellEnd"/>
-            <w:r>
-              <w:rPr>
-                <w:sz w:val="18"/>
-              </w:rPr>
-              <w:t xml:space="preserve"> </w:t>
-            </w:r>
-            <w:proofErr w:type="spellStart"/>
-            <w:r>
-              <w:rPr>
-                <w:sz w:val="18"/>
-              </w:rPr>
-              <w:t>croisée</w:t>
-            </w:r>
-            <w:proofErr w:type="spellEnd"/>
-            <w:r>
-              <w:rPr>
-                <w:sz w:val="18"/>
-              </w:rPr>
-              <w:t>)</w:t>
+              <w:t>Perte (entropie croisée)</w:t>
             </w:r>
           </w:p>
         </w:tc>
@@ -11049,16 +10010,8 @@
               <w:rPr>
                 <w:sz w:val="18"/>
               </w:rPr>
-              <w:t xml:space="preserve">F1 </w:t>
+              <w:t>F1 pondéré</w:t>
             </w:r>
-            <w:proofErr w:type="spellStart"/>
-            <w:r>
-              <w:rPr>
-                <w:sz w:val="18"/>
-              </w:rPr>
-              <w:t>pondéré</w:t>
-            </w:r>
-            <w:proofErr w:type="spellEnd"/>
           </w:p>
         </w:tc>
         <w:tc>
@@ -11140,27 +10093,7 @@
           <w:sz w:val="18"/>
           <w:lang w:val="fr-FR"/>
         </w:rPr>
-        <w:t xml:space="preserve">Résultats de mobilenetv2-v1.0 sur le jeu de test </w:t>
-      </w:r>
-      <w:proofErr w:type="spellStart"/>
-      <w:r>
-        <w:rPr>
-          <w:i/>
-          <w:color w:val="595959"/>
-          <w:sz w:val="18"/>
-          <w:lang w:val="fr-FR"/>
-        </w:rPr>
-        <w:t>PlantVillage</w:t>
-      </w:r>
-      <w:proofErr w:type="spellEnd"/>
-      <w:r>
-        <w:rPr>
-          <w:i/>
-          <w:color w:val="595959"/>
-          <w:sz w:val="18"/>
-          <w:lang w:val="fr-FR"/>
-        </w:rPr>
-        <w:t>.</w:t>
+        <w:t>Résultats de mobilenetv2-v1.0 sur le jeu de test PlantVillage.</w:t>
       </w:r>
     </w:p>
     <w:p>
@@ -11275,32 +10208,14 @@
         <w:spacing w:after="60" w:line="252" w:lineRule="auto"/>
       </w:pPr>
       <w:bookmarkStart w:id="27" w:name="_Toc238936164"/>
-      <w:proofErr w:type="spellStart"/>
       <w:r>
         <w:rPr>
           <w:rFonts w:ascii="Calibri" w:hAnsi="Calibri"/>
           <w:sz w:val="25"/>
         </w:rPr>
-        <w:t>Résultats</w:t>
-      </w:r>
-      <w:proofErr w:type="spellEnd"/>
-      <w:r>
-        <w:rPr>
-          <w:rFonts w:ascii="Calibri" w:hAnsi="Calibri"/>
-          <w:sz w:val="25"/>
-        </w:rPr>
-        <w:t xml:space="preserve"> par </w:t>
-      </w:r>
-      <w:proofErr w:type="spellStart"/>
-      <w:r>
-        <w:rPr>
-          <w:rFonts w:ascii="Calibri" w:hAnsi="Calibri"/>
-          <w:sz w:val="25"/>
-        </w:rPr>
-        <w:t>classe</w:t>
+        <w:t>Résultats par classe</w:t>
       </w:r>
       <w:bookmarkEnd w:id="27"/>
-      <w:proofErr w:type="spellEnd"/>
     </w:p>
     <w:tbl>
       <w:tblPr>
@@ -11348,7 +10263,6 @@
             <w:pPr>
               <w:spacing w:before="60" w:after="60"/>
             </w:pPr>
-            <w:proofErr w:type="spellStart"/>
             <w:r>
               <w:rPr>
                 <w:b/>
@@ -11357,7 +10271,6 @@
               </w:rPr>
               <w:t>Précision</w:t>
             </w:r>
-            <w:proofErr w:type="spellEnd"/>
           </w:p>
         </w:tc>
         <w:tc>
@@ -11520,30 +10433,8 @@
               <w:rPr>
                 <w:sz w:val="18"/>
               </w:rPr>
-              <w:t xml:space="preserve">Tomate - </w:t>
+              <w:t>Tomate - Mildiou tardif</w:t>
             </w:r>
-            <w:proofErr w:type="spellStart"/>
-            <w:r>
-              <w:rPr>
-                <w:sz w:val="18"/>
-              </w:rPr>
-              <w:t>Mildiou</w:t>
-            </w:r>
-            <w:proofErr w:type="spellEnd"/>
-            <w:r>
-              <w:rPr>
-                <w:sz w:val="18"/>
-              </w:rPr>
-              <w:t xml:space="preserve"> </w:t>
-            </w:r>
-            <w:proofErr w:type="spellStart"/>
-            <w:r>
-              <w:rPr>
-                <w:sz w:val="18"/>
-              </w:rPr>
-              <w:t>tardif</w:t>
-            </w:r>
-            <w:proofErr w:type="spellEnd"/>
           </w:p>
         </w:tc>
         <w:tc>
@@ -11631,16 +10522,8 @@
               <w:rPr>
                 <w:sz w:val="18"/>
               </w:rPr>
-              <w:t xml:space="preserve">Tomate - Tache </w:t>
+              <w:t>Tomate - Tache bactérienne</w:t>
             </w:r>
-            <w:proofErr w:type="spellStart"/>
-            <w:r>
-              <w:rPr>
-                <w:sz w:val="18"/>
-              </w:rPr>
-              <w:t>bactérienne</w:t>
-            </w:r>
-            <w:proofErr w:type="spellEnd"/>
           </w:p>
         </w:tc>
         <w:tc>
@@ -11725,16 +10608,8 @@
               <w:rPr>
                 <w:sz w:val="18"/>
               </w:rPr>
-              <w:t xml:space="preserve">Tomate - </w:t>
+              <w:t>Tomate - Septoriose</w:t>
             </w:r>
-            <w:proofErr w:type="spellStart"/>
-            <w:r>
-              <w:rPr>
-                <w:sz w:val="18"/>
-              </w:rPr>
-              <w:t>Septoriose</w:t>
-            </w:r>
-            <w:proofErr w:type="spellEnd"/>
           </w:p>
         </w:tc>
         <w:tc>
@@ -11818,19 +10693,11 @@
             <w:pPr>
               <w:spacing w:before="60" w:after="60" w:line="259" w:lineRule="auto"/>
             </w:pPr>
-            <w:proofErr w:type="spellStart"/>
             <w:r>
               <w:rPr>
                 <w:sz w:val="18"/>
               </w:rPr>
-              <w:t>Maïs</w:t>
-            </w:r>
-            <w:proofErr w:type="spellEnd"/>
-            <w:r>
-              <w:rPr>
-                <w:sz w:val="18"/>
-              </w:rPr>
-              <w:t xml:space="preserve"> - Sain</w:t>
+              <w:t>Maïs - Sain</w:t>
             </w:r>
           </w:p>
         </w:tc>
@@ -11912,19 +10779,11 @@
             <w:pPr>
               <w:spacing w:before="60" w:after="60" w:line="259" w:lineRule="auto"/>
             </w:pPr>
-            <w:proofErr w:type="spellStart"/>
             <w:r>
               <w:rPr>
                 <w:sz w:val="18"/>
               </w:rPr>
-              <w:t>Maïs</w:t>
-            </w:r>
-            <w:proofErr w:type="spellEnd"/>
-            <w:r>
-              <w:rPr>
-                <w:sz w:val="18"/>
-              </w:rPr>
-              <w:t xml:space="preserve"> - Rouille commune</w:t>
+              <w:t>Maïs - Rouille commune</w:t>
             </w:r>
           </w:p>
         </w:tc>
@@ -12009,28 +10868,12 @@
             <w:pPr>
               <w:spacing w:before="60" w:after="60" w:line="259" w:lineRule="auto"/>
             </w:pPr>
-            <w:proofErr w:type="spellStart"/>
             <w:r>
               <w:rPr>
                 <w:sz w:val="18"/>
               </w:rPr>
-              <w:t>Maïs</w:t>
+              <w:t>Maïs - Helminthosporiose</w:t>
             </w:r>
-            <w:proofErr w:type="spellEnd"/>
-            <w:r>
-              <w:rPr>
-                <w:sz w:val="18"/>
-              </w:rPr>
-              <w:t xml:space="preserve"> - </w:t>
-            </w:r>
-            <w:proofErr w:type="spellStart"/>
-            <w:r>
-              <w:rPr>
-                <w:sz w:val="18"/>
-              </w:rPr>
-              <w:t>Helminthosporiose</w:t>
-            </w:r>
-            <w:proofErr w:type="spellEnd"/>
           </w:p>
         </w:tc>
         <w:tc>
@@ -12111,28 +10954,12 @@
             <w:pPr>
               <w:spacing w:before="60" w:after="60" w:line="259" w:lineRule="auto"/>
             </w:pPr>
-            <w:proofErr w:type="spellStart"/>
             <w:r>
               <w:rPr>
                 <w:sz w:val="18"/>
               </w:rPr>
-              <w:t>Maïs</w:t>
+              <w:t>Maïs - Cercosporiose</w:t>
             </w:r>
-            <w:proofErr w:type="spellEnd"/>
-            <w:r>
-              <w:rPr>
-                <w:sz w:val="18"/>
-              </w:rPr>
-              <w:t xml:space="preserve"> - </w:t>
-            </w:r>
-            <w:proofErr w:type="spellStart"/>
-            <w:r>
-              <w:rPr>
-                <w:sz w:val="18"/>
-              </w:rPr>
-              <w:t>Cercosporiose</w:t>
-            </w:r>
-            <w:proofErr w:type="spellEnd"/>
           </w:p>
         </w:tc>
         <w:tc>
@@ -12216,19 +11043,11 @@
             <w:pPr>
               <w:spacing w:before="60" w:after="60" w:line="259" w:lineRule="auto"/>
             </w:pPr>
-            <w:proofErr w:type="spellStart"/>
             <w:r>
               <w:rPr>
                 <w:sz w:val="18"/>
               </w:rPr>
-              <w:t>Poivron</w:t>
-            </w:r>
-            <w:proofErr w:type="spellEnd"/>
-            <w:r>
-              <w:rPr>
-                <w:sz w:val="18"/>
-              </w:rPr>
-              <w:t xml:space="preserve"> - Sain</w:t>
+              <w:t>Poivron - Sain</w:t>
             </w:r>
           </w:p>
         </w:tc>
@@ -12310,28 +11129,12 @@
             <w:pPr>
               <w:spacing w:before="60" w:after="60" w:line="259" w:lineRule="auto"/>
             </w:pPr>
-            <w:proofErr w:type="spellStart"/>
             <w:r>
               <w:rPr>
                 <w:sz w:val="18"/>
               </w:rPr>
-              <w:t>Poivron</w:t>
+              <w:t>Poivron - Tache bactérienne</w:t>
             </w:r>
-            <w:proofErr w:type="spellEnd"/>
-            <w:r>
-              <w:rPr>
-                <w:sz w:val="18"/>
-              </w:rPr>
-              <w:t xml:space="preserve"> - Tache </w:t>
-            </w:r>
-            <w:proofErr w:type="spellStart"/>
-            <w:r>
-              <w:rPr>
-                <w:sz w:val="18"/>
-              </w:rPr>
-              <w:t>bactérienne</w:t>
-            </w:r>
-            <w:proofErr w:type="spellEnd"/>
           </w:p>
         </w:tc>
         <w:tc>
@@ -12427,27 +11230,7 @@
           <w:sz w:val="18"/>
           <w:lang w:val="fr-FR"/>
         </w:rPr>
-        <w:t xml:space="preserve">Précision, rappel et F1 par classe, jeu de test </w:t>
-      </w:r>
-      <w:proofErr w:type="spellStart"/>
-      <w:r>
-        <w:rPr>
-          <w:i/>
-          <w:color w:val="595959"/>
-          <w:sz w:val="18"/>
-          <w:lang w:val="fr-FR"/>
-        </w:rPr>
-        <w:t>PlantVillage</w:t>
-      </w:r>
-      <w:proofErr w:type="spellEnd"/>
-      <w:r>
-        <w:rPr>
-          <w:i/>
-          <w:color w:val="595959"/>
-          <w:sz w:val="18"/>
-          <w:lang w:val="fr-FR"/>
-        </w:rPr>
-        <w:t>, modèle v1.</w:t>
+        <w:t>Précision, rappel et F1 par classe, jeu de test PlantVillage, modèle v1.</w:t>
       </w:r>
     </w:p>
     <w:p>
@@ -12538,27 +11321,7 @@
           <w:sz w:val="18"/>
           <w:lang w:val="fr-FR"/>
         </w:rPr>
-        <w:t xml:space="preserve">Matrice de confusion du modèle v1 sur le jeu de test </w:t>
-      </w:r>
-      <w:proofErr w:type="spellStart"/>
-      <w:r>
-        <w:rPr>
-          <w:i/>
-          <w:color w:val="595959"/>
-          <w:sz w:val="18"/>
-          <w:lang w:val="fr-FR"/>
-        </w:rPr>
-        <w:t>PlantVillage</w:t>
-      </w:r>
-      <w:proofErr w:type="spellEnd"/>
-      <w:r>
-        <w:rPr>
-          <w:i/>
-          <w:color w:val="595959"/>
-          <w:sz w:val="18"/>
-          <w:lang w:val="fr-FR"/>
-        </w:rPr>
-        <w:t>.</w:t>
+        <w:t>Matrice de confusion du modèle v1 sur le jeu de test PlantVillage.</w:t>
       </w:r>
     </w:p>
     <w:p>
@@ -12637,21 +11400,7 @@
         <w:rPr>
           <w:lang w:val="fr-FR"/>
         </w:rPr>
-        <w:t>Ces deux déséquilibres sont symétriques, et l'hypothèse la plus économique est qu'ils se répondent : les helminthosporioses manquées deviennent des cercosporioses annoncées à tort. La matrice de confusion permet de le vérifier directement, et c'est bien ce qu'elle montre. Cette confusion n'a rien d'aberrant sur le plan agronomique : les deux maladies produisent sur la feuille de maïs des lésions allongées de couleur brun clair, que le stade d'évolution rend parfois difficiles à distinguer à l'</w:t>
-      </w:r>
-      <w:proofErr w:type="spellStart"/>
-      <w:r>
-        <w:rPr>
-          <w:lang w:val="fr-FR"/>
-        </w:rPr>
-        <w:t>oeil</w:t>
-      </w:r>
-      <w:proofErr w:type="spellEnd"/>
-      <w:r>
-        <w:rPr>
-          <w:lang w:val="fr-FR"/>
-        </w:rPr>
-        <w:t xml:space="preserve"> nu.</w:t>
+        <w:t>Ces deux déséquilibres sont symétriques, et l'hypothèse la plus économique est qu'ils se répondent : les helminthosporioses manquées deviennent des cercosporioses annoncées à tort. La matrice de confusion permet de le vérifier directement, et c'est bien ce qu'elle montre. Cette confusion n'a rien d'aberrant sur le plan agronomique : les deux maladies produisent sur la feuille de maïs des lésions allongées de couleur brun clair, que le stade d'évolution rend parfois difficiles à distinguer à l'oeil nu.</w:t>
       </w:r>
     </w:p>
     <w:p>
@@ -12765,21 +11514,7 @@
         <w:rPr>
           <w:lang w:val="fr-FR"/>
         </w:rPr>
-        <w:t xml:space="preserve">Il n'établit en revanche rien du tout sur le comportement du modèle face à une photographie prise au champ, avec un feuillage encombré, une lumière rasante et une feuille encore attachée à la plante. </w:t>
-      </w:r>
-      <w:proofErr w:type="spellStart"/>
-      <w:r>
-        <w:rPr>
-          <w:lang w:val="fr-FR"/>
-        </w:rPr>
-        <w:t>PlantVillage</w:t>
-      </w:r>
-      <w:proofErr w:type="spellEnd"/>
-      <w:r>
-        <w:rPr>
-          <w:lang w:val="fr-FR"/>
-        </w:rPr>
-        <w:t xml:space="preserve"> est un corpus de laboratoire, et un modèle entraîné dessus apprend inévitablement une part des conditions de prise de vue en même temps que la maladie. Quelle part, exactement, aucun chiffre de ce chapitre ne le dit.</w:t>
+        <w:t>Il n'établit en revanche rien du tout sur le comportement du modèle face à une photographie prise au champ, avec un feuillage encombré, une lumière rasante et une feuille encore attachée à la plante. PlantVillage est un corpus de laboratoire, et un modèle entraîné dessus apprend inévitablement une part des conditions de prise de vue en même temps que la maladie. Quelle part, exactement, aucun chiffre de ce chapitre ne le dit.</w:t>
       </w:r>
     </w:p>
     <w:p>
@@ -12908,21 +11643,7 @@
         <w:rPr>
           <w:lang w:val="fr-FR"/>
         </w:rPr>
-        <w:t xml:space="preserve">Le guide de projet prévoyait à l'origine de fabriquer un jeu de test dégradé artificiellement, en appliquant du flou, du bruit et des changements de luminosité aux images de </w:t>
-      </w:r>
-      <w:proofErr w:type="spellStart"/>
-      <w:r>
-        <w:rPr>
-          <w:lang w:val="fr-FR"/>
-        </w:rPr>
-        <w:t>PlantVillage</w:t>
-      </w:r>
-      <w:proofErr w:type="spellEnd"/>
-      <w:r>
-        <w:rPr>
-          <w:lang w:val="fr-FR"/>
-        </w:rPr>
-        <w:t>. Cette solution a été écartée au profit d'une mesure plus exigeante, et le choix mérite d'être assumé explicitement : une image de studio floutée reste une image de studio. Elle ne dit rien du feuillage encombré, de la lumière naturelle ou de la feuille encore attachée à sa tige.</w:t>
+        <w:t>Le guide de projet prévoyait à l'origine de fabriquer un jeu de test dégradé artificiellement, en appliquant du flou, du bruit et des changements de luminosité aux images de PlantVillage. Cette solution a été écartée au profit d'une mesure plus exigeante, et le choix mérite d'être assumé explicitement : une image de studio floutée reste une image de studio. Elle ne dit rien du feuillage encombré, de la lumière naturelle ou de la feuille encore attachée à sa tige.</w:t>
       </w:r>
     </w:p>
     <w:p>
@@ -12939,7 +11660,6 @@
         </w:rPr>
         <w:t xml:space="preserve">L'évaluation s'appuie donc sur </w:t>
       </w:r>
-      <w:proofErr w:type="spellStart"/>
       <w:r>
         <w:rPr>
           <w:b/>
@@ -12947,26 +11667,11 @@
         </w:rPr>
         <w:t>PlantDoc</w:t>
       </w:r>
-      <w:proofErr w:type="spellEnd"/>
-      <w:r>
-        <w:rPr>
-          <w:lang w:val="fr-FR"/>
-        </w:rPr>
-        <w:t xml:space="preserve">, un corpus public de photographies prises en conditions réelles. Après mise en correspondance de ses catégories avec les nôtres, 942 images exploitables ont été retenues, réparties sur neuf de nos dix classes. La classe « Maïs - Sain » est absente de </w:t>
-      </w:r>
-      <w:proofErr w:type="spellStart"/>
-      <w:r>
-        <w:rPr>
-          <w:lang w:val="fr-FR"/>
-        </w:rPr>
-        <w:t>PlantDoc</w:t>
-      </w:r>
-      <w:proofErr w:type="spellEnd"/>
-      <w:r>
-        <w:rPr>
-          <w:lang w:val="fr-FR"/>
-        </w:rPr>
-        <w:t xml:space="preserve"> et n'a donc pas pu être évaluée au champ.</w:t>
+      <w:r>
+        <w:rPr>
+          <w:lang w:val="fr-FR"/>
+        </w:rPr>
+        <w:t>, un corpus public de photographies prises en conditions réelles. Après mise en correspondance de ses catégories avec les nôtres, 942 images exploitables ont été retenues, réparties sur neuf de nos dix classes. La classe « Maïs - Sain » est absente de PlantDoc et n'a donc pas pu être évaluée au champ.</w:t>
       </w:r>
     </w:p>
     <w:p>
@@ -13006,23 +11711,7 @@
           <w:lang w:val="fr-FR"/>
         </w:rPr>
         <w:tab/>
-        <w:t xml:space="preserve">Aucune image de </w:t>
-      </w:r>
-      <w:proofErr w:type="spellStart"/>
-      <w:r>
-        <w:rPr>
-          <w:b/>
-          <w:lang w:val="fr-FR"/>
-        </w:rPr>
-        <w:t>PlantDoc</w:t>
-      </w:r>
-      <w:proofErr w:type="spellEnd"/>
-      <w:r>
-        <w:rPr>
-          <w:b/>
-          <w:lang w:val="fr-FR"/>
-        </w:rPr>
-        <w:t xml:space="preserve"> n'a servi à l'entraînement</w:t>
+        <w:t>Aucune image de PlantDoc n'a servi à l'entraînement</w:t>
       </w:r>
       <w:r>
         <w:rPr>
@@ -13133,18 +11822,9 @@
           <w:rFonts w:ascii="Calibri" w:hAnsi="Calibri"/>
           <w:sz w:val="25"/>
         </w:rPr>
-        <w:t xml:space="preserve">Le </w:t>
-      </w:r>
-      <w:proofErr w:type="spellStart"/>
-      <w:r>
-        <w:rPr>
-          <w:rFonts w:ascii="Calibri" w:hAnsi="Calibri"/>
-          <w:sz w:val="25"/>
-        </w:rPr>
-        <w:t>résultat</w:t>
+        <w:t>Le résultat</w:t>
       </w:r>
       <w:bookmarkEnd w:id="32"/>
-      <w:proofErr w:type="spellEnd"/>
     </w:p>
     <w:tbl>
       <w:tblPr>
@@ -13171,7 +11851,6 @@
             <w:pPr>
               <w:spacing w:before="60" w:after="60"/>
             </w:pPr>
-            <w:proofErr w:type="spellStart"/>
             <w:r>
               <w:rPr>
                 <w:b/>
@@ -13179,44 +11858,6 @@
                 <w:sz w:val="18"/>
               </w:rPr>
               <w:t>Mesure</w:t>
-            </w:r>
-            <w:proofErr w:type="spellEnd"/>
-          </w:p>
-        </w:tc>
-        <w:tc>
-          <w:tcPr>
-            <w:tcW w:w="3362" w:type="dxa"/>
-            <w:shd w:val="clear" w:color="auto" w:fill="D9D9D9"/>
-          </w:tcPr>
-          <w:p>
-            <w:pPr>
-              <w:spacing w:before="60" w:after="60"/>
-            </w:pPr>
-            <w:r>
-              <w:rPr>
-                <w:b/>
-                <w:color w:val="000000"/>
-                <w:sz w:val="18"/>
-              </w:rPr>
-              <w:t>Studio (</w:t>
-            </w:r>
-            <w:proofErr w:type="spellStart"/>
-            <w:r>
-              <w:rPr>
-                <w:b/>
-                <w:color w:val="000000"/>
-                <w:sz w:val="18"/>
-              </w:rPr>
-              <w:t>PlantVillage</w:t>
-            </w:r>
-            <w:proofErr w:type="spellEnd"/>
-            <w:r>
-              <w:rPr>
-                <w:b/>
-                <w:color w:val="000000"/>
-                <w:sz w:val="18"/>
-              </w:rPr>
-              <w:t>)</w:t>
             </w:r>
           </w:p>
         </w:tc>
@@ -13235,25 +11876,26 @@
                 <w:color w:val="000000"/>
                 <w:sz w:val="18"/>
               </w:rPr>
-              <w:t>Terrain (</w:t>
+              <w:t>Studio (PlantVillage)</w:t>
             </w:r>
-            <w:proofErr w:type="spellStart"/>
+          </w:p>
+        </w:tc>
+        <w:tc>
+          <w:tcPr>
+            <w:tcW w:w="3362" w:type="dxa"/>
+            <w:shd w:val="clear" w:color="auto" w:fill="D9D9D9"/>
+          </w:tcPr>
+          <w:p>
+            <w:pPr>
+              <w:spacing w:before="60" w:after="60"/>
+            </w:pPr>
             <w:r>
               <w:rPr>
                 <w:b/>
                 <w:color w:val="000000"/>
                 <w:sz w:val="18"/>
               </w:rPr>
-              <w:t>PlantDoc</w:t>
-            </w:r>
-            <w:proofErr w:type="spellEnd"/>
-            <w:r>
-              <w:rPr>
-                <w:b/>
-                <w:color w:val="000000"/>
-                <w:sz w:val="18"/>
-              </w:rPr>
-              <w:t>)</w:t>
+              <w:t>Terrain (PlantDoc)</w:t>
             </w:r>
           </w:p>
         </w:tc>
@@ -13385,30 +12027,8 @@
               <w:rPr>
                 <w:sz w:val="18"/>
               </w:rPr>
-              <w:t xml:space="preserve">Confiance </w:t>
+              <w:t>Confiance moyenne du modèle</w:t>
             </w:r>
-            <w:proofErr w:type="spellStart"/>
-            <w:r>
-              <w:rPr>
-                <w:sz w:val="18"/>
-              </w:rPr>
-              <w:t>moyenne</w:t>
-            </w:r>
-            <w:proofErr w:type="spellEnd"/>
-            <w:r>
-              <w:rPr>
-                <w:sz w:val="18"/>
-              </w:rPr>
-              <w:t xml:space="preserve"> du </w:t>
-            </w:r>
-            <w:proofErr w:type="spellStart"/>
-            <w:r>
-              <w:rPr>
-                <w:sz w:val="18"/>
-              </w:rPr>
-              <w:t>modèle</w:t>
-            </w:r>
-            <w:proofErr w:type="spellEnd"/>
           </w:p>
         </w:tc>
         <w:tc>
@@ -13423,16 +12043,8 @@
               <w:rPr>
                 <w:sz w:val="18"/>
               </w:rPr>
-              <w:t xml:space="preserve">non </w:t>
+              <w:t>non mesurée</w:t>
             </w:r>
-            <w:proofErr w:type="spellStart"/>
-            <w:r>
-              <w:rPr>
-                <w:sz w:val="18"/>
-              </w:rPr>
-              <w:t>mesurée</w:t>
-            </w:r>
-            <w:proofErr w:type="spellEnd"/>
           </w:p>
         </w:tc>
         <w:tc>
@@ -13469,16 +12081,8 @@
               <w:rPr>
                 <w:sz w:val="18"/>
               </w:rPr>
-              <w:t xml:space="preserve">Images </w:t>
+              <w:t>Images évaluées</w:t>
             </w:r>
-            <w:proofErr w:type="spellStart"/>
-            <w:r>
-              <w:rPr>
-                <w:sz w:val="18"/>
-              </w:rPr>
-              <w:t>évaluées</w:t>
-            </w:r>
-            <w:proofErr w:type="spellEnd"/>
           </w:p>
         </w:tc>
         <w:tc>
@@ -13830,30 +12434,8 @@
               <w:rPr>
                 <w:sz w:val="18"/>
               </w:rPr>
-              <w:t xml:space="preserve">Tomate - </w:t>
+              <w:t>Tomate - Mildiou tardif</w:t>
             </w:r>
-            <w:proofErr w:type="spellStart"/>
-            <w:r>
-              <w:rPr>
-                <w:sz w:val="18"/>
-              </w:rPr>
-              <w:t>Mildiou</w:t>
-            </w:r>
-            <w:proofErr w:type="spellEnd"/>
-            <w:r>
-              <w:rPr>
-                <w:sz w:val="18"/>
-              </w:rPr>
-              <w:t xml:space="preserve"> </w:t>
-            </w:r>
-            <w:proofErr w:type="spellStart"/>
-            <w:r>
-              <w:rPr>
-                <w:sz w:val="18"/>
-              </w:rPr>
-              <w:t>tardif</w:t>
-            </w:r>
-            <w:proofErr w:type="spellEnd"/>
           </w:p>
         </w:tc>
         <w:tc>
@@ -13924,16 +12506,8 @@
               <w:rPr>
                 <w:sz w:val="18"/>
               </w:rPr>
-              <w:t xml:space="preserve">Tomate - Tache </w:t>
+              <w:t>Tomate - Tache bactérienne</w:t>
             </w:r>
-            <w:proofErr w:type="spellStart"/>
-            <w:r>
-              <w:rPr>
-                <w:sz w:val="18"/>
-              </w:rPr>
-              <w:t>bactérienne</w:t>
-            </w:r>
-            <w:proofErr w:type="spellEnd"/>
           </w:p>
         </w:tc>
         <w:tc>
@@ -14003,16 +12577,8 @@
               <w:rPr>
                 <w:sz w:val="18"/>
               </w:rPr>
-              <w:t xml:space="preserve">Tomate - </w:t>
+              <w:t>Tomate - Septoriose</w:t>
             </w:r>
-            <w:proofErr w:type="spellStart"/>
-            <w:r>
-              <w:rPr>
-                <w:sz w:val="18"/>
-              </w:rPr>
-              <w:t>Septoriose</w:t>
-            </w:r>
-            <w:proofErr w:type="spellEnd"/>
           </w:p>
         </w:tc>
         <w:tc>
@@ -14079,19 +12645,11 @@
             <w:pPr>
               <w:spacing w:before="60" w:after="60" w:line="259" w:lineRule="auto"/>
             </w:pPr>
-            <w:proofErr w:type="spellStart"/>
             <w:r>
               <w:rPr>
                 <w:sz w:val="18"/>
               </w:rPr>
-              <w:t>Maïs</w:t>
-            </w:r>
-            <w:proofErr w:type="spellEnd"/>
-            <w:r>
-              <w:rPr>
-                <w:sz w:val="18"/>
-              </w:rPr>
-              <w:t xml:space="preserve"> - Rouille commune</w:t>
+              <w:t>Maïs - Rouille commune</w:t>
             </w:r>
           </w:p>
         </w:tc>
@@ -14157,28 +12715,12 @@
             <w:pPr>
               <w:spacing w:before="60" w:after="60" w:line="259" w:lineRule="auto"/>
             </w:pPr>
-            <w:proofErr w:type="spellStart"/>
             <w:r>
               <w:rPr>
                 <w:sz w:val="18"/>
               </w:rPr>
-              <w:t>Maïs</w:t>
+              <w:t>Maïs - Helminthosporiose</w:t>
             </w:r>
-            <w:proofErr w:type="spellEnd"/>
-            <w:r>
-              <w:rPr>
-                <w:sz w:val="18"/>
-              </w:rPr>
-              <w:t xml:space="preserve"> - </w:t>
-            </w:r>
-            <w:proofErr w:type="spellStart"/>
-            <w:r>
-              <w:rPr>
-                <w:sz w:val="18"/>
-              </w:rPr>
-              <w:t>Helminthosporiose</w:t>
-            </w:r>
-            <w:proofErr w:type="spellEnd"/>
           </w:p>
         </w:tc>
         <w:tc>
@@ -14245,28 +12787,12 @@
             <w:pPr>
               <w:spacing w:before="60" w:after="60" w:line="259" w:lineRule="auto"/>
             </w:pPr>
-            <w:proofErr w:type="spellStart"/>
             <w:r>
               <w:rPr>
                 <w:sz w:val="18"/>
               </w:rPr>
-              <w:t>Maïs</w:t>
+              <w:t>Maïs - Cercosporiose</w:t>
             </w:r>
-            <w:proofErr w:type="spellEnd"/>
-            <w:r>
-              <w:rPr>
-                <w:sz w:val="18"/>
-              </w:rPr>
-              <w:t xml:space="preserve"> - </w:t>
-            </w:r>
-            <w:proofErr w:type="spellStart"/>
-            <w:r>
-              <w:rPr>
-                <w:sz w:val="18"/>
-              </w:rPr>
-              <w:t>Cercosporiose</w:t>
-            </w:r>
-            <w:proofErr w:type="spellEnd"/>
           </w:p>
         </w:tc>
         <w:tc>
@@ -14331,19 +12857,11 @@
             <w:pPr>
               <w:spacing w:before="60" w:after="60" w:line="259" w:lineRule="auto"/>
             </w:pPr>
-            <w:proofErr w:type="spellStart"/>
             <w:r>
               <w:rPr>
                 <w:sz w:val="18"/>
               </w:rPr>
-              <w:t>Poivron</w:t>
-            </w:r>
-            <w:proofErr w:type="spellEnd"/>
-            <w:r>
-              <w:rPr>
-                <w:sz w:val="18"/>
-              </w:rPr>
-              <w:t xml:space="preserve"> - Sain</w:t>
+              <w:t>Poivron - Sain</w:t>
             </w:r>
           </w:p>
         </w:tc>
@@ -14411,28 +12929,12 @@
             <w:pPr>
               <w:spacing w:before="60" w:after="60" w:line="259" w:lineRule="auto"/>
             </w:pPr>
-            <w:proofErr w:type="spellStart"/>
             <w:r>
               <w:rPr>
                 <w:sz w:val="18"/>
               </w:rPr>
-              <w:t>Poivron</w:t>
+              <w:t>Poivron - Tache bactérienne</w:t>
             </w:r>
-            <w:proofErr w:type="spellEnd"/>
-            <w:r>
-              <w:rPr>
-                <w:sz w:val="18"/>
-              </w:rPr>
-              <w:t xml:space="preserve"> - Tache </w:t>
-            </w:r>
-            <w:proofErr w:type="spellStart"/>
-            <w:r>
-              <w:rPr>
-                <w:sz w:val="18"/>
-              </w:rPr>
-              <w:t>bactérienne</w:t>
-            </w:r>
-            <w:proofErr w:type="spellEnd"/>
           </w:p>
         </w:tc>
         <w:tc>
@@ -14790,21 +13292,7 @@
         <w:rPr>
           <w:lang w:val="fr-FR"/>
         </w:rPr>
-        <w:t xml:space="preserve">Le notebook d'entraînement annonce 36,27 pour cent d'exactitude au champ pour cette même version, là où le service en mesure 35,67. L'écart de six dixièmes de point n'est pas une erreur de l'un ou de l'autre : les deux chaînes ne redimensionnent pas les images de la même façon. Le notebook utilise la fonction de redimensionnement de </w:t>
-      </w:r>
-      <w:proofErr w:type="spellStart"/>
-      <w:r>
-        <w:rPr>
-          <w:lang w:val="fr-FR"/>
-        </w:rPr>
-        <w:t>TensorFlow</w:t>
-      </w:r>
-      <w:proofErr w:type="spellEnd"/>
-      <w:r>
-        <w:rPr>
-          <w:lang w:val="fr-FR"/>
-        </w:rPr>
-        <w:t>, le service utilise la bibliothèque Pillow, et les deux méthodes ne produisent pas exactement la même image de 224 pixels de côté.</w:t>
+        <w:t>Le notebook d'entraînement annonce 36,27 pour cent d'exactitude au champ pour cette même version, là où le service en mesure 35,67. L'écart de six dixièmes de point n'est pas une erreur de l'un ou de l'autre : les deux chaînes ne redimensionnent pas les images de la même façon. Le notebook utilise la fonction de redimensionnement de TensorFlow, le service utilise la bibliothèque Pillow, et les deux méthodes ne produisent pas exactement la même image de 224 pixels de côté.</w:t>
       </w:r>
     </w:p>
     <w:p>
@@ -15104,35 +13592,7 @@
         <w:rPr>
           <w:lang w:val="fr-FR"/>
         </w:rPr>
-        <w:t xml:space="preserve"> Le corpus </w:t>
-      </w:r>
-      <w:proofErr w:type="spellStart"/>
-      <w:r>
-        <w:rPr>
-          <w:lang w:val="fr-FR"/>
-        </w:rPr>
-        <w:t>PlantWild</w:t>
-      </w:r>
-      <w:proofErr w:type="spellEnd"/>
-      <w:r>
-        <w:rPr>
-          <w:lang w:val="fr-FR"/>
-        </w:rPr>
-        <w:t xml:space="preserve"> apporte 1 765 photographies prises en conditions réelles, aux côtés des 9 597 images de </w:t>
-      </w:r>
-      <w:proofErr w:type="spellStart"/>
-      <w:r>
-        <w:rPr>
-          <w:lang w:val="fr-FR"/>
-        </w:rPr>
-        <w:t>PlantVillage</w:t>
-      </w:r>
-      <w:proofErr w:type="spellEnd"/>
-      <w:r>
-        <w:rPr>
-          <w:lang w:val="fr-FR"/>
-        </w:rPr>
-        <w:t>. Le modèle voit désormais des feuilles dans leur milieu, et non seulement sur fond uni.</w:t>
+        <w:t xml:space="preserve"> Le corpus PlantWild apporte 1 765 photographies prises en conditions réelles, aux côtés des 9 597 images de PlantVillage. Le modèle voit désormais des feuilles dans leur milieu, et non seulement sur fond uni.</w:t>
       </w:r>
     </w:p>
     <w:p>
@@ -15320,7 +13780,6 @@
               <w:keepLines/>
               <w:spacing w:before="60" w:after="60"/>
             </w:pPr>
-            <w:proofErr w:type="spellStart"/>
             <w:r>
               <w:rPr>
                 <w:b/>
@@ -15329,7 +13788,6 @@
               </w:rPr>
               <w:t>Mesure</w:t>
             </w:r>
-            <w:proofErr w:type="spellEnd"/>
           </w:p>
         </w:tc>
         <w:tc>
@@ -15514,27 +13972,7 @@
           <w:sz w:val="18"/>
           <w:lang w:val="fr-FR"/>
         </w:rPr>
-        <w:t xml:space="preserve">Coût de la version 2 sur le jeu de test </w:t>
-      </w:r>
-      <w:proofErr w:type="spellStart"/>
-      <w:r>
-        <w:rPr>
-          <w:i/>
-          <w:color w:val="595959"/>
-          <w:sz w:val="18"/>
-          <w:lang w:val="fr-FR"/>
-        </w:rPr>
-        <w:t>PlantVillage</w:t>
-      </w:r>
-      <w:proofErr w:type="spellEnd"/>
-      <w:r>
-        <w:rPr>
-          <w:i/>
-          <w:color w:val="595959"/>
-          <w:sz w:val="18"/>
-          <w:lang w:val="fr-FR"/>
-        </w:rPr>
-        <w:t>.</w:t>
+        <w:t>Coût de la version 2 sur le jeu de test PlantVillage.</w:t>
       </w:r>
     </w:p>
     <w:p>
@@ -15672,34 +14110,14 @@
             <w:pPr>
               <w:spacing w:before="60" w:after="60"/>
             </w:pPr>
-            <w:proofErr w:type="spellStart"/>
             <w:r>
               <w:rPr>
                 <w:b/>
                 <w:color w:val="000000"/>
                 <w:sz w:val="18"/>
               </w:rPr>
-              <w:t>Mesure</w:t>
+              <w:t>Mesure, corpus PlantDoc</w:t>
             </w:r>
-            <w:proofErr w:type="spellEnd"/>
-            <w:r>
-              <w:rPr>
-                <w:b/>
-                <w:color w:val="000000"/>
-                <w:sz w:val="18"/>
-              </w:rPr>
-              <w:t xml:space="preserve">, corpus </w:t>
-            </w:r>
-            <w:proofErr w:type="spellStart"/>
-            <w:r>
-              <w:rPr>
-                <w:b/>
-                <w:color w:val="000000"/>
-                <w:sz w:val="18"/>
-              </w:rPr>
-              <w:t>PlantDoc</w:t>
-            </w:r>
-            <w:proofErr w:type="spellEnd"/>
           </w:p>
         </w:tc>
         <w:tc>
@@ -16158,30 +14576,8 @@
               <w:rPr>
                 <w:sz w:val="18"/>
               </w:rPr>
-              <w:t xml:space="preserve">Diagnostics </w:t>
+              <w:t>Diagnostics affirmés sans avertissement</w:t>
             </w:r>
-            <w:proofErr w:type="spellStart"/>
-            <w:r>
-              <w:rPr>
-                <w:sz w:val="18"/>
-              </w:rPr>
-              <w:t>affirmés</w:t>
-            </w:r>
-            <w:proofErr w:type="spellEnd"/>
-            <w:r>
-              <w:rPr>
-                <w:sz w:val="18"/>
-              </w:rPr>
-              <w:t xml:space="preserve"> sans </w:t>
-            </w:r>
-            <w:proofErr w:type="spellStart"/>
-            <w:r>
-              <w:rPr>
-                <w:sz w:val="18"/>
-              </w:rPr>
-              <w:t>avertissement</w:t>
-            </w:r>
-            <w:proofErr w:type="spellEnd"/>
           </w:p>
         </w:tc>
         <w:tc>
@@ -16230,19 +14626,11 @@
             <w:pPr>
               <w:spacing w:before="60" w:after="60" w:line="259" w:lineRule="auto"/>
             </w:pPr>
-            <w:proofErr w:type="spellStart"/>
             <w:r>
               <w:rPr>
                 <w:sz w:val="18"/>
               </w:rPr>
-              <w:t>dont</w:t>
-            </w:r>
-            <w:proofErr w:type="spellEnd"/>
-            <w:r>
-              <w:rPr>
-                <w:sz w:val="18"/>
-              </w:rPr>
-              <w:t xml:space="preserve"> corrects</w:t>
+              <w:t>dont corrects</w:t>
             </w:r>
           </w:p>
         </w:tc>
@@ -16293,63 +14681,13 @@
             <w:pPr>
               <w:spacing w:before="60" w:after="60" w:line="259" w:lineRule="auto"/>
             </w:pPr>
-            <w:proofErr w:type="spellStart"/>
             <w:r>
               <w:rPr>
                 <w:b/>
                 <w:sz w:val="18"/>
               </w:rPr>
-              <w:t>Fiabilité</w:t>
+              <w:t>Fiabilité quand l'application affirme</w:t>
             </w:r>
-            <w:proofErr w:type="spellEnd"/>
-            <w:r>
-              <w:rPr>
-                <w:b/>
-                <w:sz w:val="18"/>
-              </w:rPr>
-              <w:t xml:space="preserve"> </w:t>
-            </w:r>
-            <w:proofErr w:type="spellStart"/>
-            <w:r>
-              <w:rPr>
-                <w:b/>
-                <w:sz w:val="18"/>
-              </w:rPr>
-              <w:t>quand</w:t>
-            </w:r>
-            <w:proofErr w:type="spellEnd"/>
-            <w:r>
-              <w:rPr>
-                <w:b/>
-                <w:sz w:val="18"/>
-              </w:rPr>
-              <w:t xml:space="preserve"> </w:t>
-            </w:r>
-            <w:proofErr w:type="spellStart"/>
-            <w:r>
-              <w:rPr>
-                <w:b/>
-                <w:sz w:val="18"/>
-              </w:rPr>
-              <w:t>l'application</w:t>
-            </w:r>
-            <w:proofErr w:type="spellEnd"/>
-            <w:r>
-              <w:rPr>
-                <w:b/>
-                <w:sz w:val="18"/>
-              </w:rPr>
-              <w:t xml:space="preserve"> </w:t>
-            </w:r>
-            <w:proofErr w:type="spellStart"/>
-            <w:r>
-              <w:rPr>
-                <w:b/>
-                <w:sz w:val="18"/>
-              </w:rPr>
-              <w:t>affirme</w:t>
-            </w:r>
-            <w:proofErr w:type="spellEnd"/>
           </w:p>
         </w:tc>
         <w:tc>
@@ -16644,21 +14982,7 @@
         <w:rPr>
           <w:lang w:val="fr-FR"/>
         </w:rPr>
-        <w:t xml:space="preserve"> : seule la valeur finale y figure. Deux conséquences en découlent, et elles doivent être écrites. D'abord, le choix n'est pas reproductible en l'état à partir du seul dépôt. Ensuite, si la comparaison a été menée sur </w:t>
-      </w:r>
-      <w:proofErr w:type="spellStart"/>
-      <w:r>
-        <w:rPr>
-          <w:lang w:val="fr-FR"/>
-        </w:rPr>
-        <w:t>PlantDoc</w:t>
-      </w:r>
-      <w:proofErr w:type="spellEnd"/>
-      <w:r>
-        <w:rPr>
-          <w:lang w:val="fr-FR"/>
-        </w:rPr>
-        <w:t>, alors ce corpus a servi à régler un paramètre, et il n'est plus totalement vierge pour ce réglage précis. Il le demeure pour tout le reste, puisqu'aucune de ses images n'a jamais été vue en entraînement, mais la nuance méritait d'être posée.</w:t>
+        <w:t xml:space="preserve"> : seule la valeur finale y figure. Deux conséquences en découlent, et elles doivent être écrites. D'abord, le choix n'est pas reproductible en l'état à partir du seul dépôt. Ensuite, si la comparaison a été menée sur PlantDoc, alors ce corpus a servi à régler un paramètre, et il n'est plus totalement vierge pour ce réglage précis. Il le demeure pour tout le reste, puisqu'aucune de ses images n'a jamais été vue en entraînement, mais la nuance méritait d'être posée.</w:t>
       </w:r>
     </w:p>
     <w:p>
@@ -16824,30 +15148,8 @@
               <w:rPr>
                 <w:sz w:val="18"/>
               </w:rPr>
-              <w:t xml:space="preserve">Tomate - </w:t>
+              <w:t>Tomate - Mildiou tardif</w:t>
             </w:r>
-            <w:proofErr w:type="spellStart"/>
-            <w:r>
-              <w:rPr>
-                <w:sz w:val="18"/>
-              </w:rPr>
-              <w:t>Mildiou</w:t>
-            </w:r>
-            <w:proofErr w:type="spellEnd"/>
-            <w:r>
-              <w:rPr>
-                <w:sz w:val="18"/>
-              </w:rPr>
-              <w:t xml:space="preserve"> </w:t>
-            </w:r>
-            <w:proofErr w:type="spellStart"/>
-            <w:r>
-              <w:rPr>
-                <w:sz w:val="18"/>
-              </w:rPr>
-              <w:t>tardif</w:t>
-            </w:r>
-            <w:proofErr w:type="spellEnd"/>
           </w:p>
         </w:tc>
         <w:tc>
@@ -16901,16 +15203,8 @@
               <w:rPr>
                 <w:sz w:val="18"/>
               </w:rPr>
-              <w:t xml:space="preserve">Tomate - Tache </w:t>
+              <w:t>Tomate - Tache bactérienne</w:t>
             </w:r>
-            <w:proofErr w:type="spellStart"/>
-            <w:r>
-              <w:rPr>
-                <w:sz w:val="18"/>
-              </w:rPr>
-              <w:t>bactérienne</w:t>
-            </w:r>
-            <w:proofErr w:type="spellEnd"/>
           </w:p>
         </w:tc>
         <w:tc>
@@ -16963,16 +15257,8 @@
               <w:rPr>
                 <w:sz w:val="18"/>
               </w:rPr>
-              <w:t xml:space="preserve">Tomate - </w:t>
+              <w:t>Tomate - Septoriose</w:t>
             </w:r>
-            <w:proofErr w:type="spellStart"/>
-            <w:r>
-              <w:rPr>
-                <w:sz w:val="18"/>
-              </w:rPr>
-              <w:t>Septoriose</w:t>
-            </w:r>
-            <w:proofErr w:type="spellEnd"/>
           </w:p>
         </w:tc>
         <w:tc>
@@ -17022,19 +15308,11 @@
             <w:pPr>
               <w:spacing w:before="60" w:after="60" w:line="259" w:lineRule="auto"/>
             </w:pPr>
-            <w:proofErr w:type="spellStart"/>
             <w:r>
               <w:rPr>
                 <w:sz w:val="18"/>
               </w:rPr>
-              <w:t>Maïs</w:t>
-            </w:r>
-            <w:proofErr w:type="spellEnd"/>
-            <w:r>
-              <w:rPr>
-                <w:sz w:val="18"/>
-              </w:rPr>
-              <w:t xml:space="preserve"> - Rouille commune</w:t>
+              <w:t>Maïs - Rouille commune</w:t>
             </w:r>
           </w:p>
         </w:tc>
@@ -17084,28 +15362,12 @@
             <w:pPr>
               <w:spacing w:before="60" w:after="60" w:line="259" w:lineRule="auto"/>
             </w:pPr>
-            <w:proofErr w:type="spellStart"/>
             <w:r>
               <w:rPr>
                 <w:sz w:val="18"/>
               </w:rPr>
-              <w:t>Maïs</w:t>
+              <w:t>Maïs - Helminthosporiose</w:t>
             </w:r>
-            <w:proofErr w:type="spellEnd"/>
-            <w:r>
-              <w:rPr>
-                <w:sz w:val="18"/>
-              </w:rPr>
-              <w:t xml:space="preserve"> - </w:t>
-            </w:r>
-            <w:proofErr w:type="spellStart"/>
-            <w:r>
-              <w:rPr>
-                <w:sz w:val="18"/>
-              </w:rPr>
-              <w:t>Helminthosporiose</w:t>
-            </w:r>
-            <w:proofErr w:type="spellEnd"/>
           </w:p>
         </w:tc>
         <w:tc>
@@ -17155,28 +15417,12 @@
             <w:pPr>
               <w:spacing w:before="60" w:after="60" w:line="259" w:lineRule="auto"/>
             </w:pPr>
-            <w:proofErr w:type="spellStart"/>
             <w:r>
               <w:rPr>
                 <w:sz w:val="18"/>
               </w:rPr>
-              <w:t>Maïs</w:t>
+              <w:t>Maïs - Cercosporiose</w:t>
             </w:r>
-            <w:proofErr w:type="spellEnd"/>
-            <w:r>
-              <w:rPr>
-                <w:sz w:val="18"/>
-              </w:rPr>
-              <w:t xml:space="preserve"> - </w:t>
-            </w:r>
-            <w:proofErr w:type="spellStart"/>
-            <w:r>
-              <w:rPr>
-                <w:sz w:val="18"/>
-              </w:rPr>
-              <w:t>Cercosporiose</w:t>
-            </w:r>
-            <w:proofErr w:type="spellEnd"/>
           </w:p>
         </w:tc>
         <w:tc>
@@ -17225,20 +15471,12 @@
             <w:pPr>
               <w:spacing w:before="60" w:after="60" w:line="259" w:lineRule="auto"/>
             </w:pPr>
-            <w:proofErr w:type="spellStart"/>
             <w:r>
               <w:rPr>
                 <w:sz w:val="18"/>
               </w:rPr>
               <w:lastRenderedPageBreak/>
-              <w:t>Poivron</w:t>
-            </w:r>
-            <w:proofErr w:type="spellEnd"/>
-            <w:r>
-              <w:rPr>
-                <w:sz w:val="18"/>
-              </w:rPr>
-              <w:t xml:space="preserve"> - Sain</w:t>
+              <w:t>Poivron - Sain</w:t>
             </w:r>
           </w:p>
         </w:tc>
@@ -17289,28 +15527,12 @@
             <w:pPr>
               <w:spacing w:before="60" w:after="60" w:line="259" w:lineRule="auto"/>
             </w:pPr>
-            <w:proofErr w:type="spellStart"/>
             <w:r>
               <w:rPr>
                 <w:sz w:val="18"/>
               </w:rPr>
-              <w:t>Poivron</w:t>
+              <w:t>Poivron - Tache bactérienne</w:t>
             </w:r>
-            <w:proofErr w:type="spellEnd"/>
-            <w:r>
-              <w:rPr>
-                <w:sz w:val="18"/>
-              </w:rPr>
-              <w:t xml:space="preserve"> - Tache </w:t>
-            </w:r>
-            <w:proofErr w:type="spellStart"/>
-            <w:r>
-              <w:rPr>
-                <w:sz w:val="18"/>
-              </w:rPr>
-              <w:t>bactérienne</w:t>
-            </w:r>
-            <w:proofErr w:type="spellEnd"/>
           </w:p>
         </w:tc>
         <w:tc>
@@ -17385,21 +15607,7 @@
         <w:rPr>
           <w:lang w:val="fr-FR"/>
         </w:rPr>
-        <w:t xml:space="preserve">Le gain le plus spectaculaire concerne les deux classes de plantes saines, tomate et poivron, qui passent respectivement de 0,060 à 0,591 et de 0,211 à 0,564. C'est exactement ce que l'ajout de </w:t>
-      </w:r>
-      <w:proofErr w:type="spellStart"/>
-      <w:r>
-        <w:rPr>
-          <w:lang w:val="fr-FR"/>
-        </w:rPr>
-        <w:t>PlantWild</w:t>
-      </w:r>
-      <w:proofErr w:type="spellEnd"/>
-      <w:r>
-        <w:rPr>
-          <w:lang w:val="fr-FR"/>
-        </w:rPr>
-        <w:t xml:space="preserve"> pouvait apporter : le modèle a enfin vu à quoi ressemble une plante en bonne santé dans son milieu naturel.</w:t>
+        <w:t>Le gain le plus spectaculaire concerne les deux classes de plantes saines, tomate et poivron, qui passent respectivement de 0,060 à 0,591 et de 0,211 à 0,564. C'est exactement ce que l'ajout de PlantWild pouvait apporter : le modèle a enfin vu à quoi ressemble une plante en bonne santé dans son milieu naturel.</w:t>
       </w:r>
     </w:p>
     <w:p>
@@ -17531,18 +15739,8 @@
           <w:sz w:val="20"/>
           <w:lang w:val="fr-FR"/>
         </w:rPr>
-        <w:t>docker-</w:t>
-      </w:r>
-      <w:proofErr w:type="spellStart"/>
-      <w:r>
-        <w:rPr>
-          <w:rFonts w:ascii="Consolas" w:hAnsi="Consolas"/>
-          <w:sz w:val="20"/>
-          <w:lang w:val="fr-FR"/>
-        </w:rPr>
-        <w:t>compose.yml</w:t>
-      </w:r>
-      <w:proofErr w:type="spellEnd"/>
+        <w:t>docker-compose.yml</w:t>
+      </w:r>
       <w:r>
         <w:rPr>
           <w:lang w:val="fr-FR"/>
@@ -17655,21 +15853,7 @@
         <w:rPr>
           <w:lang w:val="fr-FR"/>
         </w:rPr>
-        <w:t xml:space="preserve">Les deux chapitres précédents mesurent ce que le modèle réussit et ce qu'il rate. Ils ne disent pas sur quoi il s'appuie pour décider. C'est une question distincte, et elle est loin d'être théorique : un modèle entraîné majoritairement sur des images de studio pourrait très bien avoir appris à reconnaître le fond gris de </w:t>
-      </w:r>
-      <w:proofErr w:type="spellStart"/>
-      <w:r>
-        <w:rPr>
-          <w:lang w:val="fr-FR"/>
-        </w:rPr>
-        <w:t>PlantVillage</w:t>
-      </w:r>
-      <w:proofErr w:type="spellEnd"/>
-      <w:r>
-        <w:rPr>
-          <w:lang w:val="fr-FR"/>
-        </w:rPr>
-        <w:t xml:space="preserve"> plutôt que les lésions sur la feuille. Rien dans une matrice de confusion ne permettrait de le voir.</w:t>
+        <w:t>Les deux chapitres précédents mesurent ce que le modèle réussit et ce qu'il rate. Ils ne disent pas sur quoi il s'appuie pour décider. C'est une question distincte, et elle est loin d'être théorique : un modèle entraîné majoritairement sur des images de studio pourrait très bien avoir appris à reconnaître le fond gris de PlantVillage plutôt que les lésions sur la feuille. Rien dans une matrice de confusion ne permettrait de le voir.</w:t>
       </w:r>
     </w:p>
     <w:p>
@@ -17686,7 +15870,6 @@
         </w:rPr>
         <w:t xml:space="preserve">La méthode Grad-CAM répond à cette question. Elle remonte les gradients de la classe retenue jusqu'à la dernière couche de convolution du réseau, ici la couche </w:t>
       </w:r>
-      <w:proofErr w:type="spellStart"/>
       <w:r>
         <w:rPr>
           <w:rFonts w:ascii="Consolas" w:hAnsi="Consolas"/>
@@ -17695,7 +15878,6 @@
         </w:rPr>
         <w:t>out_relu</w:t>
       </w:r>
-      <w:proofErr w:type="spellEnd"/>
       <w:r>
         <w:rPr>
           <w:lang w:val="fr-FR"/>
@@ -17797,21 +15979,7 @@
         <w:rPr>
           <w:lang w:val="fr-FR"/>
         </w:rPr>
-        <w:t xml:space="preserve"> ne retient donc aucun cas à la main. Il diagnostique un lot de 56 images, 20 de studio et 36 de </w:t>
-      </w:r>
-      <w:proofErr w:type="gramStart"/>
-      <w:r>
-        <w:rPr>
-          <w:lang w:val="fr-FR"/>
-        </w:rPr>
-        <w:t>terrain tirées</w:t>
-      </w:r>
-      <w:proofErr w:type="gramEnd"/>
-      <w:r>
-        <w:rPr>
-          <w:lang w:val="fr-FR"/>
-        </w:rPr>
-        <w:t xml:space="preserve"> avec une graine fixe, puis sélectionne quatre situations selon des critères écrits d'avance :</w:t>
+        <w:t xml:space="preserve"> ne retient donc aucun cas à la main. Il diagnostique un lot de 56 images, 20 de studio et 36 de terrain tirées avec une graine fixe, puis sélectionne quatre situations selon des critères écrits d'avance :</w:t>
       </w:r>
     </w:p>
     <w:p>
@@ -18089,21 +16257,7 @@
         <w:rPr>
           <w:lang w:val="fr-FR"/>
         </w:rPr>
-        <w:t xml:space="preserve">Une feuille de poivron saine issue de </w:t>
-      </w:r>
-      <w:proofErr w:type="spellStart"/>
-      <w:r>
-        <w:rPr>
-          <w:lang w:val="fr-FR"/>
-        </w:rPr>
-        <w:t>PlantDoc</w:t>
-      </w:r>
-      <w:proofErr w:type="spellEnd"/>
-      <w:r>
-        <w:rPr>
-          <w:lang w:val="fr-FR"/>
-        </w:rPr>
-        <w:t>, diagnostiquée saine à 85 pour cent. La zone décisive couvre le centre du limbe, nervures principales comprises.</w:t>
+        <w:t>Une feuille de poivron saine issue de PlantDoc, diagnostiquée saine à 85 pour cent. La zone décisive couvre le centre du limbe, nervures principales comprises.</w:t>
       </w:r>
     </w:p>
     <w:p>
@@ -18121,21 +16275,12 @@
         <w:lastRenderedPageBreak/>
         <w:t xml:space="preserve">Ce cas appelle une réserve utile. L'image vient bien du corpus de terrain, mais elle est photographiée sur fond blanc uni, feuille détachée, et porte le filigrane d'une banque d'images. </w:t>
       </w:r>
-      <w:proofErr w:type="spellStart"/>
       <w:r>
         <w:rPr>
           <w:b/>
           <w:lang w:val="fr-FR"/>
         </w:rPr>
-        <w:t>PlantDoc</w:t>
-      </w:r>
-      <w:proofErr w:type="spellEnd"/>
-      <w:r>
-        <w:rPr>
-          <w:b/>
-          <w:lang w:val="fr-FR"/>
-        </w:rPr>
-        <w:t xml:space="preserve"> n'est donc pas homogène</w:t>
+        <w:t>PlantDoc n'est donc pas homogène</w:t>
       </w:r>
       <w:r>
         <w:rPr>
@@ -18175,21 +16320,7 @@
         <w:rPr>
           <w:lang w:val="fr-FR"/>
         </w:rPr>
-        <w:t xml:space="preserve">Une image de </w:t>
-      </w:r>
-      <w:proofErr w:type="spellStart"/>
-      <w:r>
-        <w:rPr>
-          <w:lang w:val="fr-FR"/>
-        </w:rPr>
-        <w:t>PlantDoc</w:t>
-      </w:r>
-      <w:proofErr w:type="spellEnd"/>
-      <w:r>
-        <w:rPr>
-          <w:lang w:val="fr-FR"/>
-        </w:rPr>
-        <w:t xml:space="preserve"> étiquetée septoriose de la tomate, diagnostiquée tache bactérienne du poivron à 88 pour cent. C'est le cas le plus instructif de la planche, pour deux raisons.</w:t>
+        <w:t>Une image de PlantDoc étiquetée septoriose de la tomate, diagnostiquée tache bactérienne du poivron à 88 pour cent. C'est le cas le plus instructif de la planche, pour deux raisons.</w:t>
       </w:r>
     </w:p>
     <w:p>
@@ -18226,80 +16357,39 @@
           <w:i/>
           <w:lang w:val="fr-FR"/>
         </w:rPr>
-        <w:t xml:space="preserve">Xanthomonas </w:t>
-      </w:r>
-      <w:proofErr w:type="spellStart"/>
+        <w:t>Xanthomonas vesicatoria</w:t>
+      </w:r>
+      <w:r>
+        <w:rPr>
+          <w:lang w:val="fr-FR"/>
+        </w:rPr>
+        <w:t xml:space="preserve">. Cette bactérie est l'agent de la </w:t>
+      </w:r>
+      <w:r>
+        <w:rPr>
+          <w:b/>
+          <w:lang w:val="fr-FR"/>
+        </w:rPr>
+        <w:t>tache bactérienne</w:t>
+      </w:r>
+      <w:r>
+        <w:rPr>
+          <w:lang w:val="fr-FR"/>
+        </w:rPr>
+        <w:t xml:space="preserve">, pas de la septoriose, laquelle est causée par le champignon </w:t>
+      </w:r>
       <w:r>
         <w:rPr>
           <w:i/>
           <w:lang w:val="fr-FR"/>
         </w:rPr>
-        <w:t>vesicatoria</w:t>
-      </w:r>
-      <w:proofErr w:type="spellEnd"/>
-      <w:r>
-        <w:rPr>
-          <w:lang w:val="fr-FR"/>
-        </w:rPr>
-        <w:t xml:space="preserve">. Cette bactérie est l'agent de la </w:t>
-      </w:r>
-      <w:r>
-        <w:rPr>
-          <w:b/>
-          <w:lang w:val="fr-FR"/>
-        </w:rPr>
-        <w:t>tache bactérienne</w:t>
-      </w:r>
-      <w:r>
-        <w:rPr>
-          <w:lang w:val="fr-FR"/>
-        </w:rPr>
-        <w:t xml:space="preserve">, pas de la septoriose, laquelle est causée par le champignon </w:t>
-      </w:r>
-      <w:proofErr w:type="spellStart"/>
-      <w:r>
-        <w:rPr>
-          <w:i/>
-          <w:lang w:val="fr-FR"/>
-        </w:rPr>
-        <w:t>Septoria</w:t>
-      </w:r>
-      <w:proofErr w:type="spellEnd"/>
-      <w:r>
-        <w:rPr>
-          <w:i/>
-          <w:lang w:val="fr-FR"/>
-        </w:rPr>
-        <w:t xml:space="preserve"> </w:t>
-      </w:r>
-      <w:proofErr w:type="spellStart"/>
-      <w:r>
-        <w:rPr>
-          <w:i/>
-          <w:lang w:val="fr-FR"/>
-        </w:rPr>
-        <w:t>lycopersici</w:t>
-      </w:r>
-      <w:proofErr w:type="spellEnd"/>
-      <w:r>
-        <w:rPr>
-          <w:lang w:val="fr-FR"/>
-        </w:rPr>
-        <w:t xml:space="preserve">. Autrement dit, l'étiquette de </w:t>
-      </w:r>
-      <w:proofErr w:type="spellStart"/>
-      <w:r>
-        <w:rPr>
-          <w:lang w:val="fr-FR"/>
-        </w:rPr>
-        <w:t>PlantDoc</w:t>
-      </w:r>
-      <w:proofErr w:type="spellEnd"/>
-      <w:r>
-        <w:rPr>
-          <w:lang w:val="fr-FR"/>
-        </w:rPr>
-        <w:t xml:space="preserve"> est très probablement fausse, et le modèle a raison sur la maladie. Il ne se trompe que sur la culture, en annonçant le poivron plutôt que la tomate, confusion d'autant plus compréhensible que cette bactérie attaque les deux.</w:t>
+        <w:t>Septoria lycopersici</w:t>
+      </w:r>
+      <w:r>
+        <w:rPr>
+          <w:lang w:val="fr-FR"/>
+        </w:rPr>
+        <w:t>. Autrement dit, l'étiquette de PlantDoc est très probablement fausse, et le modèle a raison sur la maladie. Il ne se trompe que sur la culture, en annonçant le poivron plutôt que la tomate, confusion d'autant plus compréhensible que cette bactérie attaque les deux.</w:t>
       </w:r>
     </w:p>
     <w:p>
@@ -18333,23 +16423,7 @@
           <w:sz w:val="20"/>
           <w:lang w:val="fr-FR"/>
         </w:rPr>
-        <w:t xml:space="preserve">Une part des erreurs comptées sur </w:t>
-      </w:r>
-      <w:proofErr w:type="spellStart"/>
-      <w:r>
-        <w:rPr>
-          <w:sz w:val="20"/>
-          <w:lang w:val="fr-FR"/>
-        </w:rPr>
-        <w:t>PlantDoc</w:t>
-      </w:r>
-      <w:proofErr w:type="spellEnd"/>
-      <w:r>
-        <w:rPr>
-          <w:sz w:val="20"/>
-          <w:lang w:val="fr-FR"/>
-        </w:rPr>
-        <w:t xml:space="preserve"> sont des erreurs d'étiquetage du corpus, et non du modèle. Les 49,47 pour cent d'exactitude mesurés au champ sous-estiment donc la performance réelle, dans une proportion que nous n'avons pas quantifiée.</w:t>
+        <w:t>Une part des erreurs comptées sur PlantDoc sont des erreurs d'étiquetage du corpus, et non du modèle. Les 49,47 pour cent d'exactitude mesurés au champ sous-estiment donc la performance réelle, dans une proportion que nous n'avons pas quantifiée.</w:t>
       </w:r>
     </w:p>
     <w:p>
@@ -18619,21 +16693,7 @@
         <w:rPr>
           <w:lang w:val="fr-FR"/>
         </w:rPr>
-        <w:t xml:space="preserve"> le modèle, dans une proportion non quantifiée, parce que </w:t>
-      </w:r>
-      <w:proofErr w:type="spellStart"/>
-      <w:r>
-        <w:rPr>
-          <w:lang w:val="fr-FR"/>
-        </w:rPr>
-        <w:t>PlantDoc</w:t>
-      </w:r>
-      <w:proofErr w:type="spellEnd"/>
-      <w:r>
-        <w:rPr>
-          <w:lang w:val="fr-FR"/>
-        </w:rPr>
-        <w:t xml:space="preserve"> contient des étiquettes erronées. Un cas est documenté au chapitre 8, où une image rangée en septoriose porte une mention de la base EPPO désignant l'agent de la tache bactérienne. Le diagnostic compté comme faux était le bon.</w:t>
+        <w:t xml:space="preserve"> le modèle, dans une proportion non quantifiée, parce que PlantDoc contient des étiquettes erronées. Un cas est documenté au chapitre 8, où une image rangée en septoriose porte une mention de la base EPPO désignant l'agent de la tache bactérienne. Le diagnostic compté comme faux était le bon.</w:t>
       </w:r>
     </w:p>
     <w:p>
@@ -18661,21 +16721,7 @@
         <w:rPr>
           <w:lang w:val="fr-FR"/>
         </w:rPr>
-        <w:t xml:space="preserve"> aussi le modèle sur un autre plan, parce que </w:t>
-      </w:r>
-      <w:proofErr w:type="spellStart"/>
-      <w:r>
-        <w:rPr>
-          <w:lang w:val="fr-FR"/>
-        </w:rPr>
-        <w:t>PlantDoc</w:t>
-      </w:r>
-      <w:proofErr w:type="spellEnd"/>
-      <w:r>
-        <w:rPr>
-          <w:lang w:val="fr-FR"/>
-        </w:rPr>
-        <w:t xml:space="preserve"> n'est pas homogène. Une partie de ses images est photographiée sur fond uni, feuille détachée, dans des conditions proches du studio, comme le montre le deuxième cas du chapitre 8. La performance sur des photographies réellement prises dans un champ dense est donc probablement inférieure aux 49,47 pour cent affichés.</w:t>
+        <w:t xml:space="preserve"> aussi le modèle sur un autre plan, parce que PlantDoc n'est pas homogène. Une partie de ses images est photographiée sur fond uni, feuille détachée, dans des conditions proches du studio, comme le montre le deuxième cas du chapitre 8. La performance sur des photographies réellement prises dans un champ dense est donc probablement inférieure aux 49,47 pour cent affichés.</w:t>
       </w:r>
     </w:p>
     <w:p>
@@ -18724,35 +16770,7 @@
         <w:rPr>
           <w:lang w:val="fr-FR"/>
         </w:rPr>
-        <w:t xml:space="preserve">L'entraînement repose majoritairement sur </w:t>
-      </w:r>
-      <w:proofErr w:type="spellStart"/>
-      <w:r>
-        <w:rPr>
-          <w:lang w:val="fr-FR"/>
-        </w:rPr>
-        <w:t>PlantVillage</w:t>
-      </w:r>
-      <w:proofErr w:type="spellEnd"/>
-      <w:r>
-        <w:rPr>
-          <w:lang w:val="fr-FR"/>
-        </w:rPr>
-        <w:t xml:space="preserve">, photographié en studio, feuille détachée sur fond uni. </w:t>
-      </w:r>
-      <w:proofErr w:type="spellStart"/>
-      <w:r>
-        <w:rPr>
-          <w:lang w:val="fr-FR"/>
-        </w:rPr>
-        <w:t>PlantWild</w:t>
-      </w:r>
-      <w:proofErr w:type="spellEnd"/>
-      <w:r>
-        <w:rPr>
-          <w:lang w:val="fr-FR"/>
-        </w:rPr>
-        <w:t xml:space="preserve"> apporte des images de terrain, mais en bien moindre quantité : 1 765 images contre 9 597. Un modèle entraîné dans ces conditions apprend en partie la prise de vue et non la seule maladie.</w:t>
+        <w:t>L'entraînement repose majoritairement sur PlantVillage, photographié en studio, feuille détachée sur fond uni. PlantWild apporte des images de terrain, mais en bien moindre quantité : 1 765 images contre 9 597. Un modèle entraîné dans ces conditions apprend en partie la prise de vue et non la seule maladie.</w:t>
       </w:r>
     </w:p>
     <w:p>
@@ -18829,21 +16847,7 @@
         <w:rPr>
           <w:lang w:val="fr-FR"/>
         </w:rPr>
-        <w:t xml:space="preserve">, </w:t>
-      </w:r>
-      <w:proofErr w:type="spellStart"/>
-      <w:r>
-        <w:rPr>
-          <w:lang w:val="fr-FR"/>
-        </w:rPr>
-        <w:t>PlantDoc</w:t>
-      </w:r>
-      <w:proofErr w:type="spellEnd"/>
-      <w:r>
-        <w:rPr>
-          <w:lang w:val="fr-FR"/>
-        </w:rPr>
-        <w:t>. D'autres conditions de prise de vue, un autre appareil, un autre climat donneraient d'autres chiffres. Rien ne garantit que les 49,47 pour cent se retrouveraient sur des photographies prises dans une exploitation sénégalaise.</w:t>
+        <w:t>, PlantDoc. D'autres conditions de prise de vue, un autre appareil, un autre climat donneraient d'autres chiffres. Rien ne garantit que les 49,47 pour cent se retrouveraient sur des photographies prises dans une exploitation sénégalaise.</w:t>
       </w:r>
     </w:p>
     <w:p>
@@ -18858,21 +16862,7 @@
         <w:rPr>
           <w:lang w:val="fr-FR"/>
         </w:rPr>
-        <w:t xml:space="preserve">La classe « Maïs - Sain » est absente de </w:t>
-      </w:r>
-      <w:proofErr w:type="spellStart"/>
-      <w:r>
-        <w:rPr>
-          <w:lang w:val="fr-FR"/>
-        </w:rPr>
-        <w:t>PlantDoc</w:t>
-      </w:r>
-      <w:proofErr w:type="spellEnd"/>
-      <w:r>
-        <w:rPr>
-          <w:lang w:val="fr-FR"/>
-        </w:rPr>
-        <w:t>. Elle n'a donc pas pu être évaluée au champ, et le modèle peut la prédire à tort sans qu'aucune image ne vienne le contredire. Tous les F1 macro de terrain sont pour cette raison calculés sur neuf classes.</w:t>
+        <w:t>La classe « Maïs - Sain » est absente de PlantDoc. Elle n'a donc pas pu être évaluée au champ, et le modèle peut la prédire à tort sans qu'aucune image ne vienne le contredire. Tous les F1 macro de terrain sont pour cette raison calculés sur neuf classes.</w:t>
       </w:r>
     </w:p>
     <w:p>
@@ -18887,63 +16877,7 @@
         <w:rPr>
           <w:lang w:val="fr-FR"/>
         </w:rPr>
-        <w:t xml:space="preserve">La correspondance entre la catégorie « Bell </w:t>
-      </w:r>
-      <w:proofErr w:type="spellStart"/>
-      <w:r>
-        <w:rPr>
-          <w:lang w:val="fr-FR"/>
-        </w:rPr>
-        <w:t>pepper</w:t>
-      </w:r>
-      <w:proofErr w:type="spellEnd"/>
-      <w:r>
-        <w:rPr>
-          <w:lang w:val="fr-FR"/>
-        </w:rPr>
-        <w:t xml:space="preserve"> </w:t>
-      </w:r>
-      <w:proofErr w:type="spellStart"/>
-      <w:r>
-        <w:rPr>
-          <w:lang w:val="fr-FR"/>
-        </w:rPr>
-        <w:t>leaf</w:t>
-      </w:r>
-      <w:proofErr w:type="spellEnd"/>
-      <w:r>
-        <w:rPr>
-          <w:lang w:val="fr-FR"/>
-        </w:rPr>
-        <w:t xml:space="preserve"> spot » de </w:t>
-      </w:r>
-      <w:proofErr w:type="spellStart"/>
-      <w:r>
-        <w:rPr>
-          <w:lang w:val="fr-FR"/>
-        </w:rPr>
-        <w:t>PlantDoc</w:t>
-      </w:r>
-      <w:proofErr w:type="spellEnd"/>
-      <w:r>
-        <w:rPr>
-          <w:lang w:val="fr-FR"/>
-        </w:rPr>
-        <w:t xml:space="preserve"> et notre classe « Poivron - Tache bactérienne » est une approximation : </w:t>
-      </w:r>
-      <w:proofErr w:type="spellStart"/>
-      <w:r>
-        <w:rPr>
-          <w:lang w:val="fr-FR"/>
-        </w:rPr>
-        <w:t>PlantDoc</w:t>
-      </w:r>
-      <w:proofErr w:type="spellEnd"/>
-      <w:r>
-        <w:rPr>
-          <w:lang w:val="fr-FR"/>
-        </w:rPr>
-        <w:t xml:space="preserve"> ne précise pas l'agent responsable de la tache observée.</w:t>
+        <w:t>La correspondance entre la catégorie « Bell pepper leaf spot » de PlantDoc et notre classe « Poivron - Tache bactérienne » est une approximation : PlantDoc ne précise pas l'agent responsable de la tache observée.</w:t>
       </w:r>
     </w:p>
     <w:p>
@@ -19023,14 +16957,7 @@
         <w:rPr>
           <w:lang w:val="fr-FR"/>
         </w:rPr>
-        <w:t xml:space="preserve">Enfin, ni les images ni les modèles entraînés ne sont versionnés dans le dépôt, Git n'étant pas adapté aux fichiers binaires lourds. Le corpus se retélécharge et le découpage est reproductible à l'identique grâce au manifeste, mais les </w:t>
-      </w:r>
-      <w:proofErr w:type="gramStart"/>
-      <w:r>
-        <w:rPr>
-          <w:lang w:val="fr-FR"/>
-        </w:rPr>
-        <w:t xml:space="preserve">fichiers </w:t>
+        <w:t xml:space="preserve">Enfin, ni les images ni les modèles entraînés ne sont versionnés dans le dépôt, Git n'étant pas adapté aux fichiers binaires lourds. Le corpus se retélécharge et le découpage est reproductible à l'identique grâce au manifeste, mais les fichiers </w:t>
       </w:r>
       <w:r>
         <w:rPr>
@@ -19038,19 +16965,8 @@
           <w:sz w:val="20"/>
           <w:lang w:val="fr-FR"/>
         </w:rPr>
-        <w:t>.</w:t>
-      </w:r>
-      <w:proofErr w:type="spellStart"/>
-      <w:r>
-        <w:rPr>
-          <w:rFonts w:ascii="Consolas" w:hAnsi="Consolas"/>
-          <w:sz w:val="20"/>
-          <w:lang w:val="fr-FR"/>
-        </w:rPr>
-        <w:t>keras</w:t>
-      </w:r>
-      <w:proofErr w:type="spellEnd"/>
-      <w:proofErr w:type="gramEnd"/>
+        <w:t>.keras</w:t>
+      </w:r>
       <w:r>
         <w:rPr>
           <w:lang w:val="fr-FR"/>
@@ -19119,21 +17035,7 @@
         <w:rPr>
           <w:lang w:val="fr-FR"/>
         </w:rPr>
-        <w:t xml:space="preserve">Les recommandations affichées orientent une observation de terrain. Elles ne remplacent pas le diagnostic d'un conseiller agricole ou d'un service de protection des végétaux, </w:t>
-      </w:r>
-      <w:proofErr w:type="gramStart"/>
-      <w:r>
-        <w:rPr>
-          <w:lang w:val="fr-FR"/>
-        </w:rPr>
-        <w:t>seuls habilités</w:t>
-      </w:r>
-      <w:proofErr w:type="gramEnd"/>
-      <w:r>
-        <w:rPr>
-          <w:lang w:val="fr-FR"/>
-        </w:rPr>
-        <w:t xml:space="preserve"> à préconiser un traitement. Aucune prescription phytosanitaire ne figure dans l'application, et c'est un choix de périmètre assumé.</w:t>
+        <w:t>Les recommandations affichées orientent une observation de terrain. Elles ne remplacent pas le diagnostic d'un conseiller agricole ou d'un service de protection des végétaux, seuls habilités à préconiser un traitement. Aucune prescription phytosanitaire ne figure dans l'application, et c'est un choix de périmètre assumé.</w:t>
       </w:r>
     </w:p>
     <w:p>
@@ -19178,19 +17080,11 @@
           <w:lang w:val="fr-FR"/>
         </w:rPr>
       </w:pPr>
-      <w:proofErr w:type="spellStart"/>
-      <w:r>
-        <w:rPr>
-          <w:lang w:val="fr-FR"/>
-        </w:rPr>
-        <w:t>PlantWild</w:t>
-      </w:r>
-      <w:proofErr w:type="spellEnd"/>
-      <w:r>
-        <w:rPr>
-          <w:lang w:val="fr-FR"/>
-        </w:rPr>
-        <w:t xml:space="preserve"> est distribué sous licence Creative Commons </w:t>
+      <w:r>
+        <w:rPr>
+          <w:lang w:val="fr-FR"/>
+        </w:rPr>
+        <w:t xml:space="preserve">PlantWild est distribué sous licence Creative Commons </w:t>
       </w:r>
       <w:r>
         <w:rPr>
@@ -19203,21 +17097,7 @@
         <w:rPr>
           <w:lang w:val="fr-FR"/>
         </w:rPr>
-        <w:t xml:space="preserve"> : usage non commercial, sans </w:t>
-      </w:r>
-      <w:proofErr w:type="spellStart"/>
-      <w:r>
-        <w:rPr>
-          <w:lang w:val="fr-FR"/>
-        </w:rPr>
-        <w:t>oeuvre</w:t>
-      </w:r>
-      <w:proofErr w:type="spellEnd"/>
-      <w:r>
-        <w:rPr>
-          <w:lang w:val="fr-FR"/>
-        </w:rPr>
-        <w:t xml:space="preserve"> dérivée, attribution obligatoire. Le projet est un travail académique sans exploitation commerciale, ce qui satisfait la clause NC.</w:t>
+        <w:t xml:space="preserve"> : usage non commercial, sans oeuvre dérivée, attribution obligatoire. Le projet est un travail académique sans exploitation commerciale, ce qui satisfait la clause NC.</w:t>
       </w:r>
     </w:p>
     <w:p>
@@ -19232,21 +17112,7 @@
         <w:rPr>
           <w:lang w:val="fr-FR"/>
         </w:rPr>
-        <w:t xml:space="preserve">La clause ND soulève en revanche une question non tranchée : un modèle entraîné sur ces images constitue-t-il une </w:t>
-      </w:r>
-      <w:proofErr w:type="spellStart"/>
-      <w:r>
-        <w:rPr>
-          <w:lang w:val="fr-FR"/>
-        </w:rPr>
-        <w:t>oeuvre</w:t>
-      </w:r>
-      <w:proofErr w:type="spellEnd"/>
-      <w:r>
-        <w:rPr>
-          <w:lang w:val="fr-FR"/>
-        </w:rPr>
-        <w:t xml:space="preserve"> dérivée au sens de la licence ? Le droit d'auteur n'apporte pas de réponse établie sur ce point. Par prudence, le modèle v2 ne peut pas être diffusé à des fins commerciales, et toute réutilisation hors du cadre académique demande de revenir à la licence.</w:t>
+        <w:t>La clause ND soulève en revanche une question non tranchée : un modèle entraîné sur ces images constitue-t-il une oeuvre dérivée au sens de la licence ? Le droit d'auteur n'apporte pas de réponse établie sur ce point. Par prudence, le modèle v2 ne peut pas être diffusé à des fins commerciales, et toute réutilisation hors du cadre académique demande de revenir à la licence.</w:t>
       </w:r>
     </w:p>
     <w:p>
@@ -19280,39 +17146,7 @@
           <w:sz w:val="20"/>
           <w:lang w:val="fr-FR"/>
         </w:rPr>
-        <w:t xml:space="preserve">Cette limite ne concerne que la version 2. La version 1, entraînée sur le seul </w:t>
-      </w:r>
-      <w:proofErr w:type="spellStart"/>
-      <w:r>
-        <w:rPr>
-          <w:sz w:val="20"/>
-          <w:lang w:val="fr-FR"/>
-        </w:rPr>
-        <w:t>PlantVillage</w:t>
-      </w:r>
-      <w:proofErr w:type="spellEnd"/>
-      <w:r>
-        <w:rPr>
-          <w:sz w:val="20"/>
-          <w:lang w:val="fr-FR"/>
-        </w:rPr>
-        <w:t xml:space="preserve">, n'est pas affectée par la licence de </w:t>
-      </w:r>
-      <w:proofErr w:type="spellStart"/>
-      <w:r>
-        <w:rPr>
-          <w:sz w:val="20"/>
-          <w:lang w:val="fr-FR"/>
-        </w:rPr>
-        <w:t>PlantWild</w:t>
-      </w:r>
-      <w:proofErr w:type="spellEnd"/>
-      <w:r>
-        <w:rPr>
-          <w:sz w:val="20"/>
-          <w:lang w:val="fr-FR"/>
-        </w:rPr>
-        <w:t>.</w:t>
+        <w:t>Cette limite ne concerne que la version 2. La version 1, entraînée sur le seul PlantVillage, n'est pas affectée par la licence de PlantWild.</w:t>
       </w:r>
     </w:p>
     <w:p>
@@ -19441,21 +17275,7 @@
         <w:rPr>
           <w:lang w:val="fr-FR"/>
         </w:rPr>
-        <w:t xml:space="preserve">Corriger les étiquettes du corpus de test est une seconde piste, plus rapide à mettre en œuvre. Le chapitre 8 établit qu'au moins une étiquette de </w:t>
-      </w:r>
-      <w:proofErr w:type="spellStart"/>
-      <w:r>
-        <w:rPr>
-          <w:lang w:val="fr-FR"/>
-        </w:rPr>
-        <w:t>PlantDoc</w:t>
-      </w:r>
-      <w:proofErr w:type="spellEnd"/>
-      <w:r>
-        <w:rPr>
-          <w:lang w:val="fr-FR"/>
-        </w:rPr>
-        <w:t xml:space="preserve"> est fausse. Une relecture systématique de ce corpus donnerait une mesure plus juste de ce que vaut réellement le modèle au champ, sans qu'il soit nécessaire de réentraîner quoi que ce soit.</w:t>
+        <w:t>Corriger les étiquettes du corpus de test est une seconde piste, plus rapide à mettre en œuvre. Le chapitre 8 établit qu'au moins une étiquette de PlantDoc est fausse. Une relecture systématique de ce corpus donnerait une mesure plus juste de ce que vaut réellement le modèle au champ, sans qu'il soit nécessaire de réentraîner quoi que ce soit.</w:t>
       </w:r>
     </w:p>
     <w:p>
@@ -19504,21 +17324,7 @@
         <w:rPr>
           <w:lang w:val="fr-FR"/>
         </w:rPr>
-        <w:t xml:space="preserve">La limite d'usage la plus gênante, décrite au chapitre 9, est qu'une feuille inconnue du modèle reçoit tout de même un diagnostic. Cela tient à la conception même de la tête de classification, décrite au chapitre 4 : la couche de sortie en </w:t>
-      </w:r>
-      <w:proofErr w:type="spellStart"/>
-      <w:r>
-        <w:rPr>
-          <w:lang w:val="fr-FR"/>
-        </w:rPr>
-        <w:t>softmax</w:t>
-      </w:r>
-      <w:proofErr w:type="spellEnd"/>
-      <w:r>
-        <w:rPr>
-          <w:lang w:val="fr-FR"/>
-        </w:rPr>
-        <w:t xml:space="preserve"> répartit toujours cent pour cent de certitude entre les dix classes connues, y compris devant une photographie de manioc ou une image sans rapport avec une feuille.</w:t>
+        <w:t>La limite d'usage la plus gênante, décrite au chapitre 9, est qu'une feuille inconnue du modèle reçoit tout de même un diagnostic. Cela tient à la conception même de la tête de classification, décrite au chapitre 4 : la couche de sortie en softmax répartit toujours cent pour cent de certitude entre les dix classes connues, y compris devant une photographie de manioc ou une image sans rapport avec une feuille.</w:t>
       </w:r>
     </w:p>
     <w:p>
@@ -19533,35 +17339,7 @@
         <w:rPr>
           <w:lang w:val="fr-FR"/>
         </w:rPr>
-        <w:t xml:space="preserve">Un mécanisme de rejet, capable de répondre qu'une image n'appartient à aucune classe connue plutôt que de forcer un choix parmi les dix, répondrait directement à cette limite. Cela demande un travail spécifique, et pas seulement un seuil de confiance plus élevé : un modèle </w:t>
-      </w:r>
-      <w:proofErr w:type="spellStart"/>
-      <w:r>
-        <w:rPr>
-          <w:lang w:val="fr-FR"/>
-        </w:rPr>
-        <w:t>surconfiant</w:t>
-      </w:r>
-      <w:proofErr w:type="spellEnd"/>
-      <w:r>
-        <w:rPr>
-          <w:lang w:val="fr-FR"/>
-        </w:rPr>
-        <w:t xml:space="preserve"> reste </w:t>
-      </w:r>
-      <w:proofErr w:type="spellStart"/>
-      <w:r>
-        <w:rPr>
-          <w:lang w:val="fr-FR"/>
-        </w:rPr>
-        <w:t>surconfiant</w:t>
-      </w:r>
-      <w:proofErr w:type="spellEnd"/>
-      <w:r>
-        <w:rPr>
-          <w:lang w:val="fr-FR"/>
-        </w:rPr>
-        <w:t xml:space="preserve"> devant une image aberrante, un simple relèvement du seuil ne suffit pas à corriger ce comportement.</w:t>
+        <w:t>Un mécanisme de rejet, capable de répondre qu'une image n'appartient à aucune classe connue plutôt que de forcer un choix parmi les dix, répondrait directement à cette limite. Cela demande un travail spécifique, et pas seulement un seuil de confiance plus élevé : un modèle surconfiant reste surconfiant devant une image aberrante, un simple relèvement du seuil ne suffit pas à corriger ce comportement.</w:t>
       </w:r>
     </w:p>
     <w:p>
@@ -19573,23 +17351,13 @@
         </w:rPr>
       </w:pPr>
       <w:bookmarkStart w:id="61" w:name="_Toc238936198"/>
-      <w:proofErr w:type="spellStart"/>
       <w:r>
         <w:rPr>
           <w:rFonts w:ascii="Calibri" w:hAnsi="Calibri"/>
           <w:sz w:val="25"/>
           <w:lang w:val="fr-FR"/>
         </w:rPr>
-        <w:t>TensorFlow</w:t>
-      </w:r>
-      <w:proofErr w:type="spellEnd"/>
-      <w:r>
-        <w:rPr>
-          <w:rFonts w:ascii="Calibri" w:hAnsi="Calibri"/>
-          <w:sz w:val="25"/>
-          <w:lang w:val="fr-FR"/>
-        </w:rPr>
-        <w:t xml:space="preserve"> Lite, option non retenue</w:t>
+        <w:t>TensorFlow Lite, option non retenue</w:t>
       </w:r>
       <w:bookmarkEnd w:id="61"/>
     </w:p>
@@ -19605,21 +17373,7 @@
         <w:rPr>
           <w:lang w:val="fr-FR"/>
         </w:rPr>
-        <w:t xml:space="preserve">La conversion du modèle vers </w:t>
-      </w:r>
-      <w:proofErr w:type="spellStart"/>
-      <w:r>
-        <w:rPr>
-          <w:lang w:val="fr-FR"/>
-        </w:rPr>
-        <w:t>TensorFlow</w:t>
-      </w:r>
-      <w:proofErr w:type="spellEnd"/>
-      <w:r>
-        <w:rPr>
-          <w:lang w:val="fr-FR"/>
-        </w:rPr>
-        <w:t xml:space="preserve"> Lite figurait parmi les options du sujet initial. Elle apporterait un diagnostic possible sans connexion réseau, directement sur le téléphone, ce qui correspond exactement au contexte d'usage décrit au chapitre 1.</w:t>
+        <w:t>La conversion du modèle vers TensorFlow Lite figurait parmi les options du sujet initial. Elle apporterait un diagnostic possible sans connexion réseau, directement sur le téléphone, ce qui correspond exactement au contexte d'usage décrit au chapitre 1.</w:t>
       </w:r>
     </w:p>
     <w:p>
@@ -19909,21 +17663,7 @@
           <w:lang w:val="fr-FR"/>
         </w:rPr>
         <w:tab/>
-        <w:t xml:space="preserve">Figure 3. Matrice de confusion du modèle v1 sur le jeu de test </w:t>
-      </w:r>
-      <w:proofErr w:type="spellStart"/>
-      <w:r>
-        <w:rPr>
-          <w:lang w:val="fr-FR"/>
-        </w:rPr>
-        <w:t>PlantVillage</w:t>
-      </w:r>
-      <w:proofErr w:type="spellEnd"/>
-      <w:r>
-        <w:rPr>
-          <w:lang w:val="fr-FR"/>
-        </w:rPr>
-        <w:t>.</w:t>
+        <w:t>Figure 3. Matrice de confusion du modèle v1 sur le jeu de test PlantVillage.</w:t>
       </w:r>
     </w:p>
     <w:p>
@@ -20262,21 +18002,7 @@
           <w:lang w:val="fr-FR"/>
         </w:rPr>
         <w:tab/>
-        <w:t xml:space="preserve">Tableau 9. Résultats de mobilenetv2-v1.0 sur le jeu de test </w:t>
-      </w:r>
-      <w:proofErr w:type="spellStart"/>
-      <w:r>
-        <w:rPr>
-          <w:lang w:val="fr-FR"/>
-        </w:rPr>
-        <w:t>PlantVillage</w:t>
-      </w:r>
-      <w:proofErr w:type="spellEnd"/>
-      <w:r>
-        <w:rPr>
-          <w:lang w:val="fr-FR"/>
-        </w:rPr>
-        <w:t>.</w:t>
+        <w:t>Tableau 9. Résultats de mobilenetv2-v1.0 sur le jeu de test PlantVillage.</w:t>
       </w:r>
     </w:p>
     <w:p>
@@ -20299,21 +18025,7 @@
           <w:lang w:val="fr-FR"/>
         </w:rPr>
         <w:tab/>
-        <w:t xml:space="preserve">Tableau 10. Précision, rappel et F1 par classe, jeu de test </w:t>
-      </w:r>
-      <w:proofErr w:type="spellStart"/>
-      <w:r>
-        <w:rPr>
-          <w:lang w:val="fr-FR"/>
-        </w:rPr>
-        <w:t>PlantVillage</w:t>
-      </w:r>
-      <w:proofErr w:type="spellEnd"/>
-      <w:r>
-        <w:rPr>
-          <w:lang w:val="fr-FR"/>
-        </w:rPr>
-        <w:t>, modèle v1.</w:t>
+        <w:t>Tableau 10. Précision, rappel et F1 par classe, jeu de test PlantVillage, modèle v1.</w:t>
       </w:r>
     </w:p>
     <w:p>
@@ -20382,21 +18094,7 @@
           <w:lang w:val="fr-FR"/>
         </w:rPr>
         <w:tab/>
-        <w:t xml:space="preserve">Tableau 13. Coût de la version 2 sur le jeu de test </w:t>
-      </w:r>
-      <w:proofErr w:type="spellStart"/>
-      <w:r>
-        <w:rPr>
-          <w:lang w:val="fr-FR"/>
-        </w:rPr>
-        <w:t>PlantVillage</w:t>
-      </w:r>
-      <w:proofErr w:type="spellEnd"/>
-      <w:r>
-        <w:rPr>
-          <w:lang w:val="fr-FR"/>
-        </w:rPr>
-        <w:t>.</w:t>
+        <w:t>Tableau 13. Coût de la version 2 sur le jeu de test PlantVillage.</w:t>
       </w:r>
     </w:p>
     <w:p>
@@ -20515,23 +18213,13 @@
         <w:lang w:val="fr-FR"/>
       </w:rPr>
     </w:pPr>
-    <w:proofErr w:type="spellStart"/>
     <w:r>
       <w:rPr>
         <w:color w:val="595959"/>
         <w:sz w:val="16"/>
         <w:lang w:val="fr-FR"/>
       </w:rPr>
-      <w:t>AgriVision</w:t>
-    </w:r>
-    <w:proofErr w:type="spellEnd"/>
-    <w:r>
-      <w:rPr>
-        <w:color w:val="595959"/>
-        <w:sz w:val="16"/>
-        <w:lang w:val="fr-FR"/>
-      </w:rPr>
-      <w:t xml:space="preserve">-AI    |    Rapport de projet    |    page </w:t>
+      <w:t xml:space="preserve">AgriVision-AI    |    Rapport de projet    |    page </w:t>
     </w:r>
     <w:r>
       <w:rPr>
